--- a/Model případů užití.docx
+++ b/Model případů užití.docx
@@ -8,6 +8,7 @@
         <w:spacing/>
         <w:ind w:firstLine="0" w:left="0"/>
         <w:rPr>
+          <w:rFonts w:ascii="Times New Roman" w:hAnsi="Times New Roman" w:cs="Times New Roman"/>
           <w:sz w:val="24"/>
           <w:szCs w:val="24"/>
           <w:highlight w:val="none"/>
@@ -15,6 +16,7 @@
       </w:pPr>
       <w:r>
         <w:rPr>
+          <w:rFonts w:ascii="Times New Roman" w:hAnsi="Times New Roman" w:eastAsia="Times New Roman" w:cs="Times New Roman"/>
           <w:sz w:val="24"/>
           <w:szCs w:val="24"/>
           <w:highlight w:val="none"/>
@@ -23,6 +25,7 @@
       </w:r>
       <w:r>
         <w:rPr>
+          <w:rFonts w:ascii="Times New Roman" w:hAnsi="Times New Roman" w:eastAsia="Times New Roman" w:cs="Times New Roman"/>
           <w:sz w:val="24"/>
           <w:szCs w:val="24"/>
           <w:highlight w:val="none"/>
@@ -30,6 +33,7 @@
       </w:r>
       <w:r>
         <w:rPr>
+          <w:rFonts w:ascii="Times New Roman" w:hAnsi="Times New Roman" w:eastAsia="Times New Roman" w:cs="Times New Roman"/>
           <w:sz w:val="24"/>
           <w:szCs w:val="24"/>
           <w:highlight w:val="none"/>
@@ -38,7 +42,7 @@
     </w:p>
     <w:p>
       <w:pPr>
-        <w:pStyle w:val="668"/>
+        <w:pStyle w:val="900"/>
         <w:numPr>
           <w:ilvl w:val="0"/>
           <w:numId w:val="3"/>
@@ -47,123 +51,276 @@
         <w:spacing/>
         <w:ind/>
         <w:rPr>
+          <w:rFonts w:ascii="Times New Roman" w:hAnsi="Times New Roman" w:cs="Times New Roman"/>
           <w:highlight w:val="none"/>
         </w:rPr>
       </w:pPr>
       <w:r>
+        <w:rPr>
+          <w:rFonts w:ascii="Times New Roman" w:hAnsi="Times New Roman" w:eastAsia="Times New Roman" w:cs="Times New Roman"/>
+        </w:rPr>
         <w:t xml:space="preserve">Správce ubytování</w:t>
       </w:r>
       <w:r>
         <w:rPr>
+          <w:rFonts w:ascii="Times New Roman" w:hAnsi="Times New Roman" w:eastAsia="Times New Roman" w:cs="Times New Roman"/>
           <w:highlight w:val="none"/>
         </w:rPr>
       </w:r>
       <w:r>
         <w:rPr>
+          <w:rFonts w:ascii="Times New Roman" w:hAnsi="Times New Roman" w:eastAsia="Times New Roman" w:cs="Times New Roman"/>
+          <w:highlight w:val="none"/>
+        </w:rPr>
+      </w:r>
+    </w:p>
+    <w:p>
+      <w:pPr>
+        <w:pStyle w:val="900"/>
+        <w:numPr>
+          <w:ilvl w:val="1"/>
+          <w:numId w:val="3"/>
+        </w:numPr>
+        <w:pBdr/>
+        <w:spacing/>
+        <w:ind/>
+        <w:rPr>
+          <w:rFonts w:ascii="Times New Roman" w:hAnsi="Times New Roman" w:cs="Times New Roman"/>
+          <w:highlight w:val="none"/>
+          <w14:ligatures w14:val="none"/>
+        </w:rPr>
+      </w:pPr>
+      <w:r>
+        <w:rPr>
+          <w:rFonts w:ascii="Times New Roman" w:hAnsi="Times New Roman" w:eastAsia="Times New Roman" w:cs="Times New Roman"/>
+          <w:highlight w:val="none"/>
+        </w:rPr>
+        <w:t xml:space="preserve"> </w:t>
+      </w:r>
+      <w:r>
+        <w:rPr>
+          <w:rFonts w:ascii="Times New Roman" w:hAnsi="Times New Roman" w:eastAsia="Times New Roman" w:cs="Times New Roman"/>
+          <w:highlight w:val="none"/>
+          <w:lang w:val="undefined"/>
+        </w:rPr>
+        <w:t xml:space="preserve">Správa ubytování</w:t>
+      </w:r>
+      <w:r>
+        <w:rPr>
+          <w:rFonts w:ascii="Times New Roman" w:hAnsi="Times New Roman" w:eastAsia="Times New Roman" w:cs="Times New Roman"/>
+          <w:highlight w:val="none"/>
+          <w:lang w:val="undefined" w:bidi="undefined"/>
+        </w:rPr>
+      </w:r>
+      <w:r>
+        <w:rPr>
+          <w:rFonts w:ascii="Times New Roman" w:hAnsi="Times New Roman" w:eastAsia="Times New Roman" w:cs="Times New Roman"/>
+          <w:highlight w:val="none"/>
+          <w:lang w:val="undefined"/>
+        </w:rPr>
+      </w:r>
+    </w:p>
+    <w:p>
+      <w:pPr>
+        <w:pStyle w:val="900"/>
+        <w:numPr>
+          <w:ilvl w:val="1"/>
+          <w:numId w:val="3"/>
+        </w:numPr>
+        <w:pBdr/>
+        <w:spacing/>
+        <w:ind/>
+        <w:rPr>
+          <w:rFonts w:ascii="Times New Roman" w:hAnsi="Times New Roman" w:cs="Times New Roman"/>
+          <w:highlight w:val="none"/>
+        </w:rPr>
+      </w:pPr>
+      <w:r>
+        <w:rPr>
+          <w:rFonts w:ascii="Times New Roman" w:hAnsi="Times New Roman" w:eastAsia="Times New Roman" w:cs="Times New Roman"/>
+          <w:highlight w:val="none"/>
+          <w:lang w:val="undefined" w:bidi="undefined"/>
+        </w:rPr>
+      </w:r>
+      <w:r>
+        <w:rPr>
+          <w:rFonts w:ascii="Times New Roman" w:hAnsi="Times New Roman" w:eastAsia="Times New Roman" w:cs="Times New Roman"/>
+          <w:highlight w:val="none"/>
+          <w:lang w:val="undefined"/>
+        </w:rPr>
+        <w:t xml:space="preserve">Registrace a </w:t>
+      </w:r>
+      <w:r>
+        <w:rPr>
+          <w:rFonts w:ascii="Times New Roman" w:hAnsi="Times New Roman" w:eastAsia="Times New Roman" w:cs="Times New Roman"/>
+          <w:highlight w:val="none"/>
+          <w:lang w:val="undefined"/>
+        </w:rPr>
+        <w:t xml:space="preserve">přihlášen</w:t>
+      </w:r>
+      <w:r>
+        <w:rPr>
+          <w:rFonts w:ascii="Times New Roman" w:hAnsi="Times New Roman" w:eastAsia="Times New Roman" w:cs="Times New Roman"/>
+          <w:highlight w:val="none"/>
+        </w:rPr>
+        <w:t xml:space="preserve">í</w:t>
+      </w:r>
+      <w:r>
+        <w:rPr>
+          <w:rFonts w:ascii="Times New Roman" w:hAnsi="Times New Roman" w:eastAsia="Times New Roman" w:cs="Times New Roman"/>
+          <w:highlight w:val="none"/>
+          <w:lang w:val="undefined" w:bidi="undefined"/>
+        </w:rPr>
+      </w:r>
+      <w:r>
+        <w:rPr>
+          <w:rFonts w:ascii="Times New Roman" w:hAnsi="Times New Roman" w:eastAsia="Times New Roman" w:cs="Times New Roman"/>
+          <w:highlight w:val="none"/>
+        </w:rPr>
+      </w:r>
+    </w:p>
+    <w:p>
+      <w:pPr>
+        <w:pStyle w:val="900"/>
+        <w:numPr>
+          <w:ilvl w:val="1"/>
+          <w:numId w:val="3"/>
+        </w:numPr>
+        <w:pBdr/>
+        <w:spacing/>
+        <w:ind/>
+        <w:rPr>
+          <w:rFonts w:ascii="Times New Roman" w:hAnsi="Times New Roman" w:cs="Times New Roman"/>
+          <w:highlight w:val="none"/>
+        </w:rPr>
+      </w:pPr>
+      <w:r>
+        <w:rPr>
+          <w:rFonts w:ascii="Times New Roman" w:hAnsi="Times New Roman" w:eastAsia="Times New Roman" w:cs="Times New Roman"/>
           <w:highlight w:val="none"/>
         </w:rPr>
       </w:r>
       <w:r>
         <w:rPr>
+          <w:rFonts w:ascii="Times New Roman" w:hAnsi="Times New Roman" w:eastAsia="Times New Roman" w:cs="Times New Roman"/>
+        </w:rPr>
+        <w:t xml:space="preserve">Správa rezervací</w:t>
+      </w:r>
+      <w:r>
+        <w:rPr>
+          <w:rFonts w:ascii="Times New Roman" w:hAnsi="Times New Roman" w:eastAsia="Times New Roman" w:cs="Times New Roman"/>
           <w:highlight w:val="none"/>
         </w:rPr>
       </w:r>
       <w:r>
         <w:rPr>
+          <w:rFonts w:ascii="Times New Roman" w:hAnsi="Times New Roman" w:eastAsia="Times New Roman" w:cs="Times New Roman"/>
+          <w:highlight w:val="none"/>
+        </w:rPr>
+      </w:r>
+    </w:p>
+    <w:p>
+      <w:pPr>
+        <w:pStyle w:val="900"/>
+        <w:numPr>
+          <w:ilvl w:val="1"/>
+          <w:numId w:val="3"/>
+        </w:numPr>
+        <w:pBdr/>
+        <w:spacing/>
+        <w:ind/>
+        <w:rPr>
+          <w:rFonts w:ascii="Times New Roman" w:hAnsi="Times New Roman" w:cs="Times New Roman"/>
+          <w:highlight w:val="none"/>
+        </w:rPr>
+      </w:pPr>
+      <w:r>
+        <w:rPr>
+          <w:rFonts w:ascii="Times New Roman" w:hAnsi="Times New Roman" w:eastAsia="Times New Roman" w:cs="Times New Roman"/>
+          <w:highlight w:val="none"/>
+        </w:rPr>
+        <w:t xml:space="preserve">Nastavení dostupnosti</w:t>
+      </w:r>
+      <w:r>
+        <w:rPr>
+          <w:rFonts w:ascii="Times New Roman" w:hAnsi="Times New Roman" w:eastAsia="Times New Roman" w:cs="Times New Roman"/>
+          <w:highlight w:val="none"/>
+        </w:rPr>
+      </w:r>
+    </w:p>
+    <w:p>
+      <w:pPr>
+        <w:pBdr/>
+        <w:spacing/>
+        <w:ind w:firstLine="0" w:left="0"/>
+        <w:rPr>
+          <w:rFonts w:ascii="Times New Roman" w:hAnsi="Times New Roman" w:cs="Times New Roman"/>
+          <w:highlight w:val="none"/>
+        </w:rPr>
+      </w:pPr>
+      <w:r>
+        <w:rPr>
+          <w:rFonts w:ascii="Times New Roman" w:hAnsi="Times New Roman" w:eastAsia="Times New Roman" w:cs="Times New Roman"/>
           <w:highlight w:val="none"/>
         </w:rPr>
       </w:r>
       <w:r>
         <w:rPr>
+          <w:rFonts w:ascii="Times New Roman" w:hAnsi="Times New Roman" w:eastAsia="Times New Roman" w:cs="Times New Roman"/>
+          <w:highlight w:val="none"/>
+        </w:rPr>
+      </w:r>
+      <w:r>
+        <w:rPr>
+          <w:rFonts w:ascii="Times New Roman" w:hAnsi="Times New Roman" w:eastAsia="Times New Roman" w:cs="Times New Roman"/>
           <w:highlight w:val="none"/>
         </w:rPr>
       </w:r>
     </w:p>
     <w:p>
       <w:pPr>
-        <w:pStyle w:val="668"/>
+        <w:pStyle w:val="900"/>
         <w:numPr>
-          <w:ilvl w:val="1"/>
+          <w:ilvl w:val="0"/>
           <w:numId w:val="3"/>
         </w:numPr>
         <w:pBdr/>
         <w:spacing/>
         <w:ind/>
         <w:rPr>
+          <w:rFonts w:ascii="Times New Roman" w:hAnsi="Times New Roman" w:cs="Times New Roman"/>
           <w:highlight w:val="none"/>
         </w:rPr>
       </w:pPr>
       <w:r>
         <w:rPr>
-          <w:highlight w:val="none"/>
-        </w:rPr>
-        <w:t xml:space="preserve"> Správa ubytování</w:t>
-      </w:r>
-      <w:r>
-        <w:rPr>
-          <w:highlight w:val="none"/>
-        </w:rPr>
-      </w:r>
-    </w:p>
-    <w:p>
-      <w:pPr>
-        <w:pBdr/>
-        <w:spacing/>
-        <w:ind w:firstLine="0" w:left="709"/>
-        <w:rPr>
-          <w:highlight w:val="none"/>
-        </w:rPr>
-      </w:pPr>
-      <w:r>
-        <w:rPr>
+          <w:rFonts w:ascii="Times New Roman" w:hAnsi="Times New Roman" w:eastAsia="Times New Roman" w:cs="Times New Roman"/>
           <w:highlight w:val="none"/>
         </w:rPr>
       </w:r>
       <w:r>
         <w:rPr>
-          <w:highlight w:val="none"/>
-        </w:rPr>
-      </w:r>
-      <w:r>
-        <w:rPr>
-          <w:highlight w:val="none"/>
-        </w:rPr>
-      </w:r>
-    </w:p>
-    <w:p>
-      <w:pPr>
-        <w:pStyle w:val="668"/>
-        <w:numPr>
-          <w:ilvl w:val="0"/>
-          <w:numId w:val="3"/>
-        </w:numPr>
-        <w:pBdr/>
-        <w:spacing/>
-        <w:ind/>
-        <w:rPr>
-          <w:highlight w:val="none"/>
-        </w:rPr>
-      </w:pPr>
-      <w:r>
-        <w:rPr>
-          <w:highlight w:val="none"/>
-        </w:rPr>
-      </w:r>
-      <w:r>
-        <w:rPr>
+          <w:rFonts w:ascii="Times New Roman" w:hAnsi="Times New Roman" w:eastAsia="Times New Roman" w:cs="Times New Roman"/>
           <w:highlight w:val="none"/>
         </w:rPr>
         <w:t xml:space="preserve">Uživatel</w:t>
       </w:r>
       <w:r>
         <w:rPr>
+          <w:rFonts w:ascii="Times New Roman" w:hAnsi="Times New Roman" w:eastAsia="Times New Roman" w:cs="Times New Roman"/>
+          <w:highlight w:val="none"/>
+        </w:rPr>
+      </w:r>
+      <w:r>
+        <w:rPr>
+          <w:rFonts w:ascii="Times New Roman" w:hAnsi="Times New Roman" w:eastAsia="Times New Roman" w:cs="Times New Roman"/>
           <w:highlight w:val="none"/>
         </w:rPr>
       </w:r>
     </w:p>
     <w:p>
       <w:pPr>
-        <w:pStyle w:val="668"/>
+        <w:pStyle w:val="900"/>
         <w:numPr>
           <w:ilvl w:val="1"/>
           <w:numId w:val="3"/>
@@ -172,29 +329,74 @@
         <w:spacing/>
         <w:ind/>
         <w:rPr>
+          <w:rFonts w:ascii="Times New Roman" w:hAnsi="Times New Roman" w:cs="Times New Roman"/>
           <w:highlight w:val="none"/>
         </w:rPr>
       </w:pPr>
       <w:r>
         <w:rPr>
+          <w:rFonts w:ascii="Times New Roman" w:hAnsi="Times New Roman" w:eastAsia="Times New Roman" w:cs="Times New Roman"/>
           <w:highlight w:val="none"/>
         </w:rPr>
       </w:r>
       <w:r>
         <w:rPr>
+          <w:rFonts w:ascii="Times New Roman" w:hAnsi="Times New Roman" w:eastAsia="Times New Roman" w:cs="Times New Roman"/>
+          <w:highlight w:val="none"/>
+        </w:rPr>
+        <w:t xml:space="preserve">Registrace a přihlášení</w:t>
+      </w:r>
+      <w:r>
+        <w:rPr>
+          <w:rFonts w:ascii="Times New Roman" w:hAnsi="Times New Roman" w:eastAsia="Times New Roman" w:cs="Times New Roman"/>
+          <w:highlight w:val="none"/>
+        </w:rPr>
+      </w:r>
+      <w:r>
+        <w:rPr>
+          <w:rFonts w:ascii="Times New Roman" w:hAnsi="Times New Roman" w:eastAsia="Times New Roman" w:cs="Times New Roman"/>
+          <w:highlight w:val="none"/>
+        </w:rPr>
+      </w:r>
+    </w:p>
+    <w:p>
+      <w:pPr>
+        <w:pStyle w:val="900"/>
+        <w:numPr>
+          <w:ilvl w:val="1"/>
+          <w:numId w:val="3"/>
+        </w:numPr>
+        <w:pBdr/>
+        <w:spacing/>
+        <w:ind/>
+        <w:rPr>
+          <w:rFonts w:ascii="Times New Roman" w:hAnsi="Times New Roman" w:cs="Times New Roman"/>
+          <w:highlight w:val="none"/>
+        </w:rPr>
+      </w:pPr>
+      <w:r>
+        <w:rPr>
+          <w:rFonts w:ascii="Times New Roman" w:hAnsi="Times New Roman" w:eastAsia="Times New Roman" w:cs="Times New Roman"/>
+          <w:highlight w:val="none"/>
+        </w:rPr>
+      </w:r>
+      <w:r>
+        <w:rPr>
+          <w:rFonts w:ascii="Times New Roman" w:hAnsi="Times New Roman" w:eastAsia="Times New Roman" w:cs="Times New Roman"/>
           <w:highlight w:val="none"/>
         </w:rPr>
         <w:t xml:space="preserve">Vyhledávání ubytování</w:t>
       </w:r>
       <w:r>
         <w:rPr>
+          <w:rFonts w:ascii="Times New Roman" w:hAnsi="Times New Roman" w:eastAsia="Times New Roman" w:cs="Times New Roman"/>
           <w:highlight w:val="none"/>
         </w:rPr>
       </w:r>
     </w:p>
     <w:p>
       <w:pPr>
-        <w:pStyle w:val="668"/>
+        <w:pStyle w:val="900"/>
         <w:numPr>
           <w:ilvl w:val="1"/>
           <w:numId w:val="3"/>
@@ -203,29 +405,38 @@
         <w:spacing/>
         <w:ind/>
         <w:rPr>
+          <w:rFonts w:ascii="Times New Roman" w:hAnsi="Times New Roman" w:cs="Times New Roman"/>
           <w:highlight w:val="none"/>
         </w:rPr>
       </w:pPr>
       <w:r>
         <w:rPr>
+          <w:rFonts w:ascii="Times New Roman" w:hAnsi="Times New Roman" w:eastAsia="Times New Roman" w:cs="Times New Roman"/>
           <w:highlight w:val="none"/>
         </w:rPr>
       </w:r>
       <w:r>
         <w:rPr>
-          <w:highlight w:val="none"/>
+          <w:rFonts w:ascii="Times New Roman" w:hAnsi="Times New Roman" w:eastAsia="Times New Roman" w:cs="Times New Roman"/>
         </w:rPr>
-        <w:t xml:space="preserve">Objednání obytování</w:t>
+        <w:t xml:space="preserve">Filtrování a řazení nabídek</w:t>
       </w:r>
       <w:r>
         <w:rPr>
+          <w:rFonts w:ascii="Times New Roman" w:hAnsi="Times New Roman" w:eastAsia="Times New Roman" w:cs="Times New Roman"/>
+          <w:highlight w:val="none"/>
+        </w:rPr>
+      </w:r>
+      <w:r>
+        <w:rPr>
+          <w:rFonts w:ascii="Times New Roman" w:hAnsi="Times New Roman" w:eastAsia="Times New Roman" w:cs="Times New Roman"/>
           <w:highlight w:val="none"/>
         </w:rPr>
       </w:r>
     </w:p>
     <w:p>
       <w:pPr>
-        <w:pStyle w:val="668"/>
+        <w:pStyle w:val="900"/>
         <w:numPr>
           <w:ilvl w:val="1"/>
           <w:numId w:val="3"/>
@@ -234,38 +445,368 @@
         <w:spacing/>
         <w:ind/>
         <w:rPr>
+          <w:rFonts w:ascii="Times New Roman" w:hAnsi="Times New Roman" w:cs="Times New Roman"/>
           <w:highlight w:val="none"/>
         </w:rPr>
       </w:pPr>
       <w:r>
         <w:rPr>
+          <w:rFonts w:ascii="Times New Roman" w:hAnsi="Times New Roman" w:eastAsia="Times New Roman" w:cs="Times New Roman"/>
           <w:highlight w:val="none"/>
         </w:rPr>
       </w:r>
       <w:r>
         <w:rPr>
+          <w:rFonts w:ascii="Times New Roman" w:hAnsi="Times New Roman" w:eastAsia="Times New Roman" w:cs="Times New Roman"/>
+          <w:highlight w:val="none"/>
+        </w:rPr>
+        <w:t xml:space="preserve">Zobrazení detailu ubytování</w:t>
+      </w:r>
+      <w:r>
+        <w:rPr>
+          <w:rFonts w:ascii="Times New Roman" w:hAnsi="Times New Roman" w:eastAsia="Times New Roman" w:cs="Times New Roman"/>
+          <w:highlight w:val="none"/>
+        </w:rPr>
+      </w:r>
+      <w:r>
+        <w:rPr>
+          <w:rFonts w:ascii="Times New Roman" w:hAnsi="Times New Roman" w:eastAsia="Times New Roman" w:cs="Times New Roman"/>
+          <w:highlight w:val="none"/>
+        </w:rPr>
+      </w:r>
+    </w:p>
+    <w:p>
+      <w:pPr>
+        <w:pStyle w:val="900"/>
+        <w:numPr>
+          <w:ilvl w:val="1"/>
+          <w:numId w:val="3"/>
+        </w:numPr>
+        <w:pBdr/>
+        <w:spacing/>
+        <w:ind/>
+        <w:rPr>
+          <w:rFonts w:ascii="Times New Roman" w:hAnsi="Times New Roman" w:cs="Times New Roman"/>
+          <w:highlight w:val="none"/>
+        </w:rPr>
+      </w:pPr>
+      <w:r>
+        <w:rPr>
+          <w:rFonts w:ascii="Times New Roman" w:hAnsi="Times New Roman" w:eastAsia="Times New Roman" w:cs="Times New Roman"/>
+          <w:highlight w:val="none"/>
+        </w:rPr>
+        <w:t xml:space="preserve">Rezervace</w:t>
+      </w:r>
+      <w:r>
+        <w:rPr>
+          <w:rFonts w:ascii="Times New Roman" w:hAnsi="Times New Roman" w:eastAsia="Times New Roman" w:cs="Times New Roman"/>
+          <w:highlight w:val="none"/>
+        </w:rPr>
+        <w:t xml:space="preserve"> ubytování</w:t>
+      </w:r>
+      <w:r>
+        <w:rPr>
+          <w:rFonts w:ascii="Times New Roman" w:hAnsi="Times New Roman" w:eastAsia="Times New Roman" w:cs="Times New Roman"/>
+          <w:highlight w:val="none"/>
+        </w:rPr>
+      </w:r>
+      <w:r>
+        <w:rPr>
+          <w:rFonts w:ascii="Times New Roman" w:hAnsi="Times New Roman" w:eastAsia="Times New Roman" w:cs="Times New Roman"/>
+          <w:highlight w:val="none"/>
+        </w:rPr>
+      </w:r>
+    </w:p>
+    <w:p>
+      <w:pPr>
+        <w:pStyle w:val="900"/>
+        <w:numPr>
+          <w:ilvl w:val="1"/>
+          <w:numId w:val="3"/>
+        </w:numPr>
+        <w:pBdr/>
+        <w:spacing/>
+        <w:ind/>
+        <w:rPr>
+          <w:rFonts w:ascii="Times New Roman" w:hAnsi="Times New Roman" w:cs="Times New Roman"/>
+          <w:highlight w:val="none"/>
+        </w:rPr>
+      </w:pPr>
+      <w:r>
+        <w:rPr>
+          <w:rFonts w:ascii="Times New Roman" w:hAnsi="Times New Roman" w:eastAsia="Times New Roman" w:cs="Times New Roman"/>
+          <w:highlight w:val="none"/>
+        </w:rPr>
+      </w:r>
+      <w:r>
+        <w:rPr>
+          <w:rFonts w:ascii="Times New Roman" w:hAnsi="Times New Roman" w:eastAsia="Times New Roman" w:cs="Times New Roman"/>
           <w:highlight w:val="none"/>
         </w:rPr>
         <w:t xml:space="preserve">Přidání recenze</w:t>
       </w:r>
       <w:r>
         <w:rPr>
+          <w:rFonts w:ascii="Times New Roman" w:hAnsi="Times New Roman" w:eastAsia="Times New Roman" w:cs="Times New Roman"/>
           <w:highlight w:val="none"/>
         </w:rPr>
       </w:r>
-      <w:r/>
+    </w:p>
+    <w:p>
+      <w:pPr>
+        <w:pBdr/>
+        <w:spacing/>
+        <w:ind w:firstLine="0" w:left="709"/>
+        <w:rPr>
+          <w:rFonts w:ascii="Times New Roman" w:hAnsi="Times New Roman" w:cs="Times New Roman"/>
+          <w:highlight w:val="none"/>
+        </w:rPr>
+      </w:pPr>
       <w:r>
         <w:rPr>
+          <w:rFonts w:ascii="Times New Roman" w:hAnsi="Times New Roman" w:eastAsia="Times New Roman" w:cs="Times New Roman"/>
           <w:highlight w:val="none"/>
         </w:rPr>
       </w:r>
       <w:r>
         <w:rPr>
+          <w:rFonts w:ascii="Times New Roman" w:hAnsi="Times New Roman" w:eastAsia="Times New Roman" w:cs="Times New Roman"/>
           <w:highlight w:val="none"/>
         </w:rPr>
       </w:r>
       <w:r>
         <w:rPr>
+          <w:rFonts w:ascii="Times New Roman" w:hAnsi="Times New Roman" w:eastAsia="Times New Roman" w:cs="Times New Roman"/>
+          <w:highlight w:val="none"/>
+        </w:rPr>
+      </w:r>
+    </w:p>
+    <w:p>
+      <w:pPr>
+        <w:pStyle w:val="900"/>
+        <w:numPr>
+          <w:ilvl w:val="0"/>
+          <w:numId w:val="3"/>
+        </w:numPr>
+        <w:pBdr/>
+        <w:spacing/>
+        <w:ind/>
+        <w:rPr>
+          <w:rFonts w:ascii="Times New Roman" w:hAnsi="Times New Roman" w:cs="Times New Roman"/>
+          <w:highlight w:val="none"/>
+        </w:rPr>
+      </w:pPr>
+      <w:r>
+        <w:rPr>
+          <w:rFonts w:ascii="Times New Roman" w:hAnsi="Times New Roman" w:eastAsia="Times New Roman" w:cs="Times New Roman"/>
+          <w:highlight w:val="none"/>
+        </w:rPr>
+        <w:t xml:space="preserve">Admin</w:t>
+      </w:r>
+      <w:r>
+        <w:rPr>
+          <w:rFonts w:ascii="Times New Roman" w:hAnsi="Times New Roman" w:eastAsia="Times New Roman" w:cs="Times New Roman"/>
+          <w:highlight w:val="none"/>
+        </w:rPr>
+      </w:r>
+      <w:r>
+        <w:rPr>
+          <w:rFonts w:ascii="Times New Roman" w:hAnsi="Times New Roman" w:eastAsia="Times New Roman" w:cs="Times New Roman"/>
+          <w:highlight w:val="none"/>
+        </w:rPr>
+      </w:r>
+    </w:p>
+    <w:p>
+      <w:pPr>
+        <w:pStyle w:val="900"/>
+        <w:numPr>
+          <w:ilvl w:val="1"/>
+          <w:numId w:val="3"/>
+        </w:numPr>
+        <w:pBdr/>
+        <w:spacing/>
+        <w:ind/>
+        <w:rPr>
+          <w:rFonts w:ascii="Times New Roman" w:hAnsi="Times New Roman" w:cs="Times New Roman"/>
+          <w:highlight w:val="none"/>
+        </w:rPr>
+      </w:pPr>
+      <w:r>
+        <w:rPr>
+          <w:rFonts w:ascii="Times New Roman" w:hAnsi="Times New Roman" w:eastAsia="Times New Roman" w:cs="Times New Roman"/>
+          <w:highlight w:val="none"/>
+        </w:rPr>
+      </w:r>
+      <w:r>
+        <w:rPr>
+          <w:rFonts w:ascii="Times New Roman" w:hAnsi="Times New Roman" w:eastAsia="Times New Roman" w:cs="Times New Roman"/>
+        </w:rPr>
+        <w:t xml:space="preserve">Správa uživatelských účtů</w:t>
+      </w:r>
+      <w:r>
+        <w:rPr>
+          <w:rFonts w:ascii="Times New Roman" w:hAnsi="Times New Roman" w:eastAsia="Times New Roman" w:cs="Times New Roman"/>
+          <w:highlight w:val="none"/>
+        </w:rPr>
+      </w:r>
+      <w:r>
+        <w:rPr>
+          <w:rFonts w:ascii="Times New Roman" w:hAnsi="Times New Roman" w:eastAsia="Times New Roman" w:cs="Times New Roman"/>
+          <w:highlight w:val="none"/>
+        </w:rPr>
+      </w:r>
+    </w:p>
+    <w:p>
+      <w:pPr>
+        <w:pStyle w:val="900"/>
+        <w:numPr>
+          <w:ilvl w:val="1"/>
+          <w:numId w:val="3"/>
+        </w:numPr>
+        <w:pBdr/>
+        <w:spacing/>
+        <w:ind/>
+        <w:rPr>
+          <w:rFonts w:ascii="Times New Roman" w:hAnsi="Times New Roman" w:cs="Times New Roman"/>
+          <w:highlight w:val="none"/>
+        </w:rPr>
+      </w:pPr>
+      <w:r>
+        <w:rPr>
+          <w:rFonts w:ascii="Times New Roman" w:hAnsi="Times New Roman" w:eastAsia="Times New Roman" w:cs="Times New Roman"/>
+          <w:highlight w:val="none"/>
+        </w:rPr>
+      </w:r>
+      <w:r>
+        <w:rPr>
+          <w:rFonts w:ascii="Times New Roman" w:hAnsi="Times New Roman" w:eastAsia="Times New Roman" w:cs="Times New Roman"/>
+        </w:rPr>
+        <w:t xml:space="preserve">Správa nabídek ubytování</w:t>
+      </w:r>
+      <w:r>
+        <w:rPr>
+          <w:rFonts w:ascii="Times New Roman" w:hAnsi="Times New Roman" w:eastAsia="Times New Roman" w:cs="Times New Roman"/>
+          <w:highlight w:val="none"/>
+        </w:rPr>
+      </w:r>
+      <w:r>
+        <w:rPr>
+          <w:rFonts w:ascii="Times New Roman" w:hAnsi="Times New Roman" w:eastAsia="Times New Roman" w:cs="Times New Roman"/>
+          <w:highlight w:val="none"/>
+        </w:rPr>
+      </w:r>
+    </w:p>
+    <w:p>
+      <w:pPr>
+        <w:pStyle w:val="900"/>
+        <w:numPr>
+          <w:ilvl w:val="1"/>
+          <w:numId w:val="3"/>
+        </w:numPr>
+        <w:pBdr/>
+        <w:spacing/>
+        <w:ind/>
+        <w:rPr>
+          <w:rFonts w:ascii="Times New Roman" w:hAnsi="Times New Roman" w:cs="Times New Roman"/>
+          <w:highlight w:val="none"/>
+        </w:rPr>
+      </w:pPr>
+      <w:r>
+        <w:rPr>
+          <w:rFonts w:ascii="Times New Roman" w:hAnsi="Times New Roman" w:eastAsia="Times New Roman" w:cs="Times New Roman"/>
+          <w:highlight w:val="none"/>
+        </w:rPr>
+      </w:r>
+      <w:r>
+        <w:rPr>
+          <w:rFonts w:ascii="Times New Roman" w:hAnsi="Times New Roman" w:eastAsia="Times New Roman" w:cs="Times New Roman"/>
+        </w:rPr>
+        <w:t xml:space="preserve">Správa recenzí</w:t>
+      </w:r>
+      <w:r>
+        <w:rPr>
+          <w:rFonts w:ascii="Times New Roman" w:hAnsi="Times New Roman" w:eastAsia="Times New Roman" w:cs="Times New Roman"/>
+          <w:highlight w:val="none"/>
+        </w:rPr>
+      </w:r>
+    </w:p>
+    <w:p>
+      <w:pPr>
+        <w:pStyle w:val="900"/>
+        <w:numPr>
+          <w:ilvl w:val="1"/>
+          <w:numId w:val="3"/>
+        </w:numPr>
+        <w:pBdr/>
+        <w:spacing/>
+        <w:ind/>
+        <w:rPr>
+          <w:rFonts w:ascii="Times New Roman" w:hAnsi="Times New Roman" w:cs="Times New Roman"/>
+          <w:highlight w:val="none"/>
+        </w:rPr>
+      </w:pPr>
+      <w:r>
+        <w:rPr>
+          <w:rFonts w:ascii="Times New Roman" w:hAnsi="Times New Roman" w:eastAsia="Times New Roman" w:cs="Times New Roman"/>
+          <w:highlight w:val="none"/>
+        </w:rPr>
+      </w:r>
+      <w:r>
+        <w:rPr>
+          <w:rFonts w:ascii="Times New Roman" w:hAnsi="Times New Roman" w:eastAsia="Times New Roman" w:cs="Times New Roman"/>
+          <w:highlight w:val="none"/>
+        </w:rPr>
+        <w:t xml:space="preserve">Řešení nahlášeného obsahu</w:t>
+      </w:r>
+      <w:r>
+        <w:rPr>
+          <w:rFonts w:ascii="Times New Roman" w:hAnsi="Times New Roman" w:eastAsia="Times New Roman" w:cs="Times New Roman"/>
+          <w:highlight w:val="none"/>
+        </w:rPr>
+      </w:r>
+      <w:r>
+        <w:rPr>
+          <w:rFonts w:ascii="Times New Roman" w:hAnsi="Times New Roman" w:eastAsia="Times New Roman" w:cs="Times New Roman"/>
+          <w:highlight w:val="none"/>
+        </w:rPr>
+      </w:r>
+    </w:p>
+    <w:p>
+      <w:pPr>
+        <w:pStyle w:val="900"/>
+        <w:numPr>
+          <w:ilvl w:val="1"/>
+          <w:numId w:val="3"/>
+        </w:numPr>
+        <w:pBdr/>
+        <w:spacing/>
+        <w:ind/>
+        <w:rPr>
+          <w:rFonts w:ascii="Times New Roman" w:hAnsi="Times New Roman" w:cs="Times New Roman"/>
+          <w:highlight w:val="none"/>
+        </w:rPr>
+      </w:pPr>
+      <w:r>
+        <w:rPr>
+          <w:rFonts w:ascii="Times New Roman" w:hAnsi="Times New Roman" w:eastAsia="Times New Roman" w:cs="Times New Roman"/>
+          <w:highlight w:val="none"/>
+        </w:rPr>
+      </w:r>
+      <w:r>
+        <w:rPr>
+          <w:rFonts w:ascii="Times New Roman" w:hAnsi="Times New Roman" w:eastAsia="Times New Roman" w:cs="Times New Roman"/>
+        </w:rPr>
+        <w:t xml:space="preserve">Správa kategorií</w:t>
+      </w:r>
+      <w:r>
+        <w:rPr>
+          <w:rFonts w:ascii="Times New Roman" w:hAnsi="Times New Roman" w:eastAsia="Times New Roman" w:cs="Times New Roman"/>
+          <w:highlight w:val="none"/>
+        </w:rPr>
+      </w:r>
+      <w:r>
+        <w:rPr>
+          <w:rFonts w:ascii="Times New Roman" w:hAnsi="Times New Roman" w:eastAsia="Times New Roman" w:cs="Times New Roman"/>
           <w:highlight w:val="none"/>
         </w:rPr>
       </w:r>
@@ -292,7 +833,6 @@
         <w:ind/>
         <w:rPr/>
       </w:pPr>
-      <w:r/>
       <w:r>
         <w:separator/>
       </w:r>
@@ -307,7 +847,6 @@
         <w:ind/>
         <w:rPr/>
       </w:pPr>
-      <w:r/>
       <w:r>
         <w:continuationSeparator/>
       </w:r>
@@ -327,7 +866,6 @@
         <w:ind/>
         <w:rPr/>
       </w:pPr>
-      <w:r/>
       <w:r>
         <w:separator/>
       </w:r>
@@ -342,7 +880,6 @@
         <w:ind/>
         <w:rPr/>
       </w:pPr>
-      <w:r/>
       <w:r>
         <w:continuationSeparator/>
       </w:r>
@@ -366,7 +903,7 @@
         <w:spacing/>
         <w:ind w:hanging="432" w:left="432"/>
       </w:pPr>
-      <w:pStyle w:val="139"/>
+      <w:pStyle w:val="837"/>
       <w:rPr/>
       <w:start w:val="1"/>
       <w:suff w:val="tab"/>
@@ -381,7 +918,7 @@
         <w:spacing/>
         <w:ind w:hanging="576" w:left="576"/>
       </w:pPr>
-      <w:pStyle w:val="140"/>
+      <w:pStyle w:val="838"/>
       <w:rPr/>
       <w:start w:val="1"/>
       <w:suff w:val="tab"/>
@@ -396,7 +933,7 @@
         <w:spacing/>
         <w:ind w:hanging="720" w:left="720"/>
       </w:pPr>
-      <w:pStyle w:val="141"/>
+      <w:pStyle w:val="839"/>
       <w:rPr/>
       <w:start w:val="1"/>
       <w:suff w:val="tab"/>
@@ -411,7 +948,7 @@
         <w:spacing/>
         <w:ind w:hanging="864" w:left="864"/>
       </w:pPr>
-      <w:pStyle w:val="142"/>
+      <w:pStyle w:val="840"/>
       <w:rPr/>
       <w:start w:val="1"/>
       <w:suff w:val="tab"/>
@@ -426,7 +963,7 @@
         <w:spacing/>
         <w:ind w:hanging="1008" w:left="1008"/>
       </w:pPr>
-      <w:pStyle w:val="143"/>
+      <w:pStyle w:val="841"/>
       <w:rPr/>
       <w:start w:val="1"/>
       <w:suff w:val="tab"/>
@@ -441,7 +978,7 @@
         <w:spacing/>
         <w:ind w:hanging="1152" w:left="1152"/>
       </w:pPr>
-      <w:pStyle w:val="144"/>
+      <w:pStyle w:val="842"/>
       <w:rPr/>
       <w:start w:val="1"/>
       <w:suff w:val="tab"/>
@@ -456,7 +993,7 @@
         <w:spacing/>
         <w:ind w:hanging="1296" w:left="1296"/>
       </w:pPr>
-      <w:pStyle w:val="145"/>
+      <w:pStyle w:val="843"/>
       <w:rPr/>
       <w:start w:val="1"/>
       <w:suff w:val="tab"/>
@@ -471,7 +1008,7 @@
         <w:spacing/>
         <w:ind w:hanging="1440" w:left="1440"/>
       </w:pPr>
-      <w:pStyle w:val="146"/>
+      <w:pStyle w:val="844"/>
       <w:rPr/>
       <w:start w:val="1"/>
       <w:suff w:val="tab"/>
@@ -486,7 +1023,7 @@
         <w:spacing/>
         <w:ind w:hanging="1584" w:left="1584"/>
       </w:pPr>
-      <w:pStyle w:val="147"/>
+      <w:pStyle w:val="845"/>
       <w:rPr/>
       <w:start w:val="1"/>
       <w:suff w:val="tab"/>
@@ -1184,9 +1721,9 @@
     <w:lsdException w:name="Bibliography" w:uiPriority="37"/>
     <w:lsdException w:name="TOC Heading" w:uiPriority="39" w:qFormat="1"/>
   </w:latentStyles>
-  <w:style w:type="table" w:styleId="12">
+  <w:style w:type="table" w:styleId="711">
     <w:name w:val="Table Grid"/>
-    <w:basedOn w:val="665"/>
+    <w:basedOn w:val="897"/>
     <w:uiPriority w:val="59"/>
     <w:pPr>
       <w:pBdr/>
@@ -1383,9 +1920,9 @@
       </w:tcPr>
     </w:tblStylePr>
   </w:style>
-  <w:style w:type="table" w:styleId="13">
+  <w:style w:type="table" w:styleId="712">
     <w:name w:val="Table Grid Light"/>
-    <w:basedOn w:val="665"/>
+    <w:basedOn w:val="897"/>
     <w:uiPriority w:val="59"/>
     <w:pPr>
       <w:pBdr/>
@@ -1582,9 +2119,9 @@
       </w:tcPr>
     </w:tblStylePr>
   </w:style>
-  <w:style w:type="table" w:styleId="14">
+  <w:style w:type="table" w:styleId="713">
     <w:name w:val="Plain Table 1"/>
-    <w:basedOn w:val="665"/>
+    <w:basedOn w:val="897"/>
     <w:uiPriority w:val="59"/>
     <w:pPr>
       <w:pBdr/>
@@ -1807,9 +2344,9 @@
       </w:tcPr>
     </w:tblStylePr>
   </w:style>
-  <w:style w:type="table" w:styleId="15">
+  <w:style w:type="table" w:styleId="714">
     <w:name w:val="Plain Table 2"/>
-    <w:basedOn w:val="665"/>
+    <w:basedOn w:val="897"/>
     <w:uiPriority w:val="59"/>
     <w:pPr>
       <w:pBdr/>
@@ -2040,9 +2577,9 @@
       </w:tcPr>
     </w:tblStylePr>
   </w:style>
-  <w:style w:type="table" w:styleId="16">
+  <w:style w:type="table" w:styleId="715">
     <w:name w:val="Plain Table 3"/>
-    <w:basedOn w:val="665"/>
+    <w:basedOn w:val="897"/>
     <w:uiPriority w:val="99"/>
     <w:pPr>
       <w:pBdr/>
@@ -2270,9 +2807,9 @@
       </w:tcPr>
     </w:tblStylePr>
   </w:style>
-  <w:style w:type="table" w:styleId="17">
+  <w:style w:type="table" w:styleId="716">
     <w:name w:val="Plain Table 4"/>
-    <w:basedOn w:val="665"/>
+    <w:basedOn w:val="897"/>
     <w:uiPriority w:val="99"/>
     <w:pPr>
       <w:pBdr/>
@@ -2486,9 +3023,9 @@
       </w:tcPr>
     </w:tblStylePr>
   </w:style>
-  <w:style w:type="table" w:styleId="18">
+  <w:style w:type="table" w:styleId="717">
     <w:name w:val="Plain Table 5"/>
-    <w:basedOn w:val="665"/>
+    <w:basedOn w:val="897"/>
     <w:uiPriority w:val="99"/>
     <w:pPr>
       <w:pBdr/>
@@ -2719,9 +3256,9 @@
       </w:tcPr>
     </w:tblStylePr>
   </w:style>
-  <w:style w:type="table" w:styleId="19">
+  <w:style w:type="table" w:styleId="718">
     <w:name w:val="Grid Table 1 Light"/>
-    <w:basedOn w:val="665"/>
+    <w:basedOn w:val="897"/>
     <w:uiPriority w:val="99"/>
     <w:pPr>
       <w:pBdr/>
@@ -2942,9 +3479,9 @@
       </w:tcPr>
     </w:tblStylePr>
   </w:style>
-  <w:style w:type="table" w:styleId="20">
+  <w:style w:type="table" w:styleId="719">
     <w:name w:val="Grid Table 1 Light - Accent 1"/>
-    <w:basedOn w:val="665"/>
+    <w:basedOn w:val="897"/>
     <w:uiPriority w:val="99"/>
     <w:pPr>
       <w:pBdr/>
@@ -3165,9 +3702,9 @@
       </w:tcPr>
     </w:tblStylePr>
   </w:style>
-  <w:style w:type="table" w:styleId="21">
+  <w:style w:type="table" w:styleId="720">
     <w:name w:val="Grid Table 1 Light - Accent 2"/>
-    <w:basedOn w:val="665"/>
+    <w:basedOn w:val="897"/>
     <w:uiPriority w:val="99"/>
     <w:pPr>
       <w:pBdr/>
@@ -3388,9 +3925,9 @@
       </w:tcPr>
     </w:tblStylePr>
   </w:style>
-  <w:style w:type="table" w:styleId="22">
+  <w:style w:type="table" w:styleId="721">
     <w:name w:val="Grid Table 1 Light - Accent 3"/>
-    <w:basedOn w:val="665"/>
+    <w:basedOn w:val="897"/>
     <w:uiPriority w:val="99"/>
     <w:pPr>
       <w:pBdr/>
@@ -3611,9 +4148,9 @@
       </w:tcPr>
     </w:tblStylePr>
   </w:style>
-  <w:style w:type="table" w:styleId="23">
+  <w:style w:type="table" w:styleId="722">
     <w:name w:val="Grid Table 1 Light - Accent 4"/>
-    <w:basedOn w:val="665"/>
+    <w:basedOn w:val="897"/>
     <w:uiPriority w:val="99"/>
     <w:pPr>
       <w:pBdr/>
@@ -3834,9 +4371,9 @@
       </w:tcPr>
     </w:tblStylePr>
   </w:style>
-  <w:style w:type="table" w:styleId="24">
+  <w:style w:type="table" w:styleId="723">
     <w:name w:val="Grid Table 1 Light - Accent 5"/>
-    <w:basedOn w:val="665"/>
+    <w:basedOn w:val="897"/>
     <w:uiPriority w:val="99"/>
     <w:pPr>
       <w:pBdr/>
@@ -4057,9 +4594,9 @@
       </w:tcPr>
     </w:tblStylePr>
   </w:style>
-  <w:style w:type="table" w:styleId="25">
+  <w:style w:type="table" w:styleId="724">
     <w:name w:val="Grid Table 1 Light - Accent 6"/>
-    <w:basedOn w:val="665"/>
+    <w:basedOn w:val="897"/>
     <w:uiPriority w:val="99"/>
     <w:pPr>
       <w:pBdr/>
@@ -4280,9 +4817,9 @@
       </w:tcPr>
     </w:tblStylePr>
   </w:style>
-  <w:style w:type="table" w:styleId="26">
+  <w:style w:type="table" w:styleId="725">
     <w:name w:val="Grid Table 2"/>
-    <w:basedOn w:val="665"/>
+    <w:basedOn w:val="897"/>
     <w:uiPriority w:val="99"/>
     <w:pPr>
       <w:pBdr/>
@@ -4512,9 +5049,9 @@
       </w:tcPr>
     </w:tblStylePr>
   </w:style>
-  <w:style w:type="table" w:styleId="27">
+  <w:style w:type="table" w:styleId="726">
     <w:name w:val="Grid Table 2 - Accent 1"/>
-    <w:basedOn w:val="665"/>
+    <w:basedOn w:val="897"/>
     <w:uiPriority w:val="99"/>
     <w:pPr>
       <w:pBdr/>
@@ -4744,9 +5281,9 @@
       </w:tcPr>
     </w:tblStylePr>
   </w:style>
-  <w:style w:type="table" w:styleId="28">
+  <w:style w:type="table" w:styleId="727">
     <w:name w:val="Grid Table 2 - Accent 2"/>
-    <w:basedOn w:val="665"/>
+    <w:basedOn w:val="897"/>
     <w:uiPriority w:val="99"/>
     <w:pPr>
       <w:pBdr/>
@@ -4976,9 +5513,9 @@
       </w:tcPr>
     </w:tblStylePr>
   </w:style>
-  <w:style w:type="table" w:styleId="29">
+  <w:style w:type="table" w:styleId="728">
     <w:name w:val="Grid Table 2 - Accent 3"/>
-    <w:basedOn w:val="665"/>
+    <w:basedOn w:val="897"/>
     <w:uiPriority w:val="99"/>
     <w:pPr>
       <w:pBdr/>
@@ -5208,9 +5745,9 @@
       </w:tcPr>
     </w:tblStylePr>
   </w:style>
-  <w:style w:type="table" w:styleId="30">
+  <w:style w:type="table" w:styleId="729">
     <w:name w:val="Grid Table 2 - Accent 4"/>
-    <w:basedOn w:val="665"/>
+    <w:basedOn w:val="897"/>
     <w:uiPriority w:val="99"/>
     <w:pPr>
       <w:pBdr/>
@@ -5440,9 +5977,9 @@
       </w:tcPr>
     </w:tblStylePr>
   </w:style>
-  <w:style w:type="table" w:styleId="31">
+  <w:style w:type="table" w:styleId="730">
     <w:name w:val="Grid Table 2 - Accent 5"/>
-    <w:basedOn w:val="665"/>
+    <w:basedOn w:val="897"/>
     <w:uiPriority w:val="99"/>
     <w:pPr>
       <w:pBdr/>
@@ -5672,9 +6209,9 @@
       </w:tcPr>
     </w:tblStylePr>
   </w:style>
-  <w:style w:type="table" w:styleId="32">
+  <w:style w:type="table" w:styleId="731">
     <w:name w:val="Grid Table 2 - Accent 6"/>
-    <w:basedOn w:val="665"/>
+    <w:basedOn w:val="897"/>
     <w:uiPriority w:val="99"/>
     <w:pPr>
       <w:pBdr/>
@@ -5904,9 +6441,9 @@
       </w:tcPr>
     </w:tblStylePr>
   </w:style>
-  <w:style w:type="table" w:styleId="33">
+  <w:style w:type="table" w:styleId="732">
     <w:name w:val="Grid Table 3"/>
-    <w:basedOn w:val="665"/>
+    <w:basedOn w:val="897"/>
     <w:uiPriority w:val="99"/>
     <w:pPr>
       <w:pBdr/>
@@ -6005,29 +6542,6 @@
         <w:tblBorders/>
       </w:tblPr>
       <w:tcPr>
-        <w:shd w:color="ffffff"/>
-        <w:tcBorders>
-          <w:top w:val="none" w:color="000000" w:sz="4" w:space="0"/>
-          <w:left w:val="none" w:color="000000" w:sz="4" w:space="0"/>
-          <w:bottom w:val="none" w:color="000000" w:sz="4" w:space="0"/>
-          <w:right w:val="none" w:color="000000" w:sz="4" w:space="0"/>
-        </w:tcBorders>
-      </w:tcPr>
-    </w:tblStylePr>
-    <w:tblStylePr w:type="firstRow">
-      <w:rPr>
-        <w:b/>
-        <w:color w:val="404040"/>
-      </w:rPr>
-      <w:pPr>
-        <w:pBdr/>
-        <w:spacing/>
-        <w:ind/>
-      </w:pPr>
-      <w:tblPr>
-        <w:tblBorders/>
-      </w:tblPr>
-      <w:tcPr>
         <w:shd w:val="clear" w:color="ffffff"/>
         <w:tcBorders>
           <w:top w:val="none" w:color="000000" w:sz="4" w:space="0"/>
@@ -6037,30 +6551,7 @@
         </w:tcBorders>
       </w:tcPr>
     </w:tblStylePr>
-    <w:tblStylePr w:type="lastCol">
-      <w:rPr>
-        <w:i/>
-        <w:color w:val="404040"/>
-      </w:rPr>
-      <w:pPr>
-        <w:pBdr/>
-        <w:spacing/>
-        <w:ind/>
-      </w:pPr>
-      <w:tblPr>
-        <w:tblBorders/>
-      </w:tblPr>
-      <w:tcPr>
-        <w:shd w:color="ffffff"/>
-        <w:tcBorders>
-          <w:top w:val="none" w:color="000000" w:sz="4" w:space="0"/>
-          <w:left w:val="none" w:color="000000" w:sz="4" w:space="0"/>
-          <w:bottom w:val="none" w:color="000000" w:sz="4" w:space="0"/>
-          <w:right w:val="none" w:color="000000" w:sz="4" w:space="0"/>
-        </w:tcBorders>
-      </w:tcPr>
-    </w:tblStylePr>
-    <w:tblStylePr w:type="lastRow">
+    <w:tblStylePr w:type="firstRow">
       <w:rPr>
         <w:b/>
         <w:color w:val="404040"/>
@@ -6083,6 +6574,52 @@
         </w:tcBorders>
       </w:tcPr>
     </w:tblStylePr>
+    <w:tblStylePr w:type="lastCol">
+      <w:rPr>
+        <w:i/>
+        <w:color w:val="404040"/>
+      </w:rPr>
+      <w:pPr>
+        <w:pBdr/>
+        <w:spacing/>
+        <w:ind/>
+      </w:pPr>
+      <w:tblPr>
+        <w:tblBorders/>
+      </w:tblPr>
+      <w:tcPr>
+        <w:shd w:val="clear" w:color="ffffff"/>
+        <w:tcBorders>
+          <w:top w:val="none" w:color="000000" w:sz="4" w:space="0"/>
+          <w:left w:val="none" w:color="000000" w:sz="4" w:space="0"/>
+          <w:bottom w:val="none" w:color="000000" w:sz="4" w:space="0"/>
+          <w:right w:val="none" w:color="000000" w:sz="4" w:space="0"/>
+        </w:tcBorders>
+      </w:tcPr>
+    </w:tblStylePr>
+    <w:tblStylePr w:type="lastRow">
+      <w:rPr>
+        <w:b/>
+        <w:color w:val="404040"/>
+      </w:rPr>
+      <w:pPr>
+        <w:pBdr/>
+        <w:spacing/>
+        <w:ind/>
+      </w:pPr>
+      <w:tblPr>
+        <w:tblBorders/>
+      </w:tblPr>
+      <w:tcPr>
+        <w:shd w:val="clear" w:color="ffffff"/>
+        <w:tcBorders>
+          <w:top w:val="none" w:color="000000" w:sz="4" w:space="0"/>
+          <w:left w:val="none" w:color="000000" w:sz="4" w:space="0"/>
+          <w:bottom w:val="none" w:color="000000" w:sz="4" w:space="0"/>
+          <w:right w:val="none" w:color="000000" w:sz="4" w:space="0"/>
+        </w:tcBorders>
+      </w:tcPr>
+    </w:tblStylePr>
     <w:tblStylePr w:type="nwCell">
       <w:pPr>
         <w:pBdr/>
@@ -6149,9 +6686,9 @@
       </w:tcPr>
     </w:tblStylePr>
   </w:style>
-  <w:style w:type="table" w:styleId="34">
+  <w:style w:type="table" w:styleId="733">
     <w:name w:val="Grid Table 3 - Accent 1"/>
-    <w:basedOn w:val="665"/>
+    <w:basedOn w:val="897"/>
     <w:uiPriority w:val="99"/>
     <w:pPr>
       <w:pBdr/>
@@ -6250,29 +6787,6 @@
         <w:tblBorders/>
       </w:tblPr>
       <w:tcPr>
-        <w:shd w:color="ffffff"/>
-        <w:tcBorders>
-          <w:top w:val="none" w:color="000000" w:sz="4" w:space="0"/>
-          <w:left w:val="none" w:color="000000" w:sz="4" w:space="0"/>
-          <w:bottom w:val="none" w:color="000000" w:sz="4" w:space="0"/>
-          <w:right w:val="none" w:color="000000" w:sz="4" w:space="0"/>
-        </w:tcBorders>
-      </w:tcPr>
-    </w:tblStylePr>
-    <w:tblStylePr w:type="firstRow">
-      <w:rPr>
-        <w:b/>
-        <w:color w:val="404040"/>
-      </w:rPr>
-      <w:pPr>
-        <w:pBdr/>
-        <w:spacing/>
-        <w:ind/>
-      </w:pPr>
-      <w:tblPr>
-        <w:tblBorders/>
-      </w:tblPr>
-      <w:tcPr>
         <w:shd w:val="clear" w:color="ffffff"/>
         <w:tcBorders>
           <w:top w:val="none" w:color="000000" w:sz="4" w:space="0"/>
@@ -6282,30 +6796,7 @@
         </w:tcBorders>
       </w:tcPr>
     </w:tblStylePr>
-    <w:tblStylePr w:type="lastCol">
-      <w:rPr>
-        <w:i/>
-        <w:color w:val="404040"/>
-      </w:rPr>
-      <w:pPr>
-        <w:pBdr/>
-        <w:spacing/>
-        <w:ind/>
-      </w:pPr>
-      <w:tblPr>
-        <w:tblBorders/>
-      </w:tblPr>
-      <w:tcPr>
-        <w:shd w:color="ffffff"/>
-        <w:tcBorders>
-          <w:top w:val="none" w:color="000000" w:sz="4" w:space="0"/>
-          <w:left w:val="none" w:color="000000" w:sz="4" w:space="0"/>
-          <w:bottom w:val="none" w:color="000000" w:sz="4" w:space="0"/>
-          <w:right w:val="none" w:color="000000" w:sz="4" w:space="0"/>
-        </w:tcBorders>
-      </w:tcPr>
-    </w:tblStylePr>
-    <w:tblStylePr w:type="lastRow">
+    <w:tblStylePr w:type="firstRow">
       <w:rPr>
         <w:b/>
         <w:color w:val="404040"/>
@@ -6328,6 +6819,52 @@
         </w:tcBorders>
       </w:tcPr>
     </w:tblStylePr>
+    <w:tblStylePr w:type="lastCol">
+      <w:rPr>
+        <w:i/>
+        <w:color w:val="404040"/>
+      </w:rPr>
+      <w:pPr>
+        <w:pBdr/>
+        <w:spacing/>
+        <w:ind/>
+      </w:pPr>
+      <w:tblPr>
+        <w:tblBorders/>
+      </w:tblPr>
+      <w:tcPr>
+        <w:shd w:val="clear" w:color="ffffff"/>
+        <w:tcBorders>
+          <w:top w:val="none" w:color="000000" w:sz="4" w:space="0"/>
+          <w:left w:val="none" w:color="000000" w:sz="4" w:space="0"/>
+          <w:bottom w:val="none" w:color="000000" w:sz="4" w:space="0"/>
+          <w:right w:val="none" w:color="000000" w:sz="4" w:space="0"/>
+        </w:tcBorders>
+      </w:tcPr>
+    </w:tblStylePr>
+    <w:tblStylePr w:type="lastRow">
+      <w:rPr>
+        <w:b/>
+        <w:color w:val="404040"/>
+      </w:rPr>
+      <w:pPr>
+        <w:pBdr/>
+        <w:spacing/>
+        <w:ind/>
+      </w:pPr>
+      <w:tblPr>
+        <w:tblBorders/>
+      </w:tblPr>
+      <w:tcPr>
+        <w:shd w:val="clear" w:color="ffffff"/>
+        <w:tcBorders>
+          <w:top w:val="none" w:color="000000" w:sz="4" w:space="0"/>
+          <w:left w:val="none" w:color="000000" w:sz="4" w:space="0"/>
+          <w:bottom w:val="none" w:color="000000" w:sz="4" w:space="0"/>
+          <w:right w:val="none" w:color="000000" w:sz="4" w:space="0"/>
+        </w:tcBorders>
+      </w:tcPr>
+    </w:tblStylePr>
     <w:tblStylePr w:type="nwCell">
       <w:pPr>
         <w:pBdr/>
@@ -6394,9 +6931,9 @@
       </w:tcPr>
     </w:tblStylePr>
   </w:style>
-  <w:style w:type="table" w:styleId="35">
+  <w:style w:type="table" w:styleId="734">
     <w:name w:val="Grid Table 3 - Accent 2"/>
-    <w:basedOn w:val="665"/>
+    <w:basedOn w:val="897"/>
     <w:uiPriority w:val="99"/>
     <w:pPr>
       <w:pBdr/>
@@ -6495,29 +7032,6 @@
         <w:tblBorders/>
       </w:tblPr>
       <w:tcPr>
-        <w:shd w:color="ffffff"/>
-        <w:tcBorders>
-          <w:top w:val="none" w:color="000000" w:sz="4" w:space="0"/>
-          <w:left w:val="none" w:color="000000" w:sz="4" w:space="0"/>
-          <w:bottom w:val="none" w:color="000000" w:sz="4" w:space="0"/>
-          <w:right w:val="none" w:color="000000" w:sz="4" w:space="0"/>
-        </w:tcBorders>
-      </w:tcPr>
-    </w:tblStylePr>
-    <w:tblStylePr w:type="firstRow">
-      <w:rPr>
-        <w:b/>
-        <w:color w:val="404040"/>
-      </w:rPr>
-      <w:pPr>
-        <w:pBdr/>
-        <w:spacing/>
-        <w:ind/>
-      </w:pPr>
-      <w:tblPr>
-        <w:tblBorders/>
-      </w:tblPr>
-      <w:tcPr>
         <w:shd w:val="clear" w:color="ffffff"/>
         <w:tcBorders>
           <w:top w:val="none" w:color="000000" w:sz="4" w:space="0"/>
@@ -6527,30 +7041,7 @@
         </w:tcBorders>
       </w:tcPr>
     </w:tblStylePr>
-    <w:tblStylePr w:type="lastCol">
-      <w:rPr>
-        <w:i/>
-        <w:color w:val="404040"/>
-      </w:rPr>
-      <w:pPr>
-        <w:pBdr/>
-        <w:spacing/>
-        <w:ind/>
-      </w:pPr>
-      <w:tblPr>
-        <w:tblBorders/>
-      </w:tblPr>
-      <w:tcPr>
-        <w:shd w:color="ffffff"/>
-        <w:tcBorders>
-          <w:top w:val="none" w:color="000000" w:sz="4" w:space="0"/>
-          <w:left w:val="none" w:color="000000" w:sz="4" w:space="0"/>
-          <w:bottom w:val="none" w:color="000000" w:sz="4" w:space="0"/>
-          <w:right w:val="none" w:color="000000" w:sz="4" w:space="0"/>
-        </w:tcBorders>
-      </w:tcPr>
-    </w:tblStylePr>
-    <w:tblStylePr w:type="lastRow">
+    <w:tblStylePr w:type="firstRow">
       <w:rPr>
         <w:b/>
         <w:color w:val="404040"/>
@@ -6573,6 +7064,52 @@
         </w:tcBorders>
       </w:tcPr>
     </w:tblStylePr>
+    <w:tblStylePr w:type="lastCol">
+      <w:rPr>
+        <w:i/>
+        <w:color w:val="404040"/>
+      </w:rPr>
+      <w:pPr>
+        <w:pBdr/>
+        <w:spacing/>
+        <w:ind/>
+      </w:pPr>
+      <w:tblPr>
+        <w:tblBorders/>
+      </w:tblPr>
+      <w:tcPr>
+        <w:shd w:val="clear" w:color="ffffff"/>
+        <w:tcBorders>
+          <w:top w:val="none" w:color="000000" w:sz="4" w:space="0"/>
+          <w:left w:val="none" w:color="000000" w:sz="4" w:space="0"/>
+          <w:bottom w:val="none" w:color="000000" w:sz="4" w:space="0"/>
+          <w:right w:val="none" w:color="000000" w:sz="4" w:space="0"/>
+        </w:tcBorders>
+      </w:tcPr>
+    </w:tblStylePr>
+    <w:tblStylePr w:type="lastRow">
+      <w:rPr>
+        <w:b/>
+        <w:color w:val="404040"/>
+      </w:rPr>
+      <w:pPr>
+        <w:pBdr/>
+        <w:spacing/>
+        <w:ind/>
+      </w:pPr>
+      <w:tblPr>
+        <w:tblBorders/>
+      </w:tblPr>
+      <w:tcPr>
+        <w:shd w:val="clear" w:color="ffffff"/>
+        <w:tcBorders>
+          <w:top w:val="none" w:color="000000" w:sz="4" w:space="0"/>
+          <w:left w:val="none" w:color="000000" w:sz="4" w:space="0"/>
+          <w:bottom w:val="none" w:color="000000" w:sz="4" w:space="0"/>
+          <w:right w:val="none" w:color="000000" w:sz="4" w:space="0"/>
+        </w:tcBorders>
+      </w:tcPr>
+    </w:tblStylePr>
     <w:tblStylePr w:type="nwCell">
       <w:pPr>
         <w:pBdr/>
@@ -6639,9 +7176,9 @@
       </w:tcPr>
     </w:tblStylePr>
   </w:style>
-  <w:style w:type="table" w:styleId="36">
+  <w:style w:type="table" w:styleId="735">
     <w:name w:val="Grid Table 3 - Accent 3"/>
-    <w:basedOn w:val="665"/>
+    <w:basedOn w:val="897"/>
     <w:uiPriority w:val="99"/>
     <w:pPr>
       <w:pBdr/>
@@ -6740,29 +7277,6 @@
         <w:tblBorders/>
       </w:tblPr>
       <w:tcPr>
-        <w:shd w:color="ffffff"/>
-        <w:tcBorders>
-          <w:top w:val="none" w:color="000000" w:sz="4" w:space="0"/>
-          <w:left w:val="none" w:color="000000" w:sz="4" w:space="0"/>
-          <w:bottom w:val="none" w:color="000000" w:sz="4" w:space="0"/>
-          <w:right w:val="none" w:color="000000" w:sz="4" w:space="0"/>
-        </w:tcBorders>
-      </w:tcPr>
-    </w:tblStylePr>
-    <w:tblStylePr w:type="firstRow">
-      <w:rPr>
-        <w:b/>
-        <w:color w:val="404040"/>
-      </w:rPr>
-      <w:pPr>
-        <w:pBdr/>
-        <w:spacing/>
-        <w:ind/>
-      </w:pPr>
-      <w:tblPr>
-        <w:tblBorders/>
-      </w:tblPr>
-      <w:tcPr>
         <w:shd w:val="clear" w:color="ffffff"/>
         <w:tcBorders>
           <w:top w:val="none" w:color="000000" w:sz="4" w:space="0"/>
@@ -6772,30 +7286,7 @@
         </w:tcBorders>
       </w:tcPr>
     </w:tblStylePr>
-    <w:tblStylePr w:type="lastCol">
-      <w:rPr>
-        <w:i/>
-        <w:color w:val="404040"/>
-      </w:rPr>
-      <w:pPr>
-        <w:pBdr/>
-        <w:spacing/>
-        <w:ind/>
-      </w:pPr>
-      <w:tblPr>
-        <w:tblBorders/>
-      </w:tblPr>
-      <w:tcPr>
-        <w:shd w:color="ffffff"/>
-        <w:tcBorders>
-          <w:top w:val="none" w:color="000000" w:sz="4" w:space="0"/>
-          <w:left w:val="none" w:color="000000" w:sz="4" w:space="0"/>
-          <w:bottom w:val="none" w:color="000000" w:sz="4" w:space="0"/>
-          <w:right w:val="none" w:color="000000" w:sz="4" w:space="0"/>
-        </w:tcBorders>
-      </w:tcPr>
-    </w:tblStylePr>
-    <w:tblStylePr w:type="lastRow">
+    <w:tblStylePr w:type="firstRow">
       <w:rPr>
         <w:b/>
         <w:color w:val="404040"/>
@@ -6818,6 +7309,52 @@
         </w:tcBorders>
       </w:tcPr>
     </w:tblStylePr>
+    <w:tblStylePr w:type="lastCol">
+      <w:rPr>
+        <w:i/>
+        <w:color w:val="404040"/>
+      </w:rPr>
+      <w:pPr>
+        <w:pBdr/>
+        <w:spacing/>
+        <w:ind/>
+      </w:pPr>
+      <w:tblPr>
+        <w:tblBorders/>
+      </w:tblPr>
+      <w:tcPr>
+        <w:shd w:val="clear" w:color="ffffff"/>
+        <w:tcBorders>
+          <w:top w:val="none" w:color="000000" w:sz="4" w:space="0"/>
+          <w:left w:val="none" w:color="000000" w:sz="4" w:space="0"/>
+          <w:bottom w:val="none" w:color="000000" w:sz="4" w:space="0"/>
+          <w:right w:val="none" w:color="000000" w:sz="4" w:space="0"/>
+        </w:tcBorders>
+      </w:tcPr>
+    </w:tblStylePr>
+    <w:tblStylePr w:type="lastRow">
+      <w:rPr>
+        <w:b/>
+        <w:color w:val="404040"/>
+      </w:rPr>
+      <w:pPr>
+        <w:pBdr/>
+        <w:spacing/>
+        <w:ind/>
+      </w:pPr>
+      <w:tblPr>
+        <w:tblBorders/>
+      </w:tblPr>
+      <w:tcPr>
+        <w:shd w:val="clear" w:color="ffffff"/>
+        <w:tcBorders>
+          <w:top w:val="none" w:color="000000" w:sz="4" w:space="0"/>
+          <w:left w:val="none" w:color="000000" w:sz="4" w:space="0"/>
+          <w:bottom w:val="none" w:color="000000" w:sz="4" w:space="0"/>
+          <w:right w:val="none" w:color="000000" w:sz="4" w:space="0"/>
+        </w:tcBorders>
+      </w:tcPr>
+    </w:tblStylePr>
     <w:tblStylePr w:type="nwCell">
       <w:pPr>
         <w:pBdr/>
@@ -6884,9 +7421,9 @@
       </w:tcPr>
     </w:tblStylePr>
   </w:style>
-  <w:style w:type="table" w:styleId="37">
+  <w:style w:type="table" w:styleId="736">
     <w:name w:val="Grid Table 3 - Accent 4"/>
-    <w:basedOn w:val="665"/>
+    <w:basedOn w:val="897"/>
     <w:uiPriority w:val="99"/>
     <w:pPr>
       <w:pBdr/>
@@ -6985,29 +7522,6 @@
         <w:tblBorders/>
       </w:tblPr>
       <w:tcPr>
-        <w:shd w:color="ffffff"/>
-        <w:tcBorders>
-          <w:top w:val="none" w:color="000000" w:sz="4" w:space="0"/>
-          <w:left w:val="none" w:color="000000" w:sz="4" w:space="0"/>
-          <w:bottom w:val="none" w:color="000000" w:sz="4" w:space="0"/>
-          <w:right w:val="none" w:color="000000" w:sz="4" w:space="0"/>
-        </w:tcBorders>
-      </w:tcPr>
-    </w:tblStylePr>
-    <w:tblStylePr w:type="firstRow">
-      <w:rPr>
-        <w:b/>
-        <w:color w:val="404040"/>
-      </w:rPr>
-      <w:pPr>
-        <w:pBdr/>
-        <w:spacing/>
-        <w:ind/>
-      </w:pPr>
-      <w:tblPr>
-        <w:tblBorders/>
-      </w:tblPr>
-      <w:tcPr>
         <w:shd w:val="clear" w:color="ffffff"/>
         <w:tcBorders>
           <w:top w:val="none" w:color="000000" w:sz="4" w:space="0"/>
@@ -7017,30 +7531,7 @@
         </w:tcBorders>
       </w:tcPr>
     </w:tblStylePr>
-    <w:tblStylePr w:type="lastCol">
-      <w:rPr>
-        <w:i/>
-        <w:color w:val="404040"/>
-      </w:rPr>
-      <w:pPr>
-        <w:pBdr/>
-        <w:spacing/>
-        <w:ind/>
-      </w:pPr>
-      <w:tblPr>
-        <w:tblBorders/>
-      </w:tblPr>
-      <w:tcPr>
-        <w:shd w:color="ffffff"/>
-        <w:tcBorders>
-          <w:top w:val="none" w:color="000000" w:sz="4" w:space="0"/>
-          <w:left w:val="none" w:color="000000" w:sz="4" w:space="0"/>
-          <w:bottom w:val="none" w:color="000000" w:sz="4" w:space="0"/>
-          <w:right w:val="none" w:color="000000" w:sz="4" w:space="0"/>
-        </w:tcBorders>
-      </w:tcPr>
-    </w:tblStylePr>
-    <w:tblStylePr w:type="lastRow">
+    <w:tblStylePr w:type="firstRow">
       <w:rPr>
         <w:b/>
         <w:color w:val="404040"/>
@@ -7063,6 +7554,52 @@
         </w:tcBorders>
       </w:tcPr>
     </w:tblStylePr>
+    <w:tblStylePr w:type="lastCol">
+      <w:rPr>
+        <w:i/>
+        <w:color w:val="404040"/>
+      </w:rPr>
+      <w:pPr>
+        <w:pBdr/>
+        <w:spacing/>
+        <w:ind/>
+      </w:pPr>
+      <w:tblPr>
+        <w:tblBorders/>
+      </w:tblPr>
+      <w:tcPr>
+        <w:shd w:val="clear" w:color="ffffff"/>
+        <w:tcBorders>
+          <w:top w:val="none" w:color="000000" w:sz="4" w:space="0"/>
+          <w:left w:val="none" w:color="000000" w:sz="4" w:space="0"/>
+          <w:bottom w:val="none" w:color="000000" w:sz="4" w:space="0"/>
+          <w:right w:val="none" w:color="000000" w:sz="4" w:space="0"/>
+        </w:tcBorders>
+      </w:tcPr>
+    </w:tblStylePr>
+    <w:tblStylePr w:type="lastRow">
+      <w:rPr>
+        <w:b/>
+        <w:color w:val="404040"/>
+      </w:rPr>
+      <w:pPr>
+        <w:pBdr/>
+        <w:spacing/>
+        <w:ind/>
+      </w:pPr>
+      <w:tblPr>
+        <w:tblBorders/>
+      </w:tblPr>
+      <w:tcPr>
+        <w:shd w:val="clear" w:color="ffffff"/>
+        <w:tcBorders>
+          <w:top w:val="none" w:color="000000" w:sz="4" w:space="0"/>
+          <w:left w:val="none" w:color="000000" w:sz="4" w:space="0"/>
+          <w:bottom w:val="none" w:color="000000" w:sz="4" w:space="0"/>
+          <w:right w:val="none" w:color="000000" w:sz="4" w:space="0"/>
+        </w:tcBorders>
+      </w:tcPr>
+    </w:tblStylePr>
     <w:tblStylePr w:type="nwCell">
       <w:pPr>
         <w:pBdr/>
@@ -7129,9 +7666,9 @@
       </w:tcPr>
     </w:tblStylePr>
   </w:style>
-  <w:style w:type="table" w:styleId="38">
+  <w:style w:type="table" w:styleId="737">
     <w:name w:val="Grid Table 3 - Accent 5"/>
-    <w:basedOn w:val="665"/>
+    <w:basedOn w:val="897"/>
     <w:uiPriority w:val="99"/>
     <w:pPr>
       <w:pBdr/>
@@ -7230,29 +7767,6 @@
         <w:tblBorders/>
       </w:tblPr>
       <w:tcPr>
-        <w:shd w:color="ffffff"/>
-        <w:tcBorders>
-          <w:top w:val="none" w:color="000000" w:sz="4" w:space="0"/>
-          <w:left w:val="none" w:color="000000" w:sz="4" w:space="0"/>
-          <w:bottom w:val="none" w:color="000000" w:sz="4" w:space="0"/>
-          <w:right w:val="none" w:color="000000" w:sz="4" w:space="0"/>
-        </w:tcBorders>
-      </w:tcPr>
-    </w:tblStylePr>
-    <w:tblStylePr w:type="firstRow">
-      <w:rPr>
-        <w:b/>
-        <w:color w:val="404040"/>
-      </w:rPr>
-      <w:pPr>
-        <w:pBdr/>
-        <w:spacing/>
-        <w:ind/>
-      </w:pPr>
-      <w:tblPr>
-        <w:tblBorders/>
-      </w:tblPr>
-      <w:tcPr>
         <w:shd w:val="clear" w:color="ffffff"/>
         <w:tcBorders>
           <w:top w:val="none" w:color="000000" w:sz="4" w:space="0"/>
@@ -7262,30 +7776,7 @@
         </w:tcBorders>
       </w:tcPr>
     </w:tblStylePr>
-    <w:tblStylePr w:type="lastCol">
-      <w:rPr>
-        <w:i/>
-        <w:color w:val="404040"/>
-      </w:rPr>
-      <w:pPr>
-        <w:pBdr/>
-        <w:spacing/>
-        <w:ind/>
-      </w:pPr>
-      <w:tblPr>
-        <w:tblBorders/>
-      </w:tblPr>
-      <w:tcPr>
-        <w:shd w:color="ffffff"/>
-        <w:tcBorders>
-          <w:top w:val="none" w:color="000000" w:sz="4" w:space="0"/>
-          <w:left w:val="none" w:color="000000" w:sz="4" w:space="0"/>
-          <w:bottom w:val="none" w:color="000000" w:sz="4" w:space="0"/>
-          <w:right w:val="none" w:color="000000" w:sz="4" w:space="0"/>
-        </w:tcBorders>
-      </w:tcPr>
-    </w:tblStylePr>
-    <w:tblStylePr w:type="lastRow">
+    <w:tblStylePr w:type="firstRow">
       <w:rPr>
         <w:b/>
         <w:color w:val="404040"/>
@@ -7308,6 +7799,52 @@
         </w:tcBorders>
       </w:tcPr>
     </w:tblStylePr>
+    <w:tblStylePr w:type="lastCol">
+      <w:rPr>
+        <w:i/>
+        <w:color w:val="404040"/>
+      </w:rPr>
+      <w:pPr>
+        <w:pBdr/>
+        <w:spacing/>
+        <w:ind/>
+      </w:pPr>
+      <w:tblPr>
+        <w:tblBorders/>
+      </w:tblPr>
+      <w:tcPr>
+        <w:shd w:val="clear" w:color="ffffff"/>
+        <w:tcBorders>
+          <w:top w:val="none" w:color="000000" w:sz="4" w:space="0"/>
+          <w:left w:val="none" w:color="000000" w:sz="4" w:space="0"/>
+          <w:bottom w:val="none" w:color="000000" w:sz="4" w:space="0"/>
+          <w:right w:val="none" w:color="000000" w:sz="4" w:space="0"/>
+        </w:tcBorders>
+      </w:tcPr>
+    </w:tblStylePr>
+    <w:tblStylePr w:type="lastRow">
+      <w:rPr>
+        <w:b/>
+        <w:color w:val="404040"/>
+      </w:rPr>
+      <w:pPr>
+        <w:pBdr/>
+        <w:spacing/>
+        <w:ind/>
+      </w:pPr>
+      <w:tblPr>
+        <w:tblBorders/>
+      </w:tblPr>
+      <w:tcPr>
+        <w:shd w:val="clear" w:color="ffffff"/>
+        <w:tcBorders>
+          <w:top w:val="none" w:color="000000" w:sz="4" w:space="0"/>
+          <w:left w:val="none" w:color="000000" w:sz="4" w:space="0"/>
+          <w:bottom w:val="none" w:color="000000" w:sz="4" w:space="0"/>
+          <w:right w:val="none" w:color="000000" w:sz="4" w:space="0"/>
+        </w:tcBorders>
+      </w:tcPr>
+    </w:tblStylePr>
     <w:tblStylePr w:type="nwCell">
       <w:pPr>
         <w:pBdr/>
@@ -7374,9 +7911,9 @@
       </w:tcPr>
     </w:tblStylePr>
   </w:style>
-  <w:style w:type="table" w:styleId="39">
+  <w:style w:type="table" w:styleId="738">
     <w:name w:val="Grid Table 3 - Accent 6"/>
-    <w:basedOn w:val="665"/>
+    <w:basedOn w:val="897"/>
     <w:uiPriority w:val="99"/>
     <w:pPr>
       <w:pBdr/>
@@ -7475,29 +8012,6 @@
         <w:tblBorders/>
       </w:tblPr>
       <w:tcPr>
-        <w:shd w:color="ffffff"/>
-        <w:tcBorders>
-          <w:top w:val="none" w:color="000000" w:sz="4" w:space="0"/>
-          <w:left w:val="none" w:color="000000" w:sz="4" w:space="0"/>
-          <w:bottom w:val="none" w:color="000000" w:sz="4" w:space="0"/>
-          <w:right w:val="none" w:color="000000" w:sz="4" w:space="0"/>
-        </w:tcBorders>
-      </w:tcPr>
-    </w:tblStylePr>
-    <w:tblStylePr w:type="firstRow">
-      <w:rPr>
-        <w:b/>
-        <w:color w:val="404040"/>
-      </w:rPr>
-      <w:pPr>
-        <w:pBdr/>
-        <w:spacing/>
-        <w:ind/>
-      </w:pPr>
-      <w:tblPr>
-        <w:tblBorders/>
-      </w:tblPr>
-      <w:tcPr>
         <w:shd w:val="clear" w:color="ffffff"/>
         <w:tcBorders>
           <w:top w:val="none" w:color="000000" w:sz="4" w:space="0"/>
@@ -7507,30 +8021,7 @@
         </w:tcBorders>
       </w:tcPr>
     </w:tblStylePr>
-    <w:tblStylePr w:type="lastCol">
-      <w:rPr>
-        <w:i/>
-        <w:color w:val="404040"/>
-      </w:rPr>
-      <w:pPr>
-        <w:pBdr/>
-        <w:spacing/>
-        <w:ind/>
-      </w:pPr>
-      <w:tblPr>
-        <w:tblBorders/>
-      </w:tblPr>
-      <w:tcPr>
-        <w:shd w:color="ffffff"/>
-        <w:tcBorders>
-          <w:top w:val="none" w:color="000000" w:sz="4" w:space="0"/>
-          <w:left w:val="none" w:color="000000" w:sz="4" w:space="0"/>
-          <w:bottom w:val="none" w:color="000000" w:sz="4" w:space="0"/>
-          <w:right w:val="none" w:color="000000" w:sz="4" w:space="0"/>
-        </w:tcBorders>
-      </w:tcPr>
-    </w:tblStylePr>
-    <w:tblStylePr w:type="lastRow">
+    <w:tblStylePr w:type="firstRow">
       <w:rPr>
         <w:b/>
         <w:color w:val="404040"/>
@@ -7553,6 +8044,52 @@
         </w:tcBorders>
       </w:tcPr>
     </w:tblStylePr>
+    <w:tblStylePr w:type="lastCol">
+      <w:rPr>
+        <w:i/>
+        <w:color w:val="404040"/>
+      </w:rPr>
+      <w:pPr>
+        <w:pBdr/>
+        <w:spacing/>
+        <w:ind/>
+      </w:pPr>
+      <w:tblPr>
+        <w:tblBorders/>
+      </w:tblPr>
+      <w:tcPr>
+        <w:shd w:val="clear" w:color="ffffff"/>
+        <w:tcBorders>
+          <w:top w:val="none" w:color="000000" w:sz="4" w:space="0"/>
+          <w:left w:val="none" w:color="000000" w:sz="4" w:space="0"/>
+          <w:bottom w:val="none" w:color="000000" w:sz="4" w:space="0"/>
+          <w:right w:val="none" w:color="000000" w:sz="4" w:space="0"/>
+        </w:tcBorders>
+      </w:tcPr>
+    </w:tblStylePr>
+    <w:tblStylePr w:type="lastRow">
+      <w:rPr>
+        <w:b/>
+        <w:color w:val="404040"/>
+      </w:rPr>
+      <w:pPr>
+        <w:pBdr/>
+        <w:spacing/>
+        <w:ind/>
+      </w:pPr>
+      <w:tblPr>
+        <w:tblBorders/>
+      </w:tblPr>
+      <w:tcPr>
+        <w:shd w:val="clear" w:color="ffffff"/>
+        <w:tcBorders>
+          <w:top w:val="none" w:color="000000" w:sz="4" w:space="0"/>
+          <w:left w:val="none" w:color="000000" w:sz="4" w:space="0"/>
+          <w:bottom w:val="none" w:color="000000" w:sz="4" w:space="0"/>
+          <w:right w:val="none" w:color="000000" w:sz="4" w:space="0"/>
+        </w:tcBorders>
+      </w:tcPr>
+    </w:tblStylePr>
     <w:tblStylePr w:type="nwCell">
       <w:pPr>
         <w:pBdr/>
@@ -7619,9 +8156,9 @@
       </w:tcPr>
     </w:tblStylePr>
   </w:style>
-  <w:style w:type="table" w:styleId="40">
+  <w:style w:type="table" w:styleId="739">
     <w:name w:val="Grid Table 4"/>
-    <w:basedOn w:val="665"/>
+    <w:basedOn w:val="897"/>
     <w:uiPriority w:val="59"/>
     <w:pPr>
       <w:pBdr/>
@@ -7852,9 +8389,9 @@
       </w:tcPr>
     </w:tblStylePr>
   </w:style>
-  <w:style w:type="table" w:styleId="41">
+  <w:style w:type="table" w:styleId="740">
     <w:name w:val="Grid Table 4 - Accent 1"/>
-    <w:basedOn w:val="665"/>
+    <w:basedOn w:val="897"/>
     <w:uiPriority w:val="59"/>
     <w:pPr>
       <w:pBdr/>
@@ -8085,9 +8622,9 @@
       </w:tcPr>
     </w:tblStylePr>
   </w:style>
-  <w:style w:type="table" w:styleId="42">
+  <w:style w:type="table" w:styleId="741">
     <w:name w:val="Grid Table 4 - Accent 2"/>
-    <w:basedOn w:val="665"/>
+    <w:basedOn w:val="897"/>
     <w:uiPriority w:val="59"/>
     <w:pPr>
       <w:pBdr/>
@@ -8318,9 +8855,9 @@
       </w:tcPr>
     </w:tblStylePr>
   </w:style>
-  <w:style w:type="table" w:styleId="43">
+  <w:style w:type="table" w:styleId="742">
     <w:name w:val="Grid Table 4 - Accent 3"/>
-    <w:basedOn w:val="665"/>
+    <w:basedOn w:val="897"/>
     <w:uiPriority w:val="59"/>
     <w:pPr>
       <w:pBdr/>
@@ -8551,9 +9088,9 @@
       </w:tcPr>
     </w:tblStylePr>
   </w:style>
-  <w:style w:type="table" w:styleId="44">
+  <w:style w:type="table" w:styleId="743">
     <w:name w:val="Grid Table 4 - Accent 4"/>
-    <w:basedOn w:val="665"/>
+    <w:basedOn w:val="897"/>
     <w:uiPriority w:val="59"/>
     <w:pPr>
       <w:pBdr/>
@@ -8784,9 +9321,9 @@
       </w:tcPr>
     </w:tblStylePr>
   </w:style>
-  <w:style w:type="table" w:styleId="45">
+  <w:style w:type="table" w:styleId="744">
     <w:name w:val="Grid Table 4 - Accent 5"/>
-    <w:basedOn w:val="665"/>
+    <w:basedOn w:val="897"/>
     <w:uiPriority w:val="59"/>
     <w:pPr>
       <w:pBdr/>
@@ -9017,9 +9554,9 @@
       </w:tcPr>
     </w:tblStylePr>
   </w:style>
-  <w:style w:type="table" w:styleId="46">
+  <w:style w:type="table" w:styleId="745">
     <w:name w:val="Grid Table 4 - Accent 6"/>
-    <w:basedOn w:val="665"/>
+    <w:basedOn w:val="897"/>
     <w:uiPriority w:val="59"/>
     <w:pPr>
       <w:pBdr/>
@@ -9250,9 +9787,9 @@
       </w:tcPr>
     </w:tblStylePr>
   </w:style>
-  <w:style w:type="table" w:styleId="47">
+  <w:style w:type="table" w:styleId="746">
     <w:name w:val="Grid Table 5 Dark"/>
-    <w:basedOn w:val="665"/>
+    <w:basedOn w:val="897"/>
     <w:uiPriority w:val="99"/>
     <w:pPr>
       <w:pBdr/>
@@ -9478,9 +10015,9 @@
       </w:tcPr>
     </w:tblStylePr>
   </w:style>
-  <w:style w:type="table" w:styleId="48">
+  <w:style w:type="table" w:styleId="747">
     <w:name w:val="Grid Table 5 Dark- Accent 1"/>
-    <w:basedOn w:val="665"/>
+    <w:basedOn w:val="897"/>
     <w:uiPriority w:val="99"/>
     <w:pPr>
       <w:pBdr/>
@@ -9706,9 +10243,9 @@
       </w:tcPr>
     </w:tblStylePr>
   </w:style>
-  <w:style w:type="table" w:styleId="49">
+  <w:style w:type="table" w:styleId="748">
     <w:name w:val="Grid Table 5 Dark - Accent 2"/>
-    <w:basedOn w:val="665"/>
+    <w:basedOn w:val="897"/>
     <w:uiPriority w:val="99"/>
     <w:pPr>
       <w:pBdr/>
@@ -9934,9 +10471,9 @@
       </w:tcPr>
     </w:tblStylePr>
   </w:style>
-  <w:style w:type="table" w:styleId="50">
+  <w:style w:type="table" w:styleId="749">
     <w:name w:val="Grid Table 5 Dark - Accent 3"/>
-    <w:basedOn w:val="665"/>
+    <w:basedOn w:val="897"/>
     <w:uiPriority w:val="99"/>
     <w:pPr>
       <w:pBdr/>
@@ -10162,9 +10699,9 @@
       </w:tcPr>
     </w:tblStylePr>
   </w:style>
-  <w:style w:type="table" w:styleId="51">
+  <w:style w:type="table" w:styleId="750">
     <w:name w:val="Grid Table 5 Dark- Accent 4"/>
-    <w:basedOn w:val="665"/>
+    <w:basedOn w:val="897"/>
     <w:uiPriority w:val="99"/>
     <w:pPr>
       <w:pBdr/>
@@ -10390,9 +10927,9 @@
       </w:tcPr>
     </w:tblStylePr>
   </w:style>
-  <w:style w:type="table" w:styleId="52">
+  <w:style w:type="table" w:styleId="751">
     <w:name w:val="Grid Table 5 Dark - Accent 5"/>
-    <w:basedOn w:val="665"/>
+    <w:basedOn w:val="897"/>
     <w:uiPriority w:val="99"/>
     <w:pPr>
       <w:pBdr/>
@@ -10618,9 +11155,9 @@
       </w:tcPr>
     </w:tblStylePr>
   </w:style>
-  <w:style w:type="table" w:styleId="53">
+  <w:style w:type="table" w:styleId="752">
     <w:name w:val="Grid Table 5 Dark - Accent 6"/>
-    <w:basedOn w:val="665"/>
+    <w:basedOn w:val="897"/>
     <w:uiPriority w:val="99"/>
     <w:pPr>
       <w:pBdr/>
@@ -10846,9 +11383,9 @@
       </w:tcPr>
     </w:tblStylePr>
   </w:style>
-  <w:style w:type="table" w:styleId="54">
+  <w:style w:type="table" w:styleId="753">
     <w:name w:val="Grid Table 6 Colorful"/>
-    <w:basedOn w:val="665"/>
+    <w:basedOn w:val="897"/>
     <w:uiPriority w:val="99"/>
     <w:pPr>
       <w:pBdr/>
@@ -11076,9 +11613,9 @@
       </w:tcPr>
     </w:tblStylePr>
   </w:style>
-  <w:style w:type="table" w:styleId="55">
+  <w:style w:type="table" w:styleId="754">
     <w:name w:val="Grid Table 6 Colorful - Accent 1"/>
-    <w:basedOn w:val="665"/>
+    <w:basedOn w:val="897"/>
     <w:uiPriority w:val="99"/>
     <w:pPr>
       <w:pBdr/>
@@ -11306,9 +11843,9 @@
       </w:tcPr>
     </w:tblStylePr>
   </w:style>
-  <w:style w:type="table" w:styleId="56">
+  <w:style w:type="table" w:styleId="755">
     <w:name w:val="Grid Table 6 Colorful - Accent 2"/>
-    <w:basedOn w:val="665"/>
+    <w:basedOn w:val="897"/>
     <w:uiPriority w:val="99"/>
     <w:pPr>
       <w:pBdr/>
@@ -11536,9 +12073,9 @@
       </w:tcPr>
     </w:tblStylePr>
   </w:style>
-  <w:style w:type="table" w:styleId="57">
+  <w:style w:type="table" w:styleId="756">
     <w:name w:val="Grid Table 6 Colorful - Accent 3"/>
-    <w:basedOn w:val="665"/>
+    <w:basedOn w:val="897"/>
     <w:uiPriority w:val="99"/>
     <w:pPr>
       <w:pBdr/>
@@ -11766,9 +12303,9 @@
       </w:tcPr>
     </w:tblStylePr>
   </w:style>
-  <w:style w:type="table" w:styleId="58">
+  <w:style w:type="table" w:styleId="757">
     <w:name w:val="Grid Table 6 Colorful - Accent 4"/>
-    <w:basedOn w:val="665"/>
+    <w:basedOn w:val="897"/>
     <w:uiPriority w:val="99"/>
     <w:pPr>
       <w:pBdr/>
@@ -11996,9 +12533,9 @@
       </w:tcPr>
     </w:tblStylePr>
   </w:style>
-  <w:style w:type="table" w:styleId="59">
+  <w:style w:type="table" w:styleId="758">
     <w:name w:val="Grid Table 6 Colorful - Accent 5"/>
-    <w:basedOn w:val="665"/>
+    <w:basedOn w:val="897"/>
     <w:uiPriority w:val="99"/>
     <w:pPr>
       <w:pBdr/>
@@ -12226,9 +12763,9 @@
       </w:tcPr>
     </w:tblStylePr>
   </w:style>
-  <w:style w:type="table" w:styleId="60">
+  <w:style w:type="table" w:styleId="759">
     <w:name w:val="Grid Table 6 Colorful - Accent 6"/>
-    <w:basedOn w:val="665"/>
+    <w:basedOn w:val="897"/>
     <w:uiPriority w:val="99"/>
     <w:pPr>
       <w:pBdr/>
@@ -12456,9 +12993,9 @@
       </w:tcPr>
     </w:tblStylePr>
   </w:style>
-  <w:style w:type="table" w:styleId="61">
+  <w:style w:type="table" w:styleId="760">
     <w:name w:val="Grid Table 7 Colorful"/>
-    <w:basedOn w:val="665"/>
+    <w:basedOn w:val="897"/>
     <w:uiPriority w:val="99"/>
     <w:pPr>
       <w:pBdr/>
@@ -12560,11 +13097,11 @@
         <w:tblBorders/>
       </w:tblPr>
       <w:tcPr>
-        <w:shd w:color="ffffff"/>
+        <w:shd w:val="clear" w:color="ffffff"/>
         <w:tcBorders>
-          <w:top w:val="none"/>
-          <w:left w:val="none"/>
-          <w:bottom w:val="none"/>
+          <w:top w:val="none" w:color="000000" w:sz="4" w:space="0"/>
+          <w:left w:val="none" w:color="000000" w:sz="4" w:space="0"/>
+          <w:bottom w:val="none" w:color="000000" w:sz="4" w:space="0"/>
           <w:right w:val="single" w:color="000000" w:themeColor="text1" w:themeTint="80" w:sz="4" w:space="0"/>
         </w:tcBorders>
       </w:tcPr>
@@ -12587,10 +13124,10 @@
       <w:tcPr>
         <w:shd w:val="clear" w:color="ffffff" w:themeColor="light1" w:fill="ffffff" w:themeFill="light1"/>
         <w:tcBorders>
-          <w:top w:val="none"/>
-          <w:left w:val="none"/>
+          <w:top w:val="none" w:color="000000" w:sz="4" w:space="0"/>
+          <w:left w:val="none" w:color="000000" w:sz="4" w:space="0"/>
           <w:bottom w:val="single" w:color="000000" w:themeColor="text1" w:themeTint="80" w:sz="4" w:space="0"/>
-          <w:right w:val="none"/>
+          <w:right w:val="none" w:color="000000" w:sz="4" w:space="0"/>
         </w:tcBorders>
       </w:tcPr>
     </w:tblStylePr>
@@ -12610,12 +13147,12 @@
         <w:tblBorders/>
       </w:tblPr>
       <w:tcPr>
-        <w:shd w:color="ffffff"/>
+        <w:shd w:val="clear" w:color="ffffff"/>
         <w:tcBorders>
-          <w:top w:val="none"/>
+          <w:top w:val="none" w:color="000000" w:sz="4" w:space="0"/>
           <w:left w:val="single" w:color="000000" w:themeColor="text1" w:themeTint="80" w:sz="4" w:space="0"/>
-          <w:bottom w:val="none"/>
-          <w:right w:val="none"/>
+          <w:bottom w:val="none" w:color="000000" w:sz="4" w:space="0"/>
+          <w:right w:val="none" w:color="000000" w:sz="4" w:space="0"/>
         </w:tcBorders>
       </w:tcPr>
     </w:tblStylePr>
@@ -12638,9 +13175,9 @@
         <w:shd w:val="clear" w:color="ffffff" w:themeColor="light1" w:fill="ffffff" w:themeFill="light1"/>
         <w:tcBorders>
           <w:top w:val="single" w:color="000000" w:themeColor="text1" w:themeTint="80" w:sz="4" w:space="0"/>
-          <w:left w:val="none"/>
-          <w:bottom w:val="none"/>
-          <w:right w:val="none"/>
+          <w:left w:val="none" w:color="000000" w:sz="4" w:space="0"/>
+          <w:bottom w:val="none" w:color="000000" w:sz="4" w:space="0"/>
+          <w:right w:val="none" w:color="000000" w:sz="4" w:space="0"/>
         </w:tcBorders>
       </w:tcPr>
     </w:tblStylePr>
@@ -12710,9 +13247,9 @@
       </w:tcPr>
     </w:tblStylePr>
   </w:style>
-  <w:style w:type="table" w:styleId="62">
+  <w:style w:type="table" w:styleId="761">
     <w:name w:val="Grid Table 7 Colorful - Accent 1"/>
-    <w:basedOn w:val="665"/>
+    <w:basedOn w:val="897"/>
     <w:uiPriority w:val="99"/>
     <w:pPr>
       <w:pBdr/>
@@ -12814,11 +13351,11 @@
         <w:tblBorders/>
       </w:tblPr>
       <w:tcPr>
-        <w:shd w:color="ffffff"/>
+        <w:shd w:val="clear" w:color="ffffff"/>
         <w:tcBorders>
-          <w:top w:val="none"/>
-          <w:left w:val="none"/>
-          <w:bottom w:val="none"/>
+          <w:top w:val="none" w:color="000000" w:sz="4" w:space="0"/>
+          <w:left w:val="none" w:color="000000" w:sz="4" w:space="0"/>
+          <w:bottom w:val="none" w:color="000000" w:sz="4" w:space="0"/>
           <w:right w:val="single" w:color="000000" w:themeColor="accent1" w:themeTint="80" w:sz="4" w:space="0"/>
         </w:tcBorders>
       </w:tcPr>
@@ -12841,10 +13378,10 @@
       <w:tcPr>
         <w:shd w:val="clear" w:color="ffffff" w:themeColor="light1" w:fill="ffffff" w:themeFill="light1"/>
         <w:tcBorders>
-          <w:top w:val="none"/>
-          <w:left w:val="none"/>
+          <w:top w:val="none" w:color="000000" w:sz="4" w:space="0"/>
+          <w:left w:val="none" w:color="000000" w:sz="4" w:space="0"/>
           <w:bottom w:val="single" w:color="000000" w:themeColor="accent1" w:themeTint="80" w:sz="4" w:space="0"/>
-          <w:right w:val="none"/>
+          <w:right w:val="none" w:color="000000" w:sz="4" w:space="0"/>
         </w:tcBorders>
       </w:tcPr>
     </w:tblStylePr>
@@ -12864,12 +13401,12 @@
         <w:tblBorders/>
       </w:tblPr>
       <w:tcPr>
-        <w:shd w:color="ffffff"/>
+        <w:shd w:val="clear" w:color="ffffff"/>
         <w:tcBorders>
-          <w:top w:val="none"/>
+          <w:top w:val="none" w:color="000000" w:sz="4" w:space="0"/>
           <w:left w:val="single" w:color="000000" w:themeColor="accent1" w:themeTint="80" w:sz="4" w:space="0"/>
-          <w:bottom w:val="none"/>
-          <w:right w:val="none"/>
+          <w:bottom w:val="none" w:color="000000" w:sz="4" w:space="0"/>
+          <w:right w:val="none" w:color="000000" w:sz="4" w:space="0"/>
         </w:tcBorders>
       </w:tcPr>
     </w:tblStylePr>
@@ -12892,9 +13429,9 @@
         <w:shd w:val="clear" w:color="ffffff" w:themeColor="light1" w:fill="ffffff" w:themeFill="light1"/>
         <w:tcBorders>
           <w:top w:val="single" w:color="000000" w:themeColor="accent1" w:themeTint="80" w:sz="4" w:space="0"/>
-          <w:left w:val="none"/>
-          <w:bottom w:val="none"/>
-          <w:right w:val="none"/>
+          <w:left w:val="none" w:color="000000" w:sz="4" w:space="0"/>
+          <w:bottom w:val="none" w:color="000000" w:sz="4" w:space="0"/>
+          <w:right w:val="none" w:color="000000" w:sz="4" w:space="0"/>
         </w:tcBorders>
       </w:tcPr>
     </w:tblStylePr>
@@ -12964,9 +13501,9 @@
       </w:tcPr>
     </w:tblStylePr>
   </w:style>
-  <w:style w:type="table" w:styleId="63">
+  <w:style w:type="table" w:styleId="762">
     <w:name w:val="Grid Table 7 Colorful - Accent 2"/>
-    <w:basedOn w:val="665"/>
+    <w:basedOn w:val="897"/>
     <w:uiPriority w:val="99"/>
     <w:pPr>
       <w:pBdr/>
@@ -13068,11 +13605,11 @@
         <w:tblBorders/>
       </w:tblPr>
       <w:tcPr>
-        <w:shd w:color="ffffff"/>
+        <w:shd w:val="clear" w:color="ffffff"/>
         <w:tcBorders>
-          <w:top w:val="none"/>
-          <w:left w:val="none"/>
-          <w:bottom w:val="none"/>
+          <w:top w:val="none" w:color="000000" w:sz="4" w:space="0"/>
+          <w:left w:val="none" w:color="000000" w:sz="4" w:space="0"/>
+          <w:bottom w:val="none" w:color="000000" w:sz="4" w:space="0"/>
           <w:right w:val="single" w:color="000000" w:themeColor="accent2" w:themeTint="97" w:sz="4" w:space="0"/>
         </w:tcBorders>
       </w:tcPr>
@@ -13095,10 +13632,10 @@
       <w:tcPr>
         <w:shd w:val="clear" w:color="ffffff" w:themeColor="light1" w:fill="ffffff" w:themeFill="light1"/>
         <w:tcBorders>
-          <w:top w:val="none"/>
-          <w:left w:val="none"/>
+          <w:top w:val="none" w:color="000000" w:sz="4" w:space="0"/>
+          <w:left w:val="none" w:color="000000" w:sz="4" w:space="0"/>
           <w:bottom w:val="single" w:color="000000" w:themeColor="accent2" w:themeTint="97" w:sz="4" w:space="0"/>
-          <w:right w:val="none"/>
+          <w:right w:val="none" w:color="000000" w:sz="4" w:space="0"/>
         </w:tcBorders>
       </w:tcPr>
     </w:tblStylePr>
@@ -13118,12 +13655,12 @@
         <w:tblBorders/>
       </w:tblPr>
       <w:tcPr>
-        <w:shd w:color="ffffff"/>
+        <w:shd w:val="clear" w:color="ffffff"/>
         <w:tcBorders>
-          <w:top w:val="none"/>
+          <w:top w:val="none" w:color="000000" w:sz="4" w:space="0"/>
           <w:left w:val="single" w:color="000000" w:themeColor="accent2" w:themeTint="97" w:sz="4" w:space="0"/>
-          <w:bottom w:val="none"/>
-          <w:right w:val="none"/>
+          <w:bottom w:val="none" w:color="000000" w:sz="4" w:space="0"/>
+          <w:right w:val="none" w:color="000000" w:sz="4" w:space="0"/>
         </w:tcBorders>
       </w:tcPr>
     </w:tblStylePr>
@@ -13146,9 +13683,9 @@
         <w:shd w:val="clear" w:color="ffffff" w:themeColor="light1" w:fill="ffffff" w:themeFill="light1"/>
         <w:tcBorders>
           <w:top w:val="single" w:color="000000" w:themeColor="accent2" w:themeTint="97" w:sz="4" w:space="0"/>
-          <w:left w:val="none"/>
-          <w:bottom w:val="none"/>
-          <w:right w:val="none"/>
+          <w:left w:val="none" w:color="000000" w:sz="4" w:space="0"/>
+          <w:bottom w:val="none" w:color="000000" w:sz="4" w:space="0"/>
+          <w:right w:val="none" w:color="000000" w:sz="4" w:space="0"/>
         </w:tcBorders>
       </w:tcPr>
     </w:tblStylePr>
@@ -13218,9 +13755,9 @@
       </w:tcPr>
     </w:tblStylePr>
   </w:style>
-  <w:style w:type="table" w:styleId="64">
+  <w:style w:type="table" w:styleId="763">
     <w:name w:val="Grid Table 7 Colorful - Accent 3"/>
-    <w:basedOn w:val="665"/>
+    <w:basedOn w:val="897"/>
     <w:uiPriority w:val="99"/>
     <w:pPr>
       <w:pBdr/>
@@ -13322,11 +13859,11 @@
         <w:tblBorders/>
       </w:tblPr>
       <w:tcPr>
-        <w:shd w:color="ffffff"/>
+        <w:shd w:val="clear" w:color="ffffff"/>
         <w:tcBorders>
-          <w:top w:val="none"/>
-          <w:left w:val="none"/>
-          <w:bottom w:val="none"/>
+          <w:top w:val="none" w:color="000000" w:sz="4" w:space="0"/>
+          <w:left w:val="none" w:color="000000" w:sz="4" w:space="0"/>
+          <w:bottom w:val="none" w:color="000000" w:sz="4" w:space="0"/>
           <w:right w:val="single" w:color="000000" w:themeColor="accent3" w:themeTint="FE" w:sz="4" w:space="0"/>
         </w:tcBorders>
       </w:tcPr>
@@ -13349,10 +13886,10 @@
       <w:tcPr>
         <w:shd w:val="clear" w:color="ffffff" w:themeColor="light1" w:fill="ffffff" w:themeFill="light1"/>
         <w:tcBorders>
-          <w:top w:val="none"/>
-          <w:left w:val="none"/>
+          <w:top w:val="none" w:color="000000" w:sz="4" w:space="0"/>
+          <w:left w:val="none" w:color="000000" w:sz="4" w:space="0"/>
           <w:bottom w:val="single" w:color="000000" w:themeColor="accent3" w:themeTint="FE" w:sz="4" w:space="0"/>
-          <w:right w:val="none"/>
+          <w:right w:val="none" w:color="000000" w:sz="4" w:space="0"/>
         </w:tcBorders>
       </w:tcPr>
     </w:tblStylePr>
@@ -13372,12 +13909,12 @@
         <w:tblBorders/>
       </w:tblPr>
       <w:tcPr>
-        <w:shd w:color="ffffff"/>
+        <w:shd w:val="clear" w:color="ffffff"/>
         <w:tcBorders>
-          <w:top w:val="none"/>
+          <w:top w:val="none" w:color="000000" w:sz="4" w:space="0"/>
           <w:left w:val="single" w:color="000000" w:themeColor="accent3" w:themeTint="FE" w:sz="4" w:space="0"/>
-          <w:bottom w:val="none"/>
-          <w:right w:val="none"/>
+          <w:bottom w:val="none" w:color="000000" w:sz="4" w:space="0"/>
+          <w:right w:val="none" w:color="000000" w:sz="4" w:space="0"/>
         </w:tcBorders>
       </w:tcPr>
     </w:tblStylePr>
@@ -13400,9 +13937,9 @@
         <w:shd w:val="clear" w:color="ffffff" w:themeColor="light1" w:fill="ffffff" w:themeFill="light1"/>
         <w:tcBorders>
           <w:top w:val="single" w:color="000000" w:themeColor="accent3" w:themeTint="FE" w:sz="4" w:space="0"/>
-          <w:left w:val="none"/>
-          <w:bottom w:val="none"/>
-          <w:right w:val="none"/>
+          <w:left w:val="none" w:color="000000" w:sz="4" w:space="0"/>
+          <w:bottom w:val="none" w:color="000000" w:sz="4" w:space="0"/>
+          <w:right w:val="none" w:color="000000" w:sz="4" w:space="0"/>
         </w:tcBorders>
       </w:tcPr>
     </w:tblStylePr>
@@ -13472,9 +14009,9 @@
       </w:tcPr>
     </w:tblStylePr>
   </w:style>
-  <w:style w:type="table" w:styleId="65">
+  <w:style w:type="table" w:styleId="764">
     <w:name w:val="Grid Table 7 Colorful - Accent 4"/>
-    <w:basedOn w:val="665"/>
+    <w:basedOn w:val="897"/>
     <w:uiPriority w:val="99"/>
     <w:pPr>
       <w:pBdr/>
@@ -13576,11 +14113,11 @@
         <w:tblBorders/>
       </w:tblPr>
       <w:tcPr>
-        <w:shd w:color="ffffff"/>
+        <w:shd w:val="clear" w:color="ffffff"/>
         <w:tcBorders>
-          <w:top w:val="none"/>
-          <w:left w:val="none"/>
-          <w:bottom w:val="none"/>
+          <w:top w:val="none" w:color="000000" w:sz="4" w:space="0"/>
+          <w:left w:val="none" w:color="000000" w:sz="4" w:space="0"/>
+          <w:bottom w:val="none" w:color="000000" w:sz="4" w:space="0"/>
           <w:right w:val="single" w:color="000000" w:themeColor="accent4" w:themeTint="9A" w:sz="4" w:space="0"/>
         </w:tcBorders>
       </w:tcPr>
@@ -13603,10 +14140,10 @@
       <w:tcPr>
         <w:shd w:val="clear" w:color="ffffff" w:themeColor="light1" w:fill="ffffff" w:themeFill="light1"/>
         <w:tcBorders>
-          <w:top w:val="none"/>
-          <w:left w:val="none"/>
+          <w:top w:val="none" w:color="000000" w:sz="4" w:space="0"/>
+          <w:left w:val="none" w:color="000000" w:sz="4" w:space="0"/>
           <w:bottom w:val="single" w:color="000000" w:themeColor="accent4" w:themeTint="9A" w:sz="4" w:space="0"/>
-          <w:right w:val="none"/>
+          <w:right w:val="none" w:color="000000" w:sz="4" w:space="0"/>
         </w:tcBorders>
       </w:tcPr>
     </w:tblStylePr>
@@ -13626,12 +14163,12 @@
         <w:tblBorders/>
       </w:tblPr>
       <w:tcPr>
-        <w:shd w:color="ffffff"/>
+        <w:shd w:val="clear" w:color="ffffff"/>
         <w:tcBorders>
-          <w:top w:val="none"/>
+          <w:top w:val="none" w:color="000000" w:sz="4" w:space="0"/>
           <w:left w:val="single" w:color="000000" w:themeColor="accent4" w:themeTint="9A" w:sz="4" w:space="0"/>
-          <w:bottom w:val="none"/>
-          <w:right w:val="none"/>
+          <w:bottom w:val="none" w:color="000000" w:sz="4" w:space="0"/>
+          <w:right w:val="none" w:color="000000" w:sz="4" w:space="0"/>
         </w:tcBorders>
       </w:tcPr>
     </w:tblStylePr>
@@ -13654,9 +14191,9 @@
         <w:shd w:val="clear" w:color="ffffff" w:themeColor="light1" w:fill="ffffff" w:themeFill="light1"/>
         <w:tcBorders>
           <w:top w:val="single" w:color="000000" w:themeColor="accent4" w:themeTint="9A" w:sz="4" w:space="0"/>
-          <w:left w:val="none"/>
-          <w:bottom w:val="none"/>
-          <w:right w:val="none"/>
+          <w:left w:val="none" w:color="000000" w:sz="4" w:space="0"/>
+          <w:bottom w:val="none" w:color="000000" w:sz="4" w:space="0"/>
+          <w:right w:val="none" w:color="000000" w:sz="4" w:space="0"/>
         </w:tcBorders>
       </w:tcPr>
     </w:tblStylePr>
@@ -13726,9 +14263,9 @@
       </w:tcPr>
     </w:tblStylePr>
   </w:style>
-  <w:style w:type="table" w:styleId="66">
+  <w:style w:type="table" w:styleId="765">
     <w:name w:val="Grid Table 7 Colorful - Accent 5"/>
-    <w:basedOn w:val="665"/>
+    <w:basedOn w:val="897"/>
     <w:uiPriority w:val="99"/>
     <w:pPr>
       <w:pBdr/>
@@ -13830,11 +14367,11 @@
         <w:tblBorders/>
       </w:tblPr>
       <w:tcPr>
-        <w:shd w:color="ffffff"/>
+        <w:shd w:val="clear" w:color="ffffff"/>
         <w:tcBorders>
-          <w:top w:val="none"/>
-          <w:left w:val="none"/>
-          <w:bottom w:val="none"/>
+          <w:top w:val="none" w:color="000000" w:sz="4" w:space="0"/>
+          <w:left w:val="none" w:color="000000" w:sz="4" w:space="0"/>
+          <w:bottom w:val="none" w:color="000000" w:sz="4" w:space="0"/>
           <w:right w:val="single" w:color="000000" w:themeColor="accent5" w:themeTint="90" w:sz="4" w:space="0"/>
         </w:tcBorders>
       </w:tcPr>
@@ -13857,10 +14394,10 @@
       <w:tcPr>
         <w:shd w:val="clear" w:color="ffffff" w:themeColor="light1" w:fill="ffffff" w:themeFill="light1"/>
         <w:tcBorders>
-          <w:top w:val="none"/>
-          <w:left w:val="none"/>
+          <w:top w:val="none" w:color="000000" w:sz="4" w:space="0"/>
+          <w:left w:val="none" w:color="000000" w:sz="4" w:space="0"/>
           <w:bottom w:val="single" w:color="000000" w:themeColor="accent5" w:themeTint="90" w:sz="4" w:space="0"/>
-          <w:right w:val="none"/>
+          <w:right w:val="none" w:color="000000" w:sz="4" w:space="0"/>
         </w:tcBorders>
       </w:tcPr>
     </w:tblStylePr>
@@ -13880,12 +14417,12 @@
         <w:tblBorders/>
       </w:tblPr>
       <w:tcPr>
-        <w:shd w:color="ffffff"/>
+        <w:shd w:val="clear" w:color="ffffff"/>
         <w:tcBorders>
-          <w:top w:val="none"/>
+          <w:top w:val="none" w:color="000000" w:sz="4" w:space="0"/>
           <w:left w:val="single" w:color="000000" w:themeColor="accent5" w:themeTint="90" w:sz="4" w:space="0"/>
-          <w:bottom w:val="none"/>
-          <w:right w:val="none"/>
+          <w:bottom w:val="none" w:color="000000" w:sz="4" w:space="0"/>
+          <w:right w:val="none" w:color="000000" w:sz="4" w:space="0"/>
         </w:tcBorders>
       </w:tcPr>
     </w:tblStylePr>
@@ -13908,9 +14445,9 @@
         <w:shd w:val="clear" w:color="ffffff" w:themeColor="light1" w:fill="ffffff" w:themeFill="light1"/>
         <w:tcBorders>
           <w:top w:val="single" w:color="000000" w:themeColor="accent5" w:themeTint="90" w:sz="4" w:space="0"/>
-          <w:left w:val="none"/>
-          <w:bottom w:val="none"/>
-          <w:right w:val="none"/>
+          <w:left w:val="none" w:color="000000" w:sz="4" w:space="0"/>
+          <w:bottom w:val="none" w:color="000000" w:sz="4" w:space="0"/>
+          <w:right w:val="none" w:color="000000" w:sz="4" w:space="0"/>
         </w:tcBorders>
       </w:tcPr>
     </w:tblStylePr>
@@ -13980,9 +14517,9 @@
       </w:tcPr>
     </w:tblStylePr>
   </w:style>
-  <w:style w:type="table" w:styleId="67">
+  <w:style w:type="table" w:styleId="766">
     <w:name w:val="Grid Table 7 Colorful - Accent 6"/>
-    <w:basedOn w:val="665"/>
+    <w:basedOn w:val="897"/>
     <w:uiPriority w:val="99"/>
     <w:pPr>
       <w:pBdr/>
@@ -14084,11 +14621,11 @@
         <w:tblBorders/>
       </w:tblPr>
       <w:tcPr>
-        <w:shd w:color="ffffff"/>
+        <w:shd w:val="clear" w:color="ffffff"/>
         <w:tcBorders>
-          <w:top w:val="none"/>
-          <w:left w:val="none"/>
-          <w:bottom w:val="none"/>
+          <w:top w:val="none" w:color="000000" w:sz="4" w:space="0"/>
+          <w:left w:val="none" w:color="000000" w:sz="4" w:space="0"/>
+          <w:bottom w:val="none" w:color="000000" w:sz="4" w:space="0"/>
           <w:right w:val="single" w:color="000000" w:themeColor="accent6" w:themeTint="90" w:sz="4" w:space="0"/>
         </w:tcBorders>
       </w:tcPr>
@@ -14111,10 +14648,10 @@
       <w:tcPr>
         <w:shd w:val="clear" w:color="ffffff" w:themeColor="light1" w:fill="ffffff" w:themeFill="light1"/>
         <w:tcBorders>
-          <w:top w:val="none"/>
-          <w:left w:val="none"/>
+          <w:top w:val="none" w:color="000000" w:sz="4" w:space="0"/>
+          <w:left w:val="none" w:color="000000" w:sz="4" w:space="0"/>
           <w:bottom w:val="single" w:color="000000" w:themeColor="accent6" w:themeTint="90" w:sz="4" w:space="0"/>
-          <w:right w:val="none"/>
+          <w:right w:val="none" w:color="000000" w:sz="4" w:space="0"/>
         </w:tcBorders>
       </w:tcPr>
     </w:tblStylePr>
@@ -14134,12 +14671,12 @@
         <w:tblBorders/>
       </w:tblPr>
       <w:tcPr>
-        <w:shd w:color="ffffff"/>
+        <w:shd w:val="clear" w:color="ffffff"/>
         <w:tcBorders>
-          <w:top w:val="none"/>
+          <w:top w:val="none" w:color="000000" w:sz="4" w:space="0"/>
           <w:left w:val="single" w:color="000000" w:themeColor="accent6" w:themeTint="90" w:sz="4" w:space="0"/>
-          <w:bottom w:val="none"/>
-          <w:right w:val="none"/>
+          <w:bottom w:val="none" w:color="000000" w:sz="4" w:space="0"/>
+          <w:right w:val="none" w:color="000000" w:sz="4" w:space="0"/>
         </w:tcBorders>
       </w:tcPr>
     </w:tblStylePr>
@@ -14162,9 +14699,9 @@
         <w:shd w:val="clear" w:color="ffffff" w:themeColor="light1" w:fill="ffffff" w:themeFill="light1"/>
         <w:tcBorders>
           <w:top w:val="single" w:color="000000" w:themeColor="accent6" w:themeTint="90" w:sz="4" w:space="0"/>
-          <w:left w:val="none"/>
-          <w:bottom w:val="none"/>
-          <w:right w:val="none"/>
+          <w:left w:val="none" w:color="000000" w:sz="4" w:space="0"/>
+          <w:bottom w:val="none" w:color="000000" w:sz="4" w:space="0"/>
+          <w:right w:val="none" w:color="000000" w:sz="4" w:space="0"/>
         </w:tcBorders>
       </w:tcPr>
     </w:tblStylePr>
@@ -14234,9 +14771,9 @@
       </w:tcPr>
     </w:tblStylePr>
   </w:style>
-  <w:style w:type="table" w:styleId="68">
+  <w:style w:type="table" w:styleId="767">
     <w:name w:val="List Table 1 Light"/>
-    <w:basedOn w:val="665"/>
+    <w:basedOn w:val="897"/>
     <w:uiPriority w:val="99"/>
     <w:pPr>
       <w:pBdr/>
@@ -14450,9 +14987,9 @@
       </w:tcPr>
     </w:tblStylePr>
   </w:style>
-  <w:style w:type="table" w:styleId="69">
+  <w:style w:type="table" w:styleId="768">
     <w:name w:val="List Table 1 Light - Accent 1"/>
-    <w:basedOn w:val="665"/>
+    <w:basedOn w:val="897"/>
     <w:uiPriority w:val="99"/>
     <w:pPr>
       <w:pBdr/>
@@ -14666,9 +15203,9 @@
       </w:tcPr>
     </w:tblStylePr>
   </w:style>
-  <w:style w:type="table" w:styleId="70">
+  <w:style w:type="table" w:styleId="769">
     <w:name w:val="List Table 1 Light - Accent 2"/>
-    <w:basedOn w:val="665"/>
+    <w:basedOn w:val="897"/>
     <w:uiPriority w:val="99"/>
     <w:pPr>
       <w:pBdr/>
@@ -14882,9 +15419,9 @@
       </w:tcPr>
     </w:tblStylePr>
   </w:style>
-  <w:style w:type="table" w:styleId="71">
+  <w:style w:type="table" w:styleId="770">
     <w:name w:val="List Table 1 Light - Accent 3"/>
-    <w:basedOn w:val="665"/>
+    <w:basedOn w:val="897"/>
     <w:uiPriority w:val="99"/>
     <w:pPr>
       <w:pBdr/>
@@ -15098,9 +15635,9 @@
       </w:tcPr>
     </w:tblStylePr>
   </w:style>
-  <w:style w:type="table" w:styleId="72">
+  <w:style w:type="table" w:styleId="771">
     <w:name w:val="List Table 1 Light - Accent 4"/>
-    <w:basedOn w:val="665"/>
+    <w:basedOn w:val="897"/>
     <w:uiPriority w:val="99"/>
     <w:pPr>
       <w:pBdr/>
@@ -15314,9 +15851,9 @@
       </w:tcPr>
     </w:tblStylePr>
   </w:style>
-  <w:style w:type="table" w:styleId="73">
+  <w:style w:type="table" w:styleId="772">
     <w:name w:val="List Table 1 Light - Accent 5"/>
-    <w:basedOn w:val="665"/>
+    <w:basedOn w:val="897"/>
     <w:uiPriority w:val="99"/>
     <w:pPr>
       <w:pBdr/>
@@ -15530,9 +16067,9 @@
       </w:tcPr>
     </w:tblStylePr>
   </w:style>
-  <w:style w:type="table" w:styleId="74">
+  <w:style w:type="table" w:styleId="773">
     <w:name w:val="List Table 1 Light - Accent 6"/>
-    <w:basedOn w:val="665"/>
+    <w:basedOn w:val="897"/>
     <w:uiPriority w:val="99"/>
     <w:pPr>
       <w:pBdr/>
@@ -15746,9 +16283,9 @@
       </w:tcPr>
     </w:tblStylePr>
   </w:style>
-  <w:style w:type="table" w:styleId="75">
+  <w:style w:type="table" w:styleId="774">
     <w:name w:val="List Table 2"/>
-    <w:basedOn w:val="665"/>
+    <w:basedOn w:val="897"/>
     <w:uiPriority w:val="99"/>
     <w:pPr>
       <w:pBdr/>
@@ -15984,9 +16521,9 @@
       </w:tcPr>
     </w:tblStylePr>
   </w:style>
-  <w:style w:type="table" w:styleId="76">
+  <w:style w:type="table" w:styleId="775">
     <w:name w:val="List Table 2 - Accent 1"/>
-    <w:basedOn w:val="665"/>
+    <w:basedOn w:val="897"/>
     <w:uiPriority w:val="99"/>
     <w:pPr>
       <w:pBdr/>
@@ -16222,9 +16759,9 @@
       </w:tcPr>
     </w:tblStylePr>
   </w:style>
-  <w:style w:type="table" w:styleId="77">
+  <w:style w:type="table" w:styleId="776">
     <w:name w:val="List Table 2 - Accent 2"/>
-    <w:basedOn w:val="665"/>
+    <w:basedOn w:val="897"/>
     <w:uiPriority w:val="99"/>
     <w:pPr>
       <w:pBdr/>
@@ -16460,9 +16997,9 @@
       </w:tcPr>
     </w:tblStylePr>
   </w:style>
-  <w:style w:type="table" w:styleId="78">
+  <w:style w:type="table" w:styleId="777">
     <w:name w:val="List Table 2 - Accent 3"/>
-    <w:basedOn w:val="665"/>
+    <w:basedOn w:val="897"/>
     <w:uiPriority w:val="99"/>
     <w:pPr>
       <w:pBdr/>
@@ -16698,9 +17235,9 @@
       </w:tcPr>
     </w:tblStylePr>
   </w:style>
-  <w:style w:type="table" w:styleId="79">
+  <w:style w:type="table" w:styleId="778">
     <w:name w:val="List Table 2 - Accent 4"/>
-    <w:basedOn w:val="665"/>
+    <w:basedOn w:val="897"/>
     <w:uiPriority w:val="99"/>
     <w:pPr>
       <w:pBdr/>
@@ -16936,9 +17473,9 @@
       </w:tcPr>
     </w:tblStylePr>
   </w:style>
-  <w:style w:type="table" w:styleId="80">
+  <w:style w:type="table" w:styleId="779">
     <w:name w:val="List Table 2 - Accent 5"/>
-    <w:basedOn w:val="665"/>
+    <w:basedOn w:val="897"/>
     <w:uiPriority w:val="99"/>
     <w:pPr>
       <w:pBdr/>
@@ -17174,9 +17711,9 @@
       </w:tcPr>
     </w:tblStylePr>
   </w:style>
-  <w:style w:type="table" w:styleId="81">
+  <w:style w:type="table" w:styleId="780">
     <w:name w:val="List Table 2 - Accent 6"/>
-    <w:basedOn w:val="665"/>
+    <w:basedOn w:val="897"/>
     <w:uiPriority w:val="99"/>
     <w:pPr>
       <w:pBdr/>
@@ -17412,9 +17949,9 @@
       </w:tcPr>
     </w:tblStylePr>
   </w:style>
-  <w:style w:type="table" w:styleId="82">
+  <w:style w:type="table" w:styleId="781">
     <w:name w:val="List Table 3"/>
-    <w:basedOn w:val="665"/>
+    <w:basedOn w:val="897"/>
     <w:uiPriority w:val="99"/>
     <w:pPr>
       <w:pBdr/>
@@ -17640,9 +18177,9 @@
       </w:tcPr>
     </w:tblStylePr>
   </w:style>
-  <w:style w:type="table" w:styleId="83">
+  <w:style w:type="table" w:styleId="782">
     <w:name w:val="List Table 3 - Accent 1"/>
-    <w:basedOn w:val="665"/>
+    <w:basedOn w:val="897"/>
     <w:uiPriority w:val="99"/>
     <w:pPr>
       <w:pBdr/>
@@ -17868,9 +18405,9 @@
       </w:tcPr>
     </w:tblStylePr>
   </w:style>
-  <w:style w:type="table" w:styleId="84">
+  <w:style w:type="table" w:styleId="783">
     <w:name w:val="List Table 3 - Accent 2"/>
-    <w:basedOn w:val="665"/>
+    <w:basedOn w:val="897"/>
     <w:uiPriority w:val="99"/>
     <w:pPr>
       <w:pBdr/>
@@ -18096,9 +18633,9 @@
       </w:tcPr>
     </w:tblStylePr>
   </w:style>
-  <w:style w:type="table" w:styleId="85">
+  <w:style w:type="table" w:styleId="784">
     <w:name w:val="List Table 3 - Accent 3"/>
-    <w:basedOn w:val="665"/>
+    <w:basedOn w:val="897"/>
     <w:uiPriority w:val="99"/>
     <w:pPr>
       <w:pBdr/>
@@ -18324,9 +18861,9 @@
       </w:tcPr>
     </w:tblStylePr>
   </w:style>
-  <w:style w:type="table" w:styleId="86">
+  <w:style w:type="table" w:styleId="785">
     <w:name w:val="List Table 3 - Accent 4"/>
-    <w:basedOn w:val="665"/>
+    <w:basedOn w:val="897"/>
     <w:uiPriority w:val="99"/>
     <w:pPr>
       <w:pBdr/>
@@ -18552,9 +19089,9 @@
       </w:tcPr>
     </w:tblStylePr>
   </w:style>
-  <w:style w:type="table" w:styleId="87">
+  <w:style w:type="table" w:styleId="786">
     <w:name w:val="List Table 3 - Accent 5"/>
-    <w:basedOn w:val="665"/>
+    <w:basedOn w:val="897"/>
     <w:uiPriority w:val="99"/>
     <w:pPr>
       <w:pBdr/>
@@ -18780,9 +19317,9 @@
       </w:tcPr>
     </w:tblStylePr>
   </w:style>
-  <w:style w:type="table" w:styleId="88">
+  <w:style w:type="table" w:styleId="787">
     <w:name w:val="List Table 3 - Accent 6"/>
-    <w:basedOn w:val="665"/>
+    <w:basedOn w:val="897"/>
     <w:uiPriority w:val="99"/>
     <w:pPr>
       <w:pBdr/>
@@ -19008,9 +19545,9 @@
       </w:tcPr>
     </w:tblStylePr>
   </w:style>
-  <w:style w:type="table" w:styleId="89">
+  <w:style w:type="table" w:styleId="788">
     <w:name w:val="List Table 4"/>
-    <w:basedOn w:val="665"/>
+    <w:basedOn w:val="897"/>
     <w:uiPriority w:val="99"/>
     <w:pPr>
       <w:pBdr/>
@@ -19233,9 +19770,9 @@
       </w:tcPr>
     </w:tblStylePr>
   </w:style>
-  <w:style w:type="table" w:styleId="90">
+  <w:style w:type="table" w:styleId="789">
     <w:name w:val="List Table 4 - Accent 1"/>
-    <w:basedOn w:val="665"/>
+    <w:basedOn w:val="897"/>
     <w:uiPriority w:val="99"/>
     <w:pPr>
       <w:pBdr/>
@@ -19458,9 +19995,9 @@
       </w:tcPr>
     </w:tblStylePr>
   </w:style>
-  <w:style w:type="table" w:styleId="91">
+  <w:style w:type="table" w:styleId="790">
     <w:name w:val="List Table 4 - Accent 2"/>
-    <w:basedOn w:val="665"/>
+    <w:basedOn w:val="897"/>
     <w:uiPriority w:val="99"/>
     <w:pPr>
       <w:pBdr/>
@@ -19683,9 +20220,9 @@
       </w:tcPr>
     </w:tblStylePr>
   </w:style>
-  <w:style w:type="table" w:styleId="92">
+  <w:style w:type="table" w:styleId="791">
     <w:name w:val="List Table 4 - Accent 3"/>
-    <w:basedOn w:val="665"/>
+    <w:basedOn w:val="897"/>
     <w:uiPriority w:val="99"/>
     <w:pPr>
       <w:pBdr/>
@@ -19908,9 +20445,9 @@
       </w:tcPr>
     </w:tblStylePr>
   </w:style>
-  <w:style w:type="table" w:styleId="93">
+  <w:style w:type="table" w:styleId="792">
     <w:name w:val="List Table 4 - Accent 4"/>
-    <w:basedOn w:val="665"/>
+    <w:basedOn w:val="897"/>
     <w:uiPriority w:val="99"/>
     <w:pPr>
       <w:pBdr/>
@@ -20133,9 +20670,9 @@
       </w:tcPr>
     </w:tblStylePr>
   </w:style>
-  <w:style w:type="table" w:styleId="94">
+  <w:style w:type="table" w:styleId="793">
     <w:name w:val="List Table 4 - Accent 5"/>
-    <w:basedOn w:val="665"/>
+    <w:basedOn w:val="897"/>
     <w:uiPriority w:val="99"/>
     <w:pPr>
       <w:pBdr/>
@@ -20358,9 +20895,9 @@
       </w:tcPr>
     </w:tblStylePr>
   </w:style>
-  <w:style w:type="table" w:styleId="95">
+  <w:style w:type="table" w:styleId="794">
     <w:name w:val="List Table 4 - Accent 6"/>
-    <w:basedOn w:val="665"/>
+    <w:basedOn w:val="897"/>
     <w:uiPriority w:val="99"/>
     <w:pPr>
       <w:pBdr/>
@@ -20583,9 +21120,9 @@
       </w:tcPr>
     </w:tblStylePr>
   </w:style>
-  <w:style w:type="table" w:styleId="96">
+  <w:style w:type="table" w:styleId="795">
     <w:name w:val="List Table 5 Dark"/>
-    <w:basedOn w:val="665"/>
+    <w:basedOn w:val="897"/>
     <w:uiPriority w:val="99"/>
     <w:pPr>
       <w:pBdr/>
@@ -20825,9 +21362,9 @@
       </w:tcPr>
     </w:tblStylePr>
   </w:style>
-  <w:style w:type="table" w:styleId="97">
+  <w:style w:type="table" w:styleId="796">
     <w:name w:val="List Table 5 Dark - Accent 1"/>
-    <w:basedOn w:val="665"/>
+    <w:basedOn w:val="897"/>
     <w:uiPriority w:val="99"/>
     <w:pPr>
       <w:pBdr/>
@@ -21067,9 +21604,9 @@
       </w:tcPr>
     </w:tblStylePr>
   </w:style>
-  <w:style w:type="table" w:styleId="98">
+  <w:style w:type="table" w:styleId="797">
     <w:name w:val="List Table 5 Dark - Accent 2"/>
-    <w:basedOn w:val="665"/>
+    <w:basedOn w:val="897"/>
     <w:uiPriority w:val="99"/>
     <w:pPr>
       <w:pBdr/>
@@ -21309,9 +21846,9 @@
       </w:tcPr>
     </w:tblStylePr>
   </w:style>
-  <w:style w:type="table" w:styleId="99">
+  <w:style w:type="table" w:styleId="798">
     <w:name w:val="List Table 5 Dark - Accent 3"/>
-    <w:basedOn w:val="665"/>
+    <w:basedOn w:val="897"/>
     <w:uiPriority w:val="99"/>
     <w:pPr>
       <w:pBdr/>
@@ -21551,9 +22088,9 @@
       </w:tcPr>
     </w:tblStylePr>
   </w:style>
-  <w:style w:type="table" w:styleId="100">
+  <w:style w:type="table" w:styleId="799">
     <w:name w:val="List Table 5 Dark - Accent 4"/>
-    <w:basedOn w:val="665"/>
+    <w:basedOn w:val="897"/>
     <w:uiPriority w:val="99"/>
     <w:pPr>
       <w:pBdr/>
@@ -21793,9 +22330,9 @@
       </w:tcPr>
     </w:tblStylePr>
   </w:style>
-  <w:style w:type="table" w:styleId="101">
+  <w:style w:type="table" w:styleId="800">
     <w:name w:val="List Table 5 Dark - Accent 5"/>
-    <w:basedOn w:val="665"/>
+    <w:basedOn w:val="897"/>
     <w:uiPriority w:val="99"/>
     <w:pPr>
       <w:pBdr/>
@@ -22035,9 +22572,9 @@
       </w:tcPr>
     </w:tblStylePr>
   </w:style>
-  <w:style w:type="table" w:styleId="102">
+  <w:style w:type="table" w:styleId="801">
     <w:name w:val="List Table 5 Dark - Accent 6"/>
-    <w:basedOn w:val="665"/>
+    <w:basedOn w:val="897"/>
     <w:uiPriority w:val="99"/>
     <w:pPr>
       <w:pBdr/>
@@ -22277,9 +22814,9 @@
       </w:tcPr>
     </w:tblStylePr>
   </w:style>
-  <w:style w:type="table" w:styleId="103">
+  <w:style w:type="table" w:styleId="802">
     <w:name w:val="List Table 6 Colorful"/>
-    <w:basedOn w:val="665"/>
+    <w:basedOn w:val="897"/>
     <w:uiPriority w:val="99"/>
     <w:pPr>
       <w:pBdr/>
@@ -22500,9 +23037,9 @@
       </w:tcPr>
     </w:tblStylePr>
   </w:style>
-  <w:style w:type="table" w:styleId="104">
+  <w:style w:type="table" w:styleId="803">
     <w:name w:val="List Table 6 Colorful - Accent 1"/>
-    <w:basedOn w:val="665"/>
+    <w:basedOn w:val="897"/>
     <w:uiPriority w:val="99"/>
     <w:pPr>
       <w:pBdr/>
@@ -22723,9 +23260,9 @@
       </w:tcPr>
     </w:tblStylePr>
   </w:style>
-  <w:style w:type="table" w:styleId="105">
+  <w:style w:type="table" w:styleId="804">
     <w:name w:val="List Table 6 Colorful - Accent 2"/>
-    <w:basedOn w:val="665"/>
+    <w:basedOn w:val="897"/>
     <w:uiPriority w:val="99"/>
     <w:pPr>
       <w:pBdr/>
@@ -22946,9 +23483,9 @@
       </w:tcPr>
     </w:tblStylePr>
   </w:style>
-  <w:style w:type="table" w:styleId="106">
+  <w:style w:type="table" w:styleId="805">
     <w:name w:val="List Table 6 Colorful - Accent 3"/>
-    <w:basedOn w:val="665"/>
+    <w:basedOn w:val="897"/>
     <w:uiPriority w:val="99"/>
     <w:pPr>
       <w:pBdr/>
@@ -23169,9 +23706,9 @@
       </w:tcPr>
     </w:tblStylePr>
   </w:style>
-  <w:style w:type="table" w:styleId="107">
+  <w:style w:type="table" w:styleId="806">
     <w:name w:val="List Table 6 Colorful - Accent 4"/>
-    <w:basedOn w:val="665"/>
+    <w:basedOn w:val="897"/>
     <w:uiPriority w:val="99"/>
     <w:pPr>
       <w:pBdr/>
@@ -23392,9 +23929,9 @@
       </w:tcPr>
     </w:tblStylePr>
   </w:style>
-  <w:style w:type="table" w:styleId="108">
+  <w:style w:type="table" w:styleId="807">
     <w:name w:val="List Table 6 Colorful - Accent 5"/>
-    <w:basedOn w:val="665"/>
+    <w:basedOn w:val="897"/>
     <w:uiPriority w:val="99"/>
     <w:pPr>
       <w:pBdr/>
@@ -23615,9 +24152,9 @@
       </w:tcPr>
     </w:tblStylePr>
   </w:style>
-  <w:style w:type="table" w:styleId="109">
+  <w:style w:type="table" w:styleId="808">
     <w:name w:val="List Table 6 Colorful - Accent 6"/>
-    <w:basedOn w:val="665"/>
+    <w:basedOn w:val="897"/>
     <w:uiPriority w:val="99"/>
     <w:pPr>
       <w:pBdr/>
@@ -23838,9 +24375,9 @@
       </w:tcPr>
     </w:tblStylePr>
   </w:style>
-  <w:style w:type="table" w:styleId="110">
+  <w:style w:type="table" w:styleId="809">
     <w:name w:val="List Table 7 Colorful"/>
-    <w:basedOn w:val="665"/>
+    <w:basedOn w:val="897"/>
     <w:uiPriority w:val="99"/>
     <w:pPr>
       <w:pBdr/>
@@ -23939,11 +24476,11 @@
         <w:tblBorders/>
       </w:tblPr>
       <w:tcPr>
-        <w:shd w:color="ffffff"/>
+        <w:shd w:val="clear" w:color="ffffff"/>
         <w:tcBorders>
-          <w:top w:val="none"/>
-          <w:left w:val="none"/>
-          <w:bottom w:val="none"/>
+          <w:top w:val="none" w:color="000000" w:sz="4" w:space="0"/>
+          <w:left w:val="none" w:color="000000" w:sz="4" w:space="0"/>
+          <w:bottom w:val="none" w:color="000000" w:sz="4" w:space="0"/>
           <w:right w:val="single" w:color="000000" w:themeColor="text1" w:themeTint="80" w:sz="4" w:space="0"/>
         </w:tcBorders>
       </w:tcPr>
@@ -23966,10 +24503,10 @@
       <w:tcPr>
         <w:shd w:val="clear" w:color="ffffff" w:themeColor="light1" w:fill="ffffff" w:themeFill="light1"/>
         <w:tcBorders>
-          <w:top w:val="none"/>
-          <w:left w:val="none"/>
+          <w:top w:val="none" w:color="000000" w:sz="4" w:space="0"/>
+          <w:left w:val="none" w:color="000000" w:sz="4" w:space="0"/>
           <w:bottom w:val="single" w:color="000000" w:themeColor="text1" w:themeTint="80" w:sz="4" w:space="0"/>
-          <w:right w:val="none"/>
+          <w:right w:val="none" w:color="000000" w:sz="4" w:space="0"/>
         </w:tcBorders>
       </w:tcPr>
     </w:tblStylePr>
@@ -23989,12 +24526,12 @@
         <w:tblBorders/>
       </w:tblPr>
       <w:tcPr>
-        <w:shd w:color="ffffff"/>
+        <w:shd w:val="clear" w:color="ffffff"/>
         <w:tcBorders>
-          <w:top w:val="none"/>
+          <w:top w:val="none" w:color="000000" w:sz="4" w:space="0"/>
           <w:left w:val="single" w:color="000000" w:themeColor="text1" w:themeTint="80" w:sz="4" w:space="0"/>
-          <w:bottom w:val="none"/>
-          <w:right w:val="none"/>
+          <w:bottom w:val="none" w:color="000000" w:sz="4" w:space="0"/>
+          <w:right w:val="none" w:color="000000" w:sz="4" w:space="0"/>
         </w:tcBorders>
       </w:tcPr>
     </w:tblStylePr>
@@ -24017,9 +24554,9 @@
         <w:shd w:val="clear" w:color="ffffff" w:themeColor="light1" w:fill="ffffff" w:themeFill="light1"/>
         <w:tcBorders>
           <w:top w:val="single" w:color="000000" w:themeColor="text1" w:themeTint="80" w:sz="4" w:space="0"/>
-          <w:left w:val="none"/>
-          <w:bottom w:val="none"/>
-          <w:right w:val="none"/>
+          <w:left w:val="none" w:color="000000" w:sz="4" w:space="0"/>
+          <w:bottom w:val="none" w:color="000000" w:sz="4" w:space="0"/>
+          <w:right w:val="none" w:color="000000" w:sz="4" w:space="0"/>
         </w:tcBorders>
       </w:tcPr>
     </w:tblStylePr>
@@ -24094,9 +24631,9 @@
       </w:tcPr>
     </w:tblStylePr>
   </w:style>
-  <w:style w:type="table" w:styleId="111">
+  <w:style w:type="table" w:styleId="810">
     <w:name w:val="List Table 7 Colorful - Accent 1"/>
-    <w:basedOn w:val="665"/>
+    <w:basedOn w:val="897"/>
     <w:uiPriority w:val="99"/>
     <w:pPr>
       <w:pBdr/>
@@ -24195,11 +24732,11 @@
         <w:tblBorders/>
       </w:tblPr>
       <w:tcPr>
-        <w:shd w:color="ffffff"/>
+        <w:shd w:val="clear" w:color="ffffff"/>
         <w:tcBorders>
-          <w:top w:val="none"/>
-          <w:left w:val="none"/>
-          <w:bottom w:val="none"/>
+          <w:top w:val="none" w:color="000000" w:sz="4" w:space="0"/>
+          <w:left w:val="none" w:color="000000" w:sz="4" w:space="0"/>
+          <w:bottom w:val="none" w:color="000000" w:sz="4" w:space="0"/>
           <w:right w:val="single" w:color="000000" w:themeColor="accent1" w:sz="4" w:space="0"/>
         </w:tcBorders>
       </w:tcPr>
@@ -24222,10 +24759,10 @@
       <w:tcPr>
         <w:shd w:val="clear" w:color="ffffff" w:themeColor="light1" w:fill="ffffff" w:themeFill="light1"/>
         <w:tcBorders>
-          <w:top w:val="none"/>
-          <w:left w:val="none"/>
+          <w:top w:val="none" w:color="000000" w:sz="4" w:space="0"/>
+          <w:left w:val="none" w:color="000000" w:sz="4" w:space="0"/>
           <w:bottom w:val="single" w:color="000000" w:themeColor="accent1" w:sz="4" w:space="0"/>
-          <w:right w:val="none"/>
+          <w:right w:val="none" w:color="000000" w:sz="4" w:space="0"/>
         </w:tcBorders>
       </w:tcPr>
     </w:tblStylePr>
@@ -24245,12 +24782,12 @@
         <w:tblBorders/>
       </w:tblPr>
       <w:tcPr>
-        <w:shd w:color="ffffff"/>
+        <w:shd w:val="clear" w:color="ffffff"/>
         <w:tcBorders>
-          <w:top w:val="none"/>
+          <w:top w:val="none" w:color="000000" w:sz="4" w:space="0"/>
           <w:left w:val="single" w:color="000000" w:themeColor="accent1" w:sz="4" w:space="0"/>
-          <w:bottom w:val="none"/>
-          <w:right w:val="none"/>
+          <w:bottom w:val="none" w:color="000000" w:sz="4" w:space="0"/>
+          <w:right w:val="none" w:color="000000" w:sz="4" w:space="0"/>
         </w:tcBorders>
       </w:tcPr>
     </w:tblStylePr>
@@ -24273,9 +24810,9 @@
         <w:shd w:val="clear" w:color="ffffff" w:themeColor="light1" w:fill="ffffff" w:themeFill="light1"/>
         <w:tcBorders>
           <w:top w:val="single" w:color="000000" w:themeColor="accent1" w:sz="4" w:space="0"/>
-          <w:left w:val="none"/>
-          <w:bottom w:val="none"/>
-          <w:right w:val="none"/>
+          <w:left w:val="none" w:color="000000" w:sz="4" w:space="0"/>
+          <w:bottom w:val="none" w:color="000000" w:sz="4" w:space="0"/>
+          <w:right w:val="none" w:color="000000" w:sz="4" w:space="0"/>
         </w:tcBorders>
       </w:tcPr>
     </w:tblStylePr>
@@ -24350,9 +24887,9 @@
       </w:tcPr>
     </w:tblStylePr>
   </w:style>
-  <w:style w:type="table" w:styleId="112">
+  <w:style w:type="table" w:styleId="811">
     <w:name w:val="List Table 7 Colorful - Accent 2"/>
-    <w:basedOn w:val="665"/>
+    <w:basedOn w:val="897"/>
     <w:uiPriority w:val="99"/>
     <w:pPr>
       <w:pBdr/>
@@ -24451,11 +24988,11 @@
         <w:tblBorders/>
       </w:tblPr>
       <w:tcPr>
-        <w:shd w:color="ffffff"/>
+        <w:shd w:val="clear" w:color="ffffff"/>
         <w:tcBorders>
-          <w:top w:val="none"/>
-          <w:left w:val="none"/>
-          <w:bottom w:val="none"/>
+          <w:top w:val="none" w:color="000000" w:sz="4" w:space="0"/>
+          <w:left w:val="none" w:color="000000" w:sz="4" w:space="0"/>
+          <w:bottom w:val="none" w:color="000000" w:sz="4" w:space="0"/>
           <w:right w:val="single" w:color="000000" w:themeColor="accent2" w:themeTint="97" w:sz="4" w:space="0"/>
         </w:tcBorders>
       </w:tcPr>
@@ -24478,10 +25015,10 @@
       <w:tcPr>
         <w:shd w:val="clear" w:color="ffffff" w:themeColor="light1" w:fill="ffffff" w:themeFill="light1"/>
         <w:tcBorders>
-          <w:top w:val="none"/>
-          <w:left w:val="none"/>
+          <w:top w:val="none" w:color="000000" w:sz="4" w:space="0"/>
+          <w:left w:val="none" w:color="000000" w:sz="4" w:space="0"/>
           <w:bottom w:val="single" w:color="000000" w:themeColor="accent2" w:themeTint="97" w:sz="4" w:space="0"/>
-          <w:right w:val="none"/>
+          <w:right w:val="none" w:color="000000" w:sz="4" w:space="0"/>
         </w:tcBorders>
       </w:tcPr>
     </w:tblStylePr>
@@ -24501,12 +25038,12 @@
         <w:tblBorders/>
       </w:tblPr>
       <w:tcPr>
-        <w:shd w:color="ffffff"/>
+        <w:shd w:val="clear" w:color="ffffff"/>
         <w:tcBorders>
-          <w:top w:val="none"/>
+          <w:top w:val="none" w:color="000000" w:sz="4" w:space="0"/>
           <w:left w:val="single" w:color="000000" w:themeColor="accent2" w:themeTint="97" w:sz="4" w:space="0"/>
-          <w:bottom w:val="none"/>
-          <w:right w:val="none"/>
+          <w:bottom w:val="none" w:color="000000" w:sz="4" w:space="0"/>
+          <w:right w:val="none" w:color="000000" w:sz="4" w:space="0"/>
         </w:tcBorders>
       </w:tcPr>
     </w:tblStylePr>
@@ -24529,9 +25066,9 @@
         <w:shd w:val="clear" w:color="ffffff" w:themeColor="light1" w:fill="ffffff" w:themeFill="light1"/>
         <w:tcBorders>
           <w:top w:val="single" w:color="000000" w:themeColor="accent2" w:themeTint="97" w:sz="4" w:space="0"/>
-          <w:left w:val="none"/>
-          <w:bottom w:val="none"/>
-          <w:right w:val="none"/>
+          <w:left w:val="none" w:color="000000" w:sz="4" w:space="0"/>
+          <w:bottom w:val="none" w:color="000000" w:sz="4" w:space="0"/>
+          <w:right w:val="none" w:color="000000" w:sz="4" w:space="0"/>
         </w:tcBorders>
       </w:tcPr>
     </w:tblStylePr>
@@ -24606,9 +25143,9 @@
       </w:tcPr>
     </w:tblStylePr>
   </w:style>
-  <w:style w:type="table" w:styleId="113">
+  <w:style w:type="table" w:styleId="812">
     <w:name w:val="List Table 7 Colorful - Accent 3"/>
-    <w:basedOn w:val="665"/>
+    <w:basedOn w:val="897"/>
     <w:uiPriority w:val="99"/>
     <w:pPr>
       <w:pBdr/>
@@ -24707,11 +25244,11 @@
         <w:tblBorders/>
       </w:tblPr>
       <w:tcPr>
-        <w:shd w:color="ffffff"/>
+        <w:shd w:val="clear" w:color="ffffff"/>
         <w:tcBorders>
-          <w:top w:val="none"/>
-          <w:left w:val="none"/>
-          <w:bottom w:val="none"/>
+          <w:top w:val="none" w:color="000000" w:sz="4" w:space="0"/>
+          <w:left w:val="none" w:color="000000" w:sz="4" w:space="0"/>
+          <w:bottom w:val="none" w:color="000000" w:sz="4" w:space="0"/>
           <w:right w:val="single" w:color="000000" w:themeColor="accent3" w:themeTint="98" w:sz="4" w:space="0"/>
         </w:tcBorders>
       </w:tcPr>
@@ -24734,10 +25271,10 @@
       <w:tcPr>
         <w:shd w:val="clear" w:color="ffffff" w:themeColor="light1" w:fill="ffffff" w:themeFill="light1"/>
         <w:tcBorders>
-          <w:top w:val="none"/>
-          <w:left w:val="none"/>
+          <w:top w:val="none" w:color="000000" w:sz="4" w:space="0"/>
+          <w:left w:val="none" w:color="000000" w:sz="4" w:space="0"/>
           <w:bottom w:val="single" w:color="000000" w:themeColor="accent3" w:themeTint="98" w:sz="4" w:space="0"/>
-          <w:right w:val="none"/>
+          <w:right w:val="none" w:color="000000" w:sz="4" w:space="0"/>
         </w:tcBorders>
       </w:tcPr>
     </w:tblStylePr>
@@ -24757,12 +25294,12 @@
         <w:tblBorders/>
       </w:tblPr>
       <w:tcPr>
-        <w:shd w:color="ffffff"/>
+        <w:shd w:val="clear" w:color="ffffff"/>
         <w:tcBorders>
-          <w:top w:val="none"/>
+          <w:top w:val="none" w:color="000000" w:sz="4" w:space="0"/>
           <w:left w:val="single" w:color="000000" w:themeColor="accent3" w:themeTint="98" w:sz="4" w:space="0"/>
-          <w:bottom w:val="none"/>
-          <w:right w:val="none"/>
+          <w:bottom w:val="none" w:color="000000" w:sz="4" w:space="0"/>
+          <w:right w:val="none" w:color="000000" w:sz="4" w:space="0"/>
         </w:tcBorders>
       </w:tcPr>
     </w:tblStylePr>
@@ -24785,9 +25322,9 @@
         <w:shd w:val="clear" w:color="ffffff" w:themeColor="light1" w:fill="ffffff" w:themeFill="light1"/>
         <w:tcBorders>
           <w:top w:val="single" w:color="000000" w:themeColor="accent3" w:themeTint="98" w:sz="4" w:space="0"/>
-          <w:left w:val="none"/>
-          <w:bottom w:val="none"/>
-          <w:right w:val="none"/>
+          <w:left w:val="none" w:color="000000" w:sz="4" w:space="0"/>
+          <w:bottom w:val="none" w:color="000000" w:sz="4" w:space="0"/>
+          <w:right w:val="none" w:color="000000" w:sz="4" w:space="0"/>
         </w:tcBorders>
       </w:tcPr>
     </w:tblStylePr>
@@ -24862,9 +25399,9 @@
       </w:tcPr>
     </w:tblStylePr>
   </w:style>
-  <w:style w:type="table" w:styleId="114">
+  <w:style w:type="table" w:styleId="813">
     <w:name w:val="List Table 7 Colorful - Accent 4"/>
-    <w:basedOn w:val="665"/>
+    <w:basedOn w:val="897"/>
     <w:uiPriority w:val="99"/>
     <w:pPr>
       <w:pBdr/>
@@ -24963,11 +25500,11 @@
         <w:tblBorders/>
       </w:tblPr>
       <w:tcPr>
-        <w:shd w:color="ffffff"/>
+        <w:shd w:val="clear" w:color="ffffff"/>
         <w:tcBorders>
-          <w:top w:val="none"/>
-          <w:left w:val="none"/>
-          <w:bottom w:val="none"/>
+          <w:top w:val="none" w:color="000000" w:sz="4" w:space="0"/>
+          <w:left w:val="none" w:color="000000" w:sz="4" w:space="0"/>
+          <w:bottom w:val="none" w:color="000000" w:sz="4" w:space="0"/>
           <w:right w:val="single" w:color="000000" w:themeColor="accent4" w:themeTint="9A" w:sz="4" w:space="0"/>
         </w:tcBorders>
       </w:tcPr>
@@ -24990,10 +25527,10 @@
       <w:tcPr>
         <w:shd w:val="clear" w:color="ffffff" w:themeColor="light1" w:fill="ffffff" w:themeFill="light1"/>
         <w:tcBorders>
-          <w:top w:val="none"/>
-          <w:left w:val="none"/>
+          <w:top w:val="none" w:color="000000" w:sz="4" w:space="0"/>
+          <w:left w:val="none" w:color="000000" w:sz="4" w:space="0"/>
           <w:bottom w:val="single" w:color="000000" w:themeColor="accent4" w:themeTint="9A" w:sz="4" w:space="0"/>
-          <w:right w:val="none"/>
+          <w:right w:val="none" w:color="000000" w:sz="4" w:space="0"/>
         </w:tcBorders>
       </w:tcPr>
     </w:tblStylePr>
@@ -25013,12 +25550,12 @@
         <w:tblBorders/>
       </w:tblPr>
       <w:tcPr>
-        <w:shd w:color="ffffff"/>
+        <w:shd w:val="clear" w:color="ffffff"/>
         <w:tcBorders>
-          <w:top w:val="none"/>
+          <w:top w:val="none" w:color="000000" w:sz="4" w:space="0"/>
           <w:left w:val="single" w:color="000000" w:themeColor="accent4" w:themeTint="9A" w:sz="4" w:space="0"/>
-          <w:bottom w:val="none"/>
-          <w:right w:val="none"/>
+          <w:bottom w:val="none" w:color="000000" w:sz="4" w:space="0"/>
+          <w:right w:val="none" w:color="000000" w:sz="4" w:space="0"/>
         </w:tcBorders>
       </w:tcPr>
     </w:tblStylePr>
@@ -25041,9 +25578,9 @@
         <w:shd w:val="clear" w:color="ffffff" w:themeColor="light1" w:fill="ffffff" w:themeFill="light1"/>
         <w:tcBorders>
           <w:top w:val="single" w:color="000000" w:themeColor="accent4" w:themeTint="9A" w:sz="4" w:space="0"/>
-          <w:left w:val="none"/>
-          <w:bottom w:val="none"/>
-          <w:right w:val="none"/>
+          <w:left w:val="none" w:color="000000" w:sz="4" w:space="0"/>
+          <w:bottom w:val="none" w:color="000000" w:sz="4" w:space="0"/>
+          <w:right w:val="none" w:color="000000" w:sz="4" w:space="0"/>
         </w:tcBorders>
       </w:tcPr>
     </w:tblStylePr>
@@ -25118,9 +25655,9 @@
       </w:tcPr>
     </w:tblStylePr>
   </w:style>
-  <w:style w:type="table" w:styleId="115">
+  <w:style w:type="table" w:styleId="814">
     <w:name w:val="List Table 7 Colorful - Accent 5"/>
-    <w:basedOn w:val="665"/>
+    <w:basedOn w:val="897"/>
     <w:uiPriority w:val="99"/>
     <w:pPr>
       <w:pBdr/>
@@ -25219,11 +25756,11 @@
         <w:tblBorders/>
       </w:tblPr>
       <w:tcPr>
-        <w:shd w:color="ffffff"/>
+        <w:shd w:val="clear" w:color="ffffff"/>
         <w:tcBorders>
-          <w:top w:val="none"/>
-          <w:left w:val="none"/>
-          <w:bottom w:val="none"/>
+          <w:top w:val="none" w:color="000000" w:sz="4" w:space="0"/>
+          <w:left w:val="none" w:color="000000" w:sz="4" w:space="0"/>
+          <w:bottom w:val="none" w:color="000000" w:sz="4" w:space="0"/>
           <w:right w:val="single" w:color="000000" w:themeColor="accent5" w:themeTint="9A" w:sz="4" w:space="0"/>
         </w:tcBorders>
       </w:tcPr>
@@ -25246,10 +25783,10 @@
       <w:tcPr>
         <w:shd w:val="clear" w:color="ffffff" w:themeColor="light1" w:fill="ffffff" w:themeFill="light1"/>
         <w:tcBorders>
-          <w:top w:val="none"/>
-          <w:left w:val="none"/>
+          <w:top w:val="none" w:color="000000" w:sz="4" w:space="0"/>
+          <w:left w:val="none" w:color="000000" w:sz="4" w:space="0"/>
           <w:bottom w:val="single" w:color="000000" w:themeColor="accent5" w:themeTint="9A" w:sz="4" w:space="0"/>
-          <w:right w:val="none"/>
+          <w:right w:val="none" w:color="000000" w:sz="4" w:space="0"/>
         </w:tcBorders>
       </w:tcPr>
     </w:tblStylePr>
@@ -25269,12 +25806,12 @@
         <w:tblBorders/>
       </w:tblPr>
       <w:tcPr>
-        <w:shd w:color="ffffff"/>
+        <w:shd w:val="clear" w:color="ffffff"/>
         <w:tcBorders>
-          <w:top w:val="none"/>
+          <w:top w:val="none" w:color="000000" w:sz="4" w:space="0"/>
           <w:left w:val="single" w:color="000000" w:themeColor="accent5" w:themeTint="9A" w:sz="4" w:space="0"/>
-          <w:bottom w:val="none"/>
-          <w:right w:val="none"/>
+          <w:bottom w:val="none" w:color="000000" w:sz="4" w:space="0"/>
+          <w:right w:val="none" w:color="000000" w:sz="4" w:space="0"/>
         </w:tcBorders>
       </w:tcPr>
     </w:tblStylePr>
@@ -25297,9 +25834,9 @@
         <w:shd w:val="clear" w:color="ffffff" w:themeColor="light1" w:fill="ffffff" w:themeFill="light1"/>
         <w:tcBorders>
           <w:top w:val="single" w:color="000000" w:themeColor="accent5" w:themeTint="9A" w:sz="4" w:space="0"/>
-          <w:left w:val="none"/>
-          <w:bottom w:val="none"/>
-          <w:right w:val="none"/>
+          <w:left w:val="none" w:color="000000" w:sz="4" w:space="0"/>
+          <w:bottom w:val="none" w:color="000000" w:sz="4" w:space="0"/>
+          <w:right w:val="none" w:color="000000" w:sz="4" w:space="0"/>
         </w:tcBorders>
       </w:tcPr>
     </w:tblStylePr>
@@ -25374,9 +25911,9 @@
       </w:tcPr>
     </w:tblStylePr>
   </w:style>
-  <w:style w:type="table" w:styleId="116">
+  <w:style w:type="table" w:styleId="815">
     <w:name w:val="List Table 7 Colorful - Accent 6"/>
-    <w:basedOn w:val="665"/>
+    <w:basedOn w:val="897"/>
     <w:uiPriority w:val="99"/>
     <w:pPr>
       <w:pBdr/>
@@ -25475,11 +26012,11 @@
         <w:tblBorders/>
       </w:tblPr>
       <w:tcPr>
-        <w:shd w:color="ffffff"/>
+        <w:shd w:val="clear" w:color="ffffff"/>
         <w:tcBorders>
-          <w:top w:val="none"/>
-          <w:left w:val="none"/>
-          <w:bottom w:val="none"/>
+          <w:top w:val="none" w:color="000000" w:sz="4" w:space="0"/>
+          <w:left w:val="none" w:color="000000" w:sz="4" w:space="0"/>
+          <w:bottom w:val="none" w:color="000000" w:sz="4" w:space="0"/>
           <w:right w:val="single" w:color="000000" w:themeColor="accent6" w:themeTint="98" w:sz="4" w:space="0"/>
         </w:tcBorders>
       </w:tcPr>
@@ -25502,10 +26039,10 @@
       <w:tcPr>
         <w:shd w:val="clear" w:color="ffffff" w:themeColor="light1" w:fill="ffffff" w:themeFill="light1"/>
         <w:tcBorders>
-          <w:top w:val="none"/>
-          <w:left w:val="none"/>
+          <w:top w:val="none" w:color="000000" w:sz="4" w:space="0"/>
+          <w:left w:val="none" w:color="000000" w:sz="4" w:space="0"/>
           <w:bottom w:val="single" w:color="000000" w:themeColor="accent6" w:themeTint="98" w:sz="4" w:space="0"/>
-          <w:right w:val="none"/>
+          <w:right w:val="none" w:color="000000" w:sz="4" w:space="0"/>
         </w:tcBorders>
       </w:tcPr>
     </w:tblStylePr>
@@ -25525,12 +26062,12 @@
         <w:tblBorders/>
       </w:tblPr>
       <w:tcPr>
-        <w:shd w:color="ffffff"/>
+        <w:shd w:val="clear" w:color="ffffff"/>
         <w:tcBorders>
-          <w:top w:val="none"/>
+          <w:top w:val="none" w:color="000000" w:sz="4" w:space="0"/>
           <w:left w:val="single" w:color="000000" w:themeColor="accent6" w:themeTint="98" w:sz="4" w:space="0"/>
-          <w:bottom w:val="none"/>
-          <w:right w:val="none"/>
+          <w:bottom w:val="none" w:color="000000" w:sz="4" w:space="0"/>
+          <w:right w:val="none" w:color="000000" w:sz="4" w:space="0"/>
         </w:tcBorders>
       </w:tcPr>
     </w:tblStylePr>
@@ -25553,9 +26090,9 @@
         <w:shd w:val="clear" w:color="ffffff" w:themeColor="light1" w:fill="ffffff" w:themeFill="light1"/>
         <w:tcBorders>
           <w:top w:val="single" w:color="000000" w:themeColor="accent6" w:themeTint="98" w:sz="4" w:space="0"/>
-          <w:left w:val="none"/>
-          <w:bottom w:val="none"/>
-          <w:right w:val="none"/>
+          <w:left w:val="none" w:color="000000" w:sz="4" w:space="0"/>
+          <w:bottom w:val="none" w:color="000000" w:sz="4" w:space="0"/>
+          <w:right w:val="none" w:color="000000" w:sz="4" w:space="0"/>
         </w:tcBorders>
       </w:tcPr>
     </w:tblStylePr>
@@ -25630,9 +26167,9 @@
       </w:tcPr>
     </w:tblStylePr>
   </w:style>
-  <w:style w:type="table" w:styleId="117">
+  <w:style w:type="table" w:styleId="816">
     <w:name w:val="Lined - Accent"/>
-    <w:basedOn w:val="665"/>
+    <w:basedOn w:val="897"/>
     <w:uiPriority w:val="99"/>
     <w:pPr>
       <w:pBdr/>
@@ -25867,9 +26404,9 @@
       </w:tcPr>
     </w:tblStylePr>
   </w:style>
-  <w:style w:type="table" w:styleId="118">
+  <w:style w:type="table" w:styleId="817">
     <w:name w:val="Lined - Accent 1"/>
-    <w:basedOn w:val="665"/>
+    <w:basedOn w:val="897"/>
     <w:uiPriority w:val="99"/>
     <w:pPr>
       <w:pBdr/>
@@ -26104,9 +26641,9 @@
       </w:tcPr>
     </w:tblStylePr>
   </w:style>
-  <w:style w:type="table" w:styleId="119">
+  <w:style w:type="table" w:styleId="818">
     <w:name w:val="Lined - Accent 2"/>
-    <w:basedOn w:val="665"/>
+    <w:basedOn w:val="897"/>
     <w:uiPriority w:val="99"/>
     <w:pPr>
       <w:pBdr/>
@@ -26341,9 +26878,9 @@
       </w:tcPr>
     </w:tblStylePr>
   </w:style>
-  <w:style w:type="table" w:styleId="120">
+  <w:style w:type="table" w:styleId="819">
     <w:name w:val="Lined - Accent 3"/>
-    <w:basedOn w:val="665"/>
+    <w:basedOn w:val="897"/>
     <w:uiPriority w:val="99"/>
     <w:pPr>
       <w:pBdr/>
@@ -26578,9 +27115,9 @@
       </w:tcPr>
     </w:tblStylePr>
   </w:style>
-  <w:style w:type="table" w:styleId="121">
+  <w:style w:type="table" w:styleId="820">
     <w:name w:val="Lined - Accent 4"/>
-    <w:basedOn w:val="665"/>
+    <w:basedOn w:val="897"/>
     <w:uiPriority w:val="99"/>
     <w:pPr>
       <w:pBdr/>
@@ -26815,9 +27352,9 @@
       </w:tcPr>
     </w:tblStylePr>
   </w:style>
-  <w:style w:type="table" w:styleId="122">
+  <w:style w:type="table" w:styleId="821">
     <w:name w:val="Lined - Accent 5"/>
-    <w:basedOn w:val="665"/>
+    <w:basedOn w:val="897"/>
     <w:uiPriority w:val="99"/>
     <w:pPr>
       <w:pBdr/>
@@ -27052,9 +27589,9 @@
       </w:tcPr>
     </w:tblStylePr>
   </w:style>
-  <w:style w:type="table" w:styleId="123">
+  <w:style w:type="table" w:styleId="822">
     <w:name w:val="Lined - Accent 6"/>
-    <w:basedOn w:val="665"/>
+    <w:basedOn w:val="897"/>
     <w:uiPriority w:val="99"/>
     <w:pPr>
       <w:pBdr/>
@@ -27289,9 +27826,9 @@
       </w:tcPr>
     </w:tblStylePr>
   </w:style>
-  <w:style w:type="table" w:styleId="124">
+  <w:style w:type="table" w:styleId="823">
     <w:name w:val="Bordered &amp; Lined - Accent"/>
-    <w:basedOn w:val="665"/>
+    <w:basedOn w:val="897"/>
     <w:uiPriority w:val="99"/>
     <w:pPr>
       <w:pBdr/>
@@ -27533,9 +28070,9 @@
       </w:tcPr>
     </w:tblStylePr>
   </w:style>
-  <w:style w:type="table" w:styleId="125">
+  <w:style w:type="table" w:styleId="824">
     <w:name w:val="Bordered &amp; Lined - Accent 1"/>
-    <w:basedOn w:val="665"/>
+    <w:basedOn w:val="897"/>
     <w:uiPriority w:val="99"/>
     <w:pPr>
       <w:pBdr/>
@@ -27777,9 +28314,9 @@
       </w:tcPr>
     </w:tblStylePr>
   </w:style>
-  <w:style w:type="table" w:styleId="126">
+  <w:style w:type="table" w:styleId="825">
     <w:name w:val="Bordered &amp; Lined - Accent 2"/>
-    <w:basedOn w:val="665"/>
+    <w:basedOn w:val="897"/>
     <w:uiPriority w:val="99"/>
     <w:pPr>
       <w:pBdr/>
@@ -28021,9 +28558,9 @@
       </w:tcPr>
     </w:tblStylePr>
   </w:style>
-  <w:style w:type="table" w:styleId="127">
+  <w:style w:type="table" w:styleId="826">
     <w:name w:val="Bordered &amp; Lined - Accent 3"/>
-    <w:basedOn w:val="665"/>
+    <w:basedOn w:val="897"/>
     <w:uiPriority w:val="99"/>
     <w:pPr>
       <w:pBdr/>
@@ -28265,9 +28802,9 @@
       </w:tcPr>
     </w:tblStylePr>
   </w:style>
-  <w:style w:type="table" w:styleId="128">
+  <w:style w:type="table" w:styleId="827">
     <w:name w:val="Bordered &amp; Lined - Accent 4"/>
-    <w:basedOn w:val="665"/>
+    <w:basedOn w:val="897"/>
     <w:uiPriority w:val="99"/>
     <w:pPr>
       <w:pBdr/>
@@ -28509,9 +29046,9 @@
       </w:tcPr>
     </w:tblStylePr>
   </w:style>
-  <w:style w:type="table" w:styleId="129">
+  <w:style w:type="table" w:styleId="828">
     <w:name w:val="Bordered &amp; Lined - Accent 5"/>
-    <w:basedOn w:val="665"/>
+    <w:basedOn w:val="897"/>
     <w:uiPriority w:val="99"/>
     <w:pPr>
       <w:pBdr/>
@@ -28753,9 +29290,9 @@
       </w:tcPr>
     </w:tblStylePr>
   </w:style>
-  <w:style w:type="table" w:styleId="130">
+  <w:style w:type="table" w:styleId="829">
     <w:name w:val="Bordered &amp; Lined - Accent 6"/>
-    <w:basedOn w:val="665"/>
+    <w:basedOn w:val="897"/>
     <w:uiPriority w:val="99"/>
     <w:pPr>
       <w:pBdr/>
@@ -28997,9 +29534,9 @@
       </w:tcPr>
     </w:tblStylePr>
   </w:style>
-  <w:style w:type="table" w:styleId="131">
+  <w:style w:type="table" w:styleId="830">
     <w:name w:val="Bordered"/>
-    <w:basedOn w:val="665"/>
+    <w:basedOn w:val="897"/>
     <w:uiPriority w:val="99"/>
     <w:pPr>
       <w:pBdr/>
@@ -29228,9 +29765,9 @@
       </w:tcPr>
     </w:tblStylePr>
   </w:style>
-  <w:style w:type="table" w:styleId="132">
+  <w:style w:type="table" w:styleId="831">
     <w:name w:val="Bordered - Accent 1"/>
-    <w:basedOn w:val="665"/>
+    <w:basedOn w:val="897"/>
     <w:uiPriority w:val="99"/>
     <w:pPr>
       <w:pBdr/>
@@ -29459,9 +29996,9 @@
       </w:tcPr>
     </w:tblStylePr>
   </w:style>
-  <w:style w:type="table" w:styleId="133">
+  <w:style w:type="table" w:styleId="832">
     <w:name w:val="Bordered - Accent 2"/>
-    <w:basedOn w:val="665"/>
+    <w:basedOn w:val="897"/>
     <w:uiPriority w:val="99"/>
     <w:pPr>
       <w:pBdr/>
@@ -29690,9 +30227,9 @@
       </w:tcPr>
     </w:tblStylePr>
   </w:style>
-  <w:style w:type="table" w:styleId="134">
+  <w:style w:type="table" w:styleId="833">
     <w:name w:val="Bordered - Accent 3"/>
-    <w:basedOn w:val="665"/>
+    <w:basedOn w:val="897"/>
     <w:uiPriority w:val="99"/>
     <w:pPr>
       <w:pBdr/>
@@ -29921,9 +30458,9 @@
       </w:tcPr>
     </w:tblStylePr>
   </w:style>
-  <w:style w:type="table" w:styleId="135">
+  <w:style w:type="table" w:styleId="834">
     <w:name w:val="Bordered - Accent 4"/>
-    <w:basedOn w:val="665"/>
+    <w:basedOn w:val="897"/>
     <w:uiPriority w:val="99"/>
     <w:pPr>
       <w:pBdr/>
@@ -30152,9 +30689,9 @@
       </w:tcPr>
     </w:tblStylePr>
   </w:style>
-  <w:style w:type="table" w:styleId="136">
+  <w:style w:type="table" w:styleId="835">
     <w:name w:val="Bordered - Accent 5"/>
-    <w:basedOn w:val="665"/>
+    <w:basedOn w:val="897"/>
     <w:uiPriority w:val="99"/>
     <w:pPr>
       <w:pBdr/>
@@ -30383,9 +30920,9 @@
       </w:tcPr>
     </w:tblStylePr>
   </w:style>
-  <w:style w:type="table" w:styleId="137">
+  <w:style w:type="table" w:styleId="836">
     <w:name w:val="Bordered - Accent 6"/>
-    <w:basedOn w:val="665"/>
+    <w:basedOn w:val="897"/>
     <w:uiPriority w:val="99"/>
     <w:pPr>
       <w:pBdr/>
@@ -30614,11 +31151,11 @@
       </w:tcPr>
     </w:tblStylePr>
   </w:style>
-  <w:style w:type="paragraph" w:styleId="139">
+  <w:style w:type="paragraph" w:styleId="837">
     <w:name w:val="Heading 1"/>
-    <w:basedOn w:val="664"/>
-    <w:next w:val="664"/>
-    <w:link w:val="150"/>
+    <w:basedOn w:val="896"/>
+    <w:next w:val="896"/>
+    <w:link w:val="847"/>
     <w:uiPriority w:val="9"/>
     <w:qFormat/>
     <w:pPr>
@@ -30640,11 +31177,11 @@
       <w:szCs w:val="40"/>
     </w:rPr>
   </w:style>
-  <w:style w:type="paragraph" w:styleId="140">
+  <w:style w:type="paragraph" w:styleId="838">
     <w:name w:val="Heading 2"/>
-    <w:basedOn w:val="664"/>
-    <w:next w:val="664"/>
-    <w:link w:val="151"/>
+    <w:basedOn w:val="896"/>
+    <w:next w:val="896"/>
+    <w:link w:val="848"/>
     <w:uiPriority w:val="9"/>
     <w:unhideWhenUsed/>
     <w:qFormat/>
@@ -30667,11 +31204,11 @@
       <w:szCs w:val="32"/>
     </w:rPr>
   </w:style>
-  <w:style w:type="paragraph" w:styleId="141">
+  <w:style w:type="paragraph" w:styleId="839">
     <w:name w:val="Heading 3"/>
-    <w:basedOn w:val="664"/>
-    <w:next w:val="664"/>
-    <w:link w:val="152"/>
+    <w:basedOn w:val="896"/>
+    <w:next w:val="896"/>
+    <w:link w:val="849"/>
     <w:uiPriority w:val="9"/>
     <w:unhideWhenUsed/>
     <w:qFormat/>
@@ -30694,11 +31231,11 @@
       <w:szCs w:val="28"/>
     </w:rPr>
   </w:style>
-  <w:style w:type="paragraph" w:styleId="142">
+  <w:style w:type="paragraph" w:styleId="840">
     <w:name w:val="Heading 4"/>
-    <w:basedOn w:val="664"/>
-    <w:next w:val="664"/>
-    <w:link w:val="153"/>
+    <w:basedOn w:val="896"/>
+    <w:next w:val="896"/>
+    <w:link w:val="850"/>
     <w:uiPriority w:val="9"/>
     <w:unhideWhenUsed/>
     <w:qFormat/>
@@ -30721,11 +31258,11 @@
       <w:color w:val="0f4761" w:themeColor="accent1" w:themeShade="BF"/>
     </w:rPr>
   </w:style>
-  <w:style w:type="paragraph" w:styleId="143">
+  <w:style w:type="paragraph" w:styleId="841">
     <w:name w:val="Heading 5"/>
-    <w:basedOn w:val="664"/>
-    <w:next w:val="664"/>
-    <w:link w:val="154"/>
+    <w:basedOn w:val="896"/>
+    <w:next w:val="896"/>
+    <w:link w:val="851"/>
     <w:uiPriority w:val="9"/>
     <w:unhideWhenUsed/>
     <w:qFormat/>
@@ -30746,11 +31283,11 @@
       <w:color w:val="0f4761" w:themeColor="accent1" w:themeShade="BF"/>
     </w:rPr>
   </w:style>
-  <w:style w:type="paragraph" w:styleId="144">
+  <w:style w:type="paragraph" w:styleId="842">
     <w:name w:val="Heading 6"/>
-    <w:basedOn w:val="664"/>
-    <w:next w:val="664"/>
-    <w:link w:val="155"/>
+    <w:basedOn w:val="896"/>
+    <w:next w:val="896"/>
+    <w:link w:val="852"/>
     <w:uiPriority w:val="9"/>
     <w:unhideWhenUsed/>
     <w:qFormat/>
@@ -30773,11 +31310,11 @@
       <w:color w:val="595959" w:themeColor="text1" w:themeTint="A6"/>
     </w:rPr>
   </w:style>
-  <w:style w:type="paragraph" w:styleId="145">
+  <w:style w:type="paragraph" w:styleId="843">
     <w:name w:val="Heading 7"/>
-    <w:basedOn w:val="664"/>
-    <w:next w:val="664"/>
-    <w:link w:val="156"/>
+    <w:basedOn w:val="896"/>
+    <w:next w:val="896"/>
+    <w:link w:val="853"/>
     <w:uiPriority w:val="9"/>
     <w:unhideWhenUsed/>
     <w:qFormat/>
@@ -30798,11 +31335,11 @@
       <w:color w:val="595959" w:themeColor="text1" w:themeTint="A6"/>
     </w:rPr>
   </w:style>
-  <w:style w:type="paragraph" w:styleId="146">
+  <w:style w:type="paragraph" w:styleId="844">
     <w:name w:val="Heading 8"/>
-    <w:basedOn w:val="664"/>
-    <w:next w:val="664"/>
-    <w:link w:val="157"/>
+    <w:basedOn w:val="896"/>
+    <w:next w:val="896"/>
+    <w:link w:val="854"/>
     <w:uiPriority w:val="9"/>
     <w:unhideWhenUsed/>
     <w:qFormat/>
@@ -30825,11 +31362,11 @@
       <w:color w:val="272727" w:themeColor="text1" w:themeTint="D8"/>
     </w:rPr>
   </w:style>
-  <w:style w:type="paragraph" w:styleId="147">
+  <w:style w:type="paragraph" w:styleId="845">
     <w:name w:val="Heading 9"/>
-    <w:basedOn w:val="664"/>
-    <w:next w:val="664"/>
-    <w:link w:val="158"/>
+    <w:basedOn w:val="896"/>
+    <w:next w:val="896"/>
+    <w:link w:val="855"/>
     <w:uiPriority w:val="9"/>
     <w:unhideWhenUsed/>
     <w:qFormat/>
@@ -30852,7 +31389,7 @@
       <w:color w:val="272727" w:themeColor="text1" w:themeTint="D8"/>
     </w:rPr>
   </w:style>
-  <w:style w:type="character" w:styleId="148" w:default="1">
+  <w:style w:type="character" w:styleId="846" w:default="1">
     <w:name w:val="Default Paragraph Font"/>
     <w:uiPriority w:val="1"/>
     <w:semiHidden/>
@@ -30863,10 +31400,10 @@
       <w:ind/>
     </w:pPr>
   </w:style>
-  <w:style w:type="character" w:styleId="150">
+  <w:style w:type="character" w:styleId="847">
     <w:name w:val="Heading 1 Char"/>
-    <w:basedOn w:val="148"/>
-    <w:link w:val="139"/>
+    <w:basedOn w:val="846"/>
+    <w:link w:val="837"/>
     <w:uiPriority w:val="9"/>
     <w:pPr>
       <w:pBdr/>
@@ -30880,10 +31417,10 @@
       <w:szCs w:val="40"/>
     </w:rPr>
   </w:style>
-  <w:style w:type="character" w:styleId="151">
+  <w:style w:type="character" w:styleId="848">
     <w:name w:val="Heading 2 Char"/>
-    <w:basedOn w:val="148"/>
-    <w:link w:val="140"/>
+    <w:basedOn w:val="846"/>
+    <w:link w:val="838"/>
     <w:uiPriority w:val="9"/>
     <w:pPr>
       <w:pBdr/>
@@ -30897,10 +31434,10 @@
       <w:szCs w:val="32"/>
     </w:rPr>
   </w:style>
-  <w:style w:type="character" w:styleId="152">
+  <w:style w:type="character" w:styleId="849">
     <w:name w:val="Heading 3 Char"/>
-    <w:basedOn w:val="148"/>
-    <w:link w:val="141"/>
+    <w:basedOn w:val="846"/>
+    <w:link w:val="839"/>
     <w:uiPriority w:val="9"/>
     <w:pPr>
       <w:pBdr/>
@@ -30914,10 +31451,10 @@
       <w:szCs w:val="28"/>
     </w:rPr>
   </w:style>
-  <w:style w:type="character" w:styleId="153">
+  <w:style w:type="character" w:styleId="850">
     <w:name w:val="Heading 4 Char"/>
-    <w:basedOn w:val="148"/>
-    <w:link w:val="142"/>
+    <w:basedOn w:val="846"/>
+    <w:link w:val="840"/>
     <w:uiPriority w:val="9"/>
     <w:pPr>
       <w:pBdr/>
@@ -30931,10 +31468,10 @@
       <w:color w:val="0f4761" w:themeColor="accent1" w:themeShade="BF"/>
     </w:rPr>
   </w:style>
-  <w:style w:type="character" w:styleId="154">
+  <w:style w:type="character" w:styleId="851">
     <w:name w:val="Heading 5 Char"/>
-    <w:basedOn w:val="148"/>
-    <w:link w:val="143"/>
+    <w:basedOn w:val="846"/>
+    <w:link w:val="841"/>
     <w:uiPriority w:val="9"/>
     <w:pPr>
       <w:pBdr/>
@@ -30946,10 +31483,10 @@
       <w:color w:val="0f4761" w:themeColor="accent1" w:themeShade="BF"/>
     </w:rPr>
   </w:style>
-  <w:style w:type="character" w:styleId="155">
+  <w:style w:type="character" w:styleId="852">
     <w:name w:val="Heading 6 Char"/>
-    <w:basedOn w:val="148"/>
-    <w:link w:val="144"/>
+    <w:basedOn w:val="846"/>
+    <w:link w:val="842"/>
     <w:uiPriority w:val="9"/>
     <w:pPr>
       <w:pBdr/>
@@ -30963,10 +31500,10 @@
       <w:color w:val="595959" w:themeColor="text1" w:themeTint="A6"/>
     </w:rPr>
   </w:style>
-  <w:style w:type="character" w:styleId="156">
+  <w:style w:type="character" w:styleId="853">
     <w:name w:val="Heading 7 Char"/>
-    <w:basedOn w:val="148"/>
-    <w:link w:val="145"/>
+    <w:basedOn w:val="846"/>
+    <w:link w:val="843"/>
     <w:uiPriority w:val="9"/>
     <w:pPr>
       <w:pBdr/>
@@ -30978,10 +31515,10 @@
       <w:color w:val="595959" w:themeColor="text1" w:themeTint="A6"/>
     </w:rPr>
   </w:style>
-  <w:style w:type="character" w:styleId="157">
+  <w:style w:type="character" w:styleId="854">
     <w:name w:val="Heading 8 Char"/>
-    <w:basedOn w:val="148"/>
-    <w:link w:val="146"/>
+    <w:basedOn w:val="846"/>
+    <w:link w:val="844"/>
     <w:uiPriority w:val="9"/>
     <w:pPr>
       <w:pBdr/>
@@ -30995,10 +31532,10 @@
       <w:color w:val="272727" w:themeColor="text1" w:themeTint="D8"/>
     </w:rPr>
   </w:style>
-  <w:style w:type="character" w:styleId="158">
+  <w:style w:type="character" w:styleId="855">
     <w:name w:val="Heading 9 Char"/>
-    <w:basedOn w:val="148"/>
-    <w:link w:val="147"/>
+    <w:basedOn w:val="846"/>
+    <w:link w:val="845"/>
     <w:uiPriority w:val="9"/>
     <w:pPr>
       <w:pBdr/>
@@ -31012,11 +31549,11 @@
       <w:color w:val="272727" w:themeColor="text1" w:themeTint="D8"/>
     </w:rPr>
   </w:style>
-  <w:style w:type="paragraph" w:styleId="159">
+  <w:style w:type="paragraph" w:styleId="856">
     <w:name w:val="Title"/>
-    <w:basedOn w:val="664"/>
-    <w:next w:val="664"/>
-    <w:link w:val="160"/>
+    <w:basedOn w:val="896"/>
+    <w:next w:val="896"/>
+    <w:link w:val="857"/>
     <w:uiPriority w:val="10"/>
     <w:qFormat/>
     <w:pPr>
@@ -31032,10 +31569,10 @@
       <w:szCs w:val="56"/>
     </w:rPr>
   </w:style>
-  <w:style w:type="character" w:styleId="160">
+  <w:style w:type="character" w:styleId="857">
     <w:name w:val="Title Char"/>
-    <w:basedOn w:val="148"/>
-    <w:link w:val="159"/>
+    <w:basedOn w:val="846"/>
+    <w:link w:val="856"/>
     <w:uiPriority w:val="10"/>
     <w:pPr>
       <w:pBdr/>
@@ -31049,11 +31586,11 @@
       <w:szCs w:val="56"/>
     </w:rPr>
   </w:style>
-  <w:style w:type="paragraph" w:styleId="161">
+  <w:style w:type="paragraph" w:styleId="858">
     <w:name w:val="Subtitle"/>
-    <w:basedOn w:val="664"/>
-    <w:next w:val="664"/>
-    <w:link w:val="162"/>
+    <w:basedOn w:val="896"/>
+    <w:next w:val="896"/>
+    <w:link w:val="859"/>
     <w:uiPriority w:val="11"/>
     <w:qFormat/>
     <w:pPr>
@@ -31071,10 +31608,10 @@
       <w:szCs w:val="28"/>
     </w:rPr>
   </w:style>
-  <w:style w:type="character" w:styleId="162">
+  <w:style w:type="character" w:styleId="859">
     <w:name w:val="Subtitle Char"/>
-    <w:basedOn w:val="148"/>
-    <w:link w:val="161"/>
+    <w:basedOn w:val="846"/>
+    <w:link w:val="858"/>
     <w:uiPriority w:val="11"/>
     <w:pPr>
       <w:pBdr/>
@@ -31088,11 +31625,11 @@
       <w:szCs w:val="28"/>
     </w:rPr>
   </w:style>
-  <w:style w:type="paragraph" w:styleId="163">
+  <w:style w:type="paragraph" w:styleId="860">
     <w:name w:val="Quote"/>
-    <w:basedOn w:val="664"/>
-    <w:next w:val="664"/>
-    <w:link w:val="164"/>
+    <w:basedOn w:val="896"/>
+    <w:next w:val="896"/>
+    <w:link w:val="861"/>
     <w:uiPriority w:val="29"/>
     <w:qFormat/>
     <w:pPr>
@@ -31107,10 +31644,10 @@
       <w:color w:val="404040" w:themeColor="text1" w:themeTint="BF"/>
     </w:rPr>
   </w:style>
-  <w:style w:type="character" w:styleId="164">
+  <w:style w:type="character" w:styleId="861">
     <w:name w:val="Quote Char"/>
-    <w:basedOn w:val="148"/>
-    <w:link w:val="163"/>
+    <w:basedOn w:val="846"/>
+    <w:link w:val="860"/>
     <w:uiPriority w:val="29"/>
     <w:pPr>
       <w:pBdr/>
@@ -31123,9 +31660,9 @@
       <w:color w:val="404040" w:themeColor="text1" w:themeTint="BF"/>
     </w:rPr>
   </w:style>
-  <w:style w:type="character" w:styleId="166">
+  <w:style w:type="character" w:styleId="862">
     <w:name w:val="Intense Emphasis"/>
-    <w:basedOn w:val="148"/>
+    <w:basedOn w:val="846"/>
     <w:uiPriority w:val="21"/>
     <w:qFormat/>
     <w:pPr>
@@ -31139,11 +31676,11 @@
       <w:color w:val="0f4761" w:themeColor="accent1" w:themeShade="BF"/>
     </w:rPr>
   </w:style>
-  <w:style w:type="paragraph" w:styleId="167">
+  <w:style w:type="paragraph" w:styleId="863">
     <w:name w:val="Intense Quote"/>
-    <w:basedOn w:val="664"/>
-    <w:next w:val="664"/>
-    <w:link w:val="168"/>
+    <w:basedOn w:val="896"/>
+    <w:next w:val="896"/>
+    <w:link w:val="864"/>
     <w:uiPriority w:val="30"/>
     <w:qFormat/>
     <w:pPr>
@@ -31161,10 +31698,10 @@
       <w:color w:val="0f4761" w:themeColor="accent1" w:themeShade="BF"/>
     </w:rPr>
   </w:style>
-  <w:style w:type="character" w:styleId="168">
+  <w:style w:type="character" w:styleId="864">
     <w:name w:val="Intense Quote Char"/>
-    <w:basedOn w:val="148"/>
-    <w:link w:val="167"/>
+    <w:basedOn w:val="846"/>
+    <w:link w:val="863"/>
     <w:uiPriority w:val="30"/>
     <w:pPr>
       <w:pBdr/>
@@ -31177,9 +31714,9 @@
       <w:color w:val="0f4761" w:themeColor="accent1" w:themeShade="BF"/>
     </w:rPr>
   </w:style>
-  <w:style w:type="character" w:styleId="169">
+  <w:style w:type="character" w:styleId="865">
     <w:name w:val="Intense Reference"/>
-    <w:basedOn w:val="148"/>
+    <w:basedOn w:val="846"/>
     <w:uiPriority w:val="32"/>
     <w:qFormat/>
     <w:pPr>
@@ -31195,9 +31732,9 @@
       <w:spacing w:val="5"/>
     </w:rPr>
   </w:style>
-  <w:style w:type="character" w:styleId="171">
+  <w:style w:type="character" w:styleId="866">
     <w:name w:val="Subtle Emphasis"/>
-    <w:basedOn w:val="148"/>
+    <w:basedOn w:val="846"/>
     <w:uiPriority w:val="19"/>
     <w:qFormat/>
     <w:pPr>
@@ -31211,9 +31748,9 @@
       <w:color w:val="404040" w:themeColor="text1" w:themeTint="BF"/>
     </w:rPr>
   </w:style>
-  <w:style w:type="character" w:styleId="172">
+  <w:style w:type="character" w:styleId="867">
     <w:name w:val="Emphasis"/>
-    <w:basedOn w:val="148"/>
+    <w:basedOn w:val="846"/>
     <w:uiPriority w:val="20"/>
     <w:qFormat/>
     <w:pPr>
@@ -31226,9 +31763,9 @@
       <w:iCs/>
     </w:rPr>
   </w:style>
-  <w:style w:type="character" w:styleId="173">
+  <w:style w:type="character" w:styleId="868">
     <w:name w:val="Strong"/>
-    <w:basedOn w:val="148"/>
+    <w:basedOn w:val="846"/>
     <w:uiPriority w:val="22"/>
     <w:qFormat/>
     <w:pPr>
@@ -31241,9 +31778,9 @@
       <w:bCs/>
     </w:rPr>
   </w:style>
-  <w:style w:type="character" w:styleId="174">
+  <w:style w:type="character" w:styleId="869">
     <w:name w:val="Subtle Reference"/>
-    <w:basedOn w:val="148"/>
+    <w:basedOn w:val="846"/>
     <w:uiPriority w:val="31"/>
     <w:qFormat/>
     <w:pPr>
@@ -31256,9 +31793,9 @@
       <w:color w:val="5a5a5a" w:themeColor="text1" w:themeTint="A5"/>
     </w:rPr>
   </w:style>
-  <w:style w:type="character" w:styleId="175">
+  <w:style w:type="character" w:styleId="870">
     <w:name w:val="Book Title"/>
-    <w:basedOn w:val="148"/>
+    <w:basedOn w:val="846"/>
     <w:uiPriority w:val="33"/>
     <w:qFormat/>
     <w:pPr>
@@ -31274,10 +31811,10 @@
       <w:spacing w:val="5"/>
     </w:rPr>
   </w:style>
-  <w:style w:type="paragraph" w:styleId="176">
+  <w:style w:type="paragraph" w:styleId="871">
     <w:name w:val="Header"/>
-    <w:basedOn w:val="664"/>
-    <w:link w:val="177"/>
+    <w:basedOn w:val="896"/>
+    <w:link w:val="872"/>
     <w:uiPriority w:val="99"/>
     <w:unhideWhenUsed/>
     <w:pPr>
@@ -31290,10 +31827,10 @@
       <w:ind/>
     </w:pPr>
   </w:style>
-  <w:style w:type="character" w:styleId="177">
+  <w:style w:type="character" w:styleId="872">
     <w:name w:val="Header Char"/>
-    <w:basedOn w:val="148"/>
-    <w:link w:val="176"/>
+    <w:basedOn w:val="846"/>
+    <w:link w:val="871"/>
     <w:uiPriority w:val="99"/>
     <w:pPr>
       <w:pBdr/>
@@ -31301,10 +31838,10 @@
       <w:ind/>
     </w:pPr>
   </w:style>
-  <w:style w:type="paragraph" w:styleId="178">
+  <w:style w:type="paragraph" w:styleId="873">
     <w:name w:val="Footer"/>
-    <w:basedOn w:val="664"/>
-    <w:link w:val="179"/>
+    <w:basedOn w:val="896"/>
+    <w:link w:val="874"/>
     <w:uiPriority w:val="99"/>
     <w:unhideWhenUsed/>
     <w:pPr>
@@ -31317,10 +31854,10 @@
       <w:ind/>
     </w:pPr>
   </w:style>
-  <w:style w:type="character" w:styleId="179">
+  <w:style w:type="character" w:styleId="874">
     <w:name w:val="Footer Char"/>
-    <w:basedOn w:val="148"/>
-    <w:link w:val="178"/>
+    <w:basedOn w:val="846"/>
+    <w:link w:val="873"/>
     <w:uiPriority w:val="99"/>
     <w:pPr>
       <w:pBdr/>
@@ -31328,10 +31865,10 @@
       <w:ind/>
     </w:pPr>
   </w:style>
-  <w:style w:type="paragraph" w:styleId="180">
+  <w:style w:type="paragraph" w:styleId="875">
     <w:name w:val="Caption"/>
-    <w:basedOn w:val="664"/>
-    <w:next w:val="664"/>
+    <w:basedOn w:val="896"/>
+    <w:next w:val="896"/>
     <w:uiPriority w:val="35"/>
     <w:unhideWhenUsed/>
     <w:qFormat/>
@@ -31348,10 +31885,10 @@
       <w:szCs w:val="18"/>
     </w:rPr>
   </w:style>
-  <w:style w:type="paragraph" w:styleId="181">
+  <w:style w:type="paragraph" w:styleId="876">
     <w:name w:val="footnote text"/>
-    <w:basedOn w:val="664"/>
-    <w:link w:val="182"/>
+    <w:basedOn w:val="896"/>
+    <w:link w:val="877"/>
     <w:uiPriority w:val="99"/>
     <w:semiHidden/>
     <w:unhideWhenUsed/>
@@ -31365,10 +31902,10 @@
       <w:szCs w:val="20"/>
     </w:rPr>
   </w:style>
-  <w:style w:type="character" w:styleId="182">
+  <w:style w:type="character" w:styleId="877">
     <w:name w:val="Footnote Text Char"/>
-    <w:basedOn w:val="148"/>
-    <w:link w:val="181"/>
+    <w:basedOn w:val="846"/>
+    <w:link w:val="876"/>
     <w:uiPriority w:val="99"/>
     <w:semiHidden/>
     <w:pPr>
@@ -31381,9 +31918,9 @@
       <w:szCs w:val="20"/>
     </w:rPr>
   </w:style>
-  <w:style w:type="character" w:styleId="183">
+  <w:style w:type="character" w:styleId="878">
     <w:name w:val="footnote reference"/>
-    <w:basedOn w:val="148"/>
+    <w:basedOn w:val="846"/>
     <w:uiPriority w:val="99"/>
     <w:semiHidden/>
     <w:unhideWhenUsed/>
@@ -31396,10 +31933,10 @@
       <w:vertAlign w:val="superscript"/>
     </w:rPr>
   </w:style>
-  <w:style w:type="paragraph" w:styleId="184">
+  <w:style w:type="paragraph" w:styleId="879">
     <w:name w:val="endnote text"/>
-    <w:basedOn w:val="664"/>
-    <w:link w:val="185"/>
+    <w:basedOn w:val="896"/>
+    <w:link w:val="880"/>
     <w:uiPriority w:val="99"/>
     <w:semiHidden/>
     <w:unhideWhenUsed/>
@@ -31413,10 +31950,10 @@
       <w:szCs w:val="20"/>
     </w:rPr>
   </w:style>
-  <w:style w:type="character" w:styleId="185">
+  <w:style w:type="character" w:styleId="880">
     <w:name w:val="Endnote Text Char"/>
-    <w:basedOn w:val="148"/>
-    <w:link w:val="184"/>
+    <w:basedOn w:val="846"/>
+    <w:link w:val="879"/>
     <w:uiPriority w:val="99"/>
     <w:semiHidden/>
     <w:pPr>
@@ -31429,9 +31966,9 @@
       <w:szCs w:val="20"/>
     </w:rPr>
   </w:style>
-  <w:style w:type="character" w:styleId="186">
+  <w:style w:type="character" w:styleId="881">
     <w:name w:val="endnote reference"/>
-    <w:basedOn w:val="148"/>
+    <w:basedOn w:val="846"/>
     <w:uiPriority w:val="99"/>
     <w:semiHidden/>
     <w:unhideWhenUsed/>
@@ -31444,9 +31981,9 @@
       <w:vertAlign w:val="superscript"/>
     </w:rPr>
   </w:style>
-  <w:style w:type="character" w:styleId="187">
+  <w:style w:type="character" w:styleId="882">
     <w:name w:val="Hyperlink"/>
-    <w:basedOn w:val="148"/>
+    <w:basedOn w:val="846"/>
     <w:uiPriority w:val="99"/>
     <w:unhideWhenUsed/>
     <w:pPr>
@@ -31459,9 +31996,9 @@
       <w:u w:val="single"/>
     </w:rPr>
   </w:style>
-  <w:style w:type="character" w:styleId="188">
+  <w:style w:type="character" w:styleId="883">
     <w:name w:val="FollowedHyperlink"/>
-    <w:basedOn w:val="148"/>
+    <w:basedOn w:val="846"/>
     <w:uiPriority w:val="99"/>
     <w:semiHidden/>
     <w:unhideWhenUsed/>
@@ -31475,10 +32012,10 @@
       <w:u w:val="single"/>
     </w:rPr>
   </w:style>
-  <w:style w:type="paragraph" w:styleId="189">
+  <w:style w:type="paragraph" w:styleId="884">
     <w:name w:val="toc 1"/>
-    <w:basedOn w:val="664"/>
-    <w:next w:val="664"/>
+    <w:basedOn w:val="896"/>
+    <w:next w:val="896"/>
     <w:uiPriority w:val="39"/>
     <w:unhideWhenUsed/>
     <w:pPr>
@@ -31487,10 +32024,10 @@
       <w:ind/>
     </w:pPr>
   </w:style>
-  <w:style w:type="paragraph" w:styleId="190">
+  <w:style w:type="paragraph" w:styleId="885">
     <w:name w:val="toc 2"/>
-    <w:basedOn w:val="664"/>
-    <w:next w:val="664"/>
+    <w:basedOn w:val="896"/>
+    <w:next w:val="896"/>
     <w:uiPriority w:val="39"/>
     <w:unhideWhenUsed/>
     <w:pPr>
@@ -31499,10 +32036,10 @@
       <w:ind w:left="220"/>
     </w:pPr>
   </w:style>
-  <w:style w:type="paragraph" w:styleId="191">
+  <w:style w:type="paragraph" w:styleId="886">
     <w:name w:val="toc 3"/>
-    <w:basedOn w:val="664"/>
-    <w:next w:val="664"/>
+    <w:basedOn w:val="896"/>
+    <w:next w:val="896"/>
     <w:uiPriority w:val="39"/>
     <w:unhideWhenUsed/>
     <w:pPr>
@@ -31511,10 +32048,10 @@
       <w:ind w:left="440"/>
     </w:pPr>
   </w:style>
-  <w:style w:type="paragraph" w:styleId="192">
+  <w:style w:type="paragraph" w:styleId="887">
     <w:name w:val="toc 4"/>
-    <w:basedOn w:val="664"/>
-    <w:next w:val="664"/>
+    <w:basedOn w:val="896"/>
+    <w:next w:val="896"/>
     <w:uiPriority w:val="39"/>
     <w:unhideWhenUsed/>
     <w:pPr>
@@ -31523,10 +32060,10 @@
       <w:ind w:left="660"/>
     </w:pPr>
   </w:style>
-  <w:style w:type="paragraph" w:styleId="193">
+  <w:style w:type="paragraph" w:styleId="888">
     <w:name w:val="toc 5"/>
-    <w:basedOn w:val="664"/>
-    <w:next w:val="664"/>
+    <w:basedOn w:val="896"/>
+    <w:next w:val="896"/>
     <w:uiPriority w:val="39"/>
     <w:unhideWhenUsed/>
     <w:pPr>
@@ -31535,10 +32072,10 @@
       <w:ind w:left="880"/>
     </w:pPr>
   </w:style>
-  <w:style w:type="paragraph" w:styleId="194">
+  <w:style w:type="paragraph" w:styleId="889">
     <w:name w:val="toc 6"/>
-    <w:basedOn w:val="664"/>
-    <w:next w:val="664"/>
+    <w:basedOn w:val="896"/>
+    <w:next w:val="896"/>
     <w:uiPriority w:val="39"/>
     <w:unhideWhenUsed/>
     <w:pPr>
@@ -31547,10 +32084,10 @@
       <w:ind w:left="1100"/>
     </w:pPr>
   </w:style>
-  <w:style w:type="paragraph" w:styleId="195">
+  <w:style w:type="paragraph" w:styleId="890">
     <w:name w:val="toc 7"/>
-    <w:basedOn w:val="664"/>
-    <w:next w:val="664"/>
+    <w:basedOn w:val="896"/>
+    <w:next w:val="896"/>
     <w:uiPriority w:val="39"/>
     <w:unhideWhenUsed/>
     <w:pPr>
@@ -31559,10 +32096,10 @@
       <w:ind w:left="1320"/>
     </w:pPr>
   </w:style>
-  <w:style w:type="paragraph" w:styleId="196">
+  <w:style w:type="paragraph" w:styleId="891">
     <w:name w:val="toc 8"/>
-    <w:basedOn w:val="664"/>
-    <w:next w:val="664"/>
+    <w:basedOn w:val="896"/>
+    <w:next w:val="896"/>
     <w:uiPriority w:val="39"/>
     <w:unhideWhenUsed/>
     <w:pPr>
@@ -31571,10 +32108,10 @@
       <w:ind w:left="1540"/>
     </w:pPr>
   </w:style>
-  <w:style w:type="paragraph" w:styleId="197">
+  <w:style w:type="paragraph" w:styleId="892">
     <w:name w:val="toc 9"/>
-    <w:basedOn w:val="664"/>
-    <w:next w:val="664"/>
+    <w:basedOn w:val="896"/>
+    <w:next w:val="896"/>
     <w:uiPriority w:val="39"/>
     <w:unhideWhenUsed/>
     <w:pPr>
@@ -31583,9 +32120,9 @@
       <w:ind w:left="1760"/>
     </w:pPr>
   </w:style>
-  <w:style w:type="character" w:styleId="198">
+  <w:style w:type="character" w:styleId="893">
     <w:name w:val="Placeholder Text"/>
-    <w:basedOn w:val="148"/>
+    <w:basedOn w:val="846"/>
     <w:uiPriority w:val="99"/>
     <w:semiHidden/>
     <w:pPr>
@@ -31597,7 +32134,7 @@
       <w:color w:val="666666"/>
     </w:rPr>
   </w:style>
-  <w:style w:type="paragraph" w:styleId="208">
+  <w:style w:type="paragraph" w:styleId="894">
     <w:name w:val="TOC Heading"/>
     <w:uiPriority w:val="39"/>
     <w:unhideWhenUsed/>
@@ -31607,10 +32144,10 @@
       <w:ind/>
     </w:pPr>
   </w:style>
-  <w:style w:type="paragraph" w:styleId="209">
+  <w:style w:type="paragraph" w:styleId="895">
     <w:name w:val="table of figures"/>
-    <w:basedOn w:val="664"/>
-    <w:next w:val="664"/>
+    <w:basedOn w:val="896"/>
+    <w:next w:val="896"/>
     <w:uiPriority w:val="99"/>
     <w:unhideWhenUsed/>
     <w:pPr>
@@ -31619,7 +32156,7 @@
       <w:ind/>
     </w:pPr>
   </w:style>
-  <w:style w:type="paragraph" w:styleId="664" w:default="1">
+  <w:style w:type="paragraph" w:styleId="896" w:default="1">
     <w:name w:val="Normal"/>
     <w:qFormat/>
     <w:pPr>
@@ -31628,7 +32165,7 @@
       <w:ind/>
     </w:pPr>
   </w:style>
-  <w:style w:type="table" w:styleId="665" w:default="1">
+  <w:style w:type="table" w:styleId="897" w:default="1">
     <w:name w:val="Normal Table"/>
     <w:uiPriority w:val="99"/>
     <w:semiHidden/>
@@ -31821,7 +32358,7 @@
       </w:tcPr>
     </w:tblStylePr>
   </w:style>
-  <w:style w:type="numbering" w:styleId="666" w:default="1">
+  <w:style w:type="numbering" w:styleId="898" w:default="1">
     <w:name w:val="No List"/>
     <w:uiPriority w:val="99"/>
     <w:semiHidden/>
@@ -31832,9 +32369,9 @@
       <w:ind/>
     </w:pPr>
   </w:style>
-  <w:style w:type="paragraph" w:styleId="667">
+  <w:style w:type="paragraph" w:styleId="899">
     <w:name w:val="No Spacing"/>
-    <w:basedOn w:val="664"/>
+    <w:basedOn w:val="896"/>
     <w:uiPriority w:val="1"/>
     <w:qFormat/>
     <w:pPr>
@@ -31843,9 +32380,9 @@
       <w:ind/>
     </w:pPr>
   </w:style>
-  <w:style w:type="paragraph" w:styleId="668">
+  <w:style w:type="paragraph" w:styleId="900">
     <w:name w:val="List Paragraph"/>
-    <w:basedOn w:val="664"/>
+    <w:basedOn w:val="896"/>
     <w:uiPriority w:val="34"/>
     <w:qFormat/>
     <w:pPr>
